--- a/INCREMENTO2/Documentos/Segundo incremento Scrum++.docx
+++ b/INCREMENTO2/Documentos/Segundo incremento Scrum++.docx
@@ -10814,35 +10814,7 @@
             <w:rStyle w:val="Hipervnculo"/>
             <w:noProof/>
           </w:rPr>
-          <w:t>Tabla 4.11 Caso de uso</w:t>
-        </w:r>
-        <w:r>
-          <w:rPr>
-            <w:rStyle w:val="Hipervnculo"/>
-            <w:noProof/>
-          </w:rPr>
-          <w:t xml:space="preserve"> </w:t>
-        </w:r>
-        <w:r>
-          <w:rPr>
-            <w:rStyle w:val="Hipervnculo"/>
-            <w:noProof/>
-          </w:rPr>
-          <w:t xml:space="preserve">N </w:t>
-        </w:r>
-        <w:r>
-          <w:rPr>
-            <w:rStyle w:val="Hipervnculo"/>
-            <w:noProof/>
-          </w:rPr>
-          <w:t>°</w:t>
-        </w:r>
-        <w:r>
-          <w:rPr>
-            <w:rStyle w:val="Hipervnculo"/>
-            <w:noProof/>
-          </w:rPr>
-          <w:t>2.5, Guardando datos de empleado</w:t>
+          <w:t>Tabla 4.11 Caso de uso N °2.5, Guardando datos de empleado</w:t>
         </w:r>
         <w:r>
           <w:rPr>
@@ -11532,21 +11504,7 @@
             <w:rStyle w:val="Hipervnculo"/>
             <w:noProof/>
           </w:rPr>
-          <w:t>Tabla 4.21 Cas</w:t>
-        </w:r>
-        <w:r>
-          <w:rPr>
-            <w:rStyle w:val="Hipervnculo"/>
-            <w:noProof/>
-          </w:rPr>
-          <w:t>o</w:t>
-        </w:r>
-        <w:r>
-          <w:rPr>
-            <w:rStyle w:val="Hipervnculo"/>
-            <w:noProof/>
-          </w:rPr>
-          <w:t xml:space="preserve"> de uso N°6.1, ingresando permisos de ausencia</w:t>
+          <w:t>Tabla 4.21 Caso de uso N°6.1, ingresando permisos de ausencia</w:t>
         </w:r>
         <w:r>
           <w:rPr>
@@ -11615,21 +11573,7 @@
             <w:rStyle w:val="Hipervnculo"/>
             <w:noProof/>
           </w:rPr>
-          <w:t>Tabl</w:t>
-        </w:r>
-        <w:r>
-          <w:rPr>
-            <w:rStyle w:val="Hipervnculo"/>
-            <w:noProof/>
-          </w:rPr>
-          <w:t>a</w:t>
-        </w:r>
-        <w:r>
-          <w:rPr>
-            <w:rStyle w:val="Hipervnculo"/>
-            <w:noProof/>
-          </w:rPr>
-          <w:t xml:space="preserve"> 4.22 Caso de uso N°1.6, cambiando el estado de un departamento</w:t>
+          <w:t>Tabla 4.22 Caso de uso N°1.6, cambiando el estado de un departamento</w:t>
         </w:r>
         <w:r>
           <w:rPr>
@@ -15009,11 +14953,12 @@
       <w:tblPr>
         <w:tblStyle w:val="Tablaconcuadrcula"/>
         <w:tblW w:w="0" w:type="auto"/>
+        <w:tblInd w:w="-5" w:type="dxa"/>
         <w:tblLayout w:type="fixed"/>
         <w:tblLook w:val="04A0" w:firstRow="1" w:lastRow="0" w:firstColumn="1" w:lastColumn="0" w:noHBand="0" w:noVBand="1"/>
       </w:tblPr>
       <w:tblGrid>
-        <w:gridCol w:w="636"/>
+        <w:gridCol w:w="641"/>
         <w:gridCol w:w="1344"/>
         <w:gridCol w:w="2126"/>
         <w:gridCol w:w="1701"/>
@@ -15027,7 +14972,7 @@
         </w:trPr>
         <w:tc>
           <w:tcPr>
-            <w:tcW w:w="636" w:type="dxa"/>
+            <w:tcW w:w="641" w:type="dxa"/>
           </w:tcPr>
           <w:p>
             <w:pPr>
@@ -15172,16 +15117,22 @@
         </w:trPr>
         <w:tc>
           <w:tcPr>
-            <w:tcW w:w="636" w:type="dxa"/>
-          </w:tcPr>
-          <w:p>
-            <w:pPr>
-              <w:ind w:firstLine="0"/>
-              <w:jc w:val="center"/>
-              <w:rPr>
-                <w:rFonts w:cs="Times New Roman"/>
-              </w:rPr>
-            </w:pPr>
+            <w:tcW w:w="641" w:type="dxa"/>
+          </w:tcPr>
+          <w:p>
+            <w:pPr>
+              <w:ind w:firstLine="0"/>
+              <w:jc w:val="center"/>
+              <w:rPr>
+                <w:rFonts w:cs="Times New Roman"/>
+              </w:rPr>
+            </w:pPr>
+            <w:r>
+              <w:rPr>
+                <w:rFonts w:cs="Times New Roman"/>
+              </w:rPr>
+              <w:t>1.1</w:t>
+            </w:r>
           </w:p>
         </w:tc>
         <w:tc>
@@ -15196,6 +15147,12 @@
                 <w:rFonts w:cs="Times New Roman"/>
               </w:rPr>
             </w:pPr>
+            <w:r>
+              <w:rPr>
+                <w:rFonts w:cs="Times New Roman"/>
+              </w:rPr>
+              <w:t>Visualizando los turnos de trabajo asignado por empleado</w:t>
+            </w:r>
           </w:p>
         </w:tc>
         <w:tc>
@@ -15210,6 +15167,12 @@
                 <w:rFonts w:cs="Times New Roman"/>
               </w:rPr>
             </w:pPr>
+            <w:r>
+              <w:rPr>
+                <w:rFonts w:cs="Times New Roman"/>
+              </w:rPr>
+              <w:t>Diseñar, Crear tabla de turno, dentro de ella asignación de turno, importar información y diseño de lista con empleado registrados</w:t>
+            </w:r>
           </w:p>
         </w:tc>
         <w:tc>
@@ -15224,6 +15187,12 @@
                 <w:rFonts w:cs="Times New Roman"/>
               </w:rPr>
             </w:pPr>
+            <w:r>
+              <w:rPr>
+                <w:rFonts w:cs="Times New Roman"/>
+              </w:rPr>
+              <w:t>Diseñar, crear tabla de turnos, dentro de ella asignación de turnos, importar información y diseño de lista con empleados registrados</w:t>
+            </w:r>
           </w:p>
         </w:tc>
         <w:tc>
@@ -15238,6 +15207,12 @@
                 <w:rFonts w:cs="Times New Roman"/>
               </w:rPr>
             </w:pPr>
+            <w:r>
+              <w:rPr>
+                <w:rFonts w:cs="Times New Roman"/>
+              </w:rPr>
+              <w:t>Media</w:t>
+            </w:r>
           </w:p>
         </w:tc>
         <w:tc>
@@ -15252,6 +15227,12 @@
                 <w:rFonts w:cs="Times New Roman"/>
               </w:rPr>
             </w:pPr>
+            <w:r>
+              <w:rPr>
+                <w:rFonts w:cs="Times New Roman"/>
+              </w:rPr>
+              <w:t>8</w:t>
+            </w:r>
           </w:p>
         </w:tc>
         <w:tc>
@@ -15266,6 +15247,12 @@
                 <w:rFonts w:cs="Times New Roman"/>
               </w:rPr>
             </w:pPr>
+            <w:r>
+              <w:rPr>
+                <w:rFonts w:cs="Times New Roman"/>
+              </w:rPr>
+              <w:t>Finalizado</w:t>
+            </w:r>
           </w:p>
         </w:tc>
       </w:tr>
@@ -15275,16 +15262,22 @@
         </w:trPr>
         <w:tc>
           <w:tcPr>
-            <w:tcW w:w="636" w:type="dxa"/>
-          </w:tcPr>
-          <w:p>
-            <w:pPr>
-              <w:ind w:firstLine="0"/>
-              <w:jc w:val="center"/>
-              <w:rPr>
-                <w:rFonts w:cs="Times New Roman"/>
-              </w:rPr>
-            </w:pPr>
+            <w:tcW w:w="641" w:type="dxa"/>
+          </w:tcPr>
+          <w:p>
+            <w:pPr>
+              <w:ind w:firstLine="0"/>
+              <w:jc w:val="center"/>
+              <w:rPr>
+                <w:rFonts w:cs="Times New Roman"/>
+              </w:rPr>
+            </w:pPr>
+            <w:r>
+              <w:rPr>
+                <w:rFonts w:cs="Times New Roman"/>
+              </w:rPr>
+              <w:t>1.4</w:t>
+            </w:r>
           </w:p>
         </w:tc>
         <w:tc>
@@ -15299,6 +15292,16 @@
                 <w:rFonts w:cs="Times New Roman"/>
               </w:rPr>
             </w:pPr>
+            <w:r>
+              <w:rPr>
+                <w:rFonts w:cs="Times New Roman"/>
+                <w:color w:val="000000"/>
+                <w:sz w:val="22"/>
+                <w:szCs w:val="22"/>
+                <w:shd w:val="clear" w:color="auto" w:fill="FFFFFF"/>
+              </w:rPr>
+              <w:t>Visualizando los departamentos de la empresa</w:t>
+            </w:r>
           </w:p>
         </w:tc>
         <w:tc>
@@ -15313,6 +15316,18 @@
                 <w:rFonts w:cs="Times New Roman"/>
               </w:rPr>
             </w:pPr>
+            <w:r>
+              <w:rPr>
+                <w:rFonts w:cs="Times New Roman"/>
+              </w:rPr>
+              <w:t xml:space="preserve">Como usuario necesito poder. </w:t>
+            </w:r>
+            <w:r>
+              <w:rPr>
+                <w:rFonts w:cs="Times New Roman"/>
+              </w:rPr>
+              <w:t>Visualizar los departamentos de la empresa</w:t>
+            </w:r>
           </w:p>
         </w:tc>
         <w:tc>
@@ -15327,6 +15342,12 @@
                 <w:rFonts w:cs="Times New Roman"/>
               </w:rPr>
             </w:pPr>
+            <w:r>
+              <w:rPr>
+                <w:rFonts w:cs="Times New Roman"/>
+              </w:rPr>
+              <w:t>Diseñar y crear departamentos, importar la información y diseño de lista con departamentos</w:t>
+            </w:r>
           </w:p>
         </w:tc>
         <w:tc>
@@ -15341,6 +15362,12 @@
                 <w:rFonts w:cs="Times New Roman"/>
               </w:rPr>
             </w:pPr>
+            <w:r>
+              <w:rPr>
+                <w:rFonts w:cs="Times New Roman"/>
+              </w:rPr>
+              <w:t>Media</w:t>
+            </w:r>
           </w:p>
         </w:tc>
         <w:tc>
@@ -15355,6 +15382,12 @@
                 <w:rFonts w:cs="Times New Roman"/>
               </w:rPr>
             </w:pPr>
+            <w:r>
+              <w:rPr>
+                <w:rFonts w:cs="Times New Roman"/>
+              </w:rPr>
+              <w:t>7</w:t>
+            </w:r>
           </w:p>
         </w:tc>
         <w:tc>
@@ -15369,6 +15402,12 @@
                 <w:rFonts w:cs="Times New Roman"/>
               </w:rPr>
             </w:pPr>
+            <w:r>
+              <w:rPr>
+                <w:rFonts w:cs="Times New Roman"/>
+              </w:rPr>
+              <w:t>Finalizado</w:t>
+            </w:r>
           </w:p>
         </w:tc>
       </w:tr>
@@ -15378,16 +15417,23 @@
         </w:trPr>
         <w:tc>
           <w:tcPr>
-            <w:tcW w:w="636" w:type="dxa"/>
-          </w:tcPr>
-          <w:p>
-            <w:pPr>
-              <w:ind w:firstLine="0"/>
-              <w:jc w:val="center"/>
-              <w:rPr>
-                <w:rFonts w:cs="Times New Roman"/>
-              </w:rPr>
-            </w:pPr>
+            <w:tcW w:w="641" w:type="dxa"/>
+          </w:tcPr>
+          <w:p>
+            <w:pPr>
+              <w:ind w:firstLine="0"/>
+              <w:jc w:val="center"/>
+              <w:rPr>
+                <w:rFonts w:cs="Times New Roman"/>
+              </w:rPr>
+            </w:pPr>
+            <w:r>
+              <w:rPr>
+                <w:rFonts w:cs="Times New Roman"/>
+              </w:rPr>
+              <w:lastRenderedPageBreak/>
+              <w:t>1.7</w:t>
+            </w:r>
           </w:p>
         </w:tc>
         <w:tc>
@@ -15402,6 +15448,16 @@
                 <w:rFonts w:cs="Times New Roman"/>
               </w:rPr>
             </w:pPr>
+            <w:r>
+              <w:rPr>
+                <w:rFonts w:cs="Times New Roman"/>
+                <w:color w:val="000000"/>
+                <w:sz w:val="22"/>
+                <w:szCs w:val="22"/>
+                <w:shd w:val="clear" w:color="auto" w:fill="FFFFFF"/>
+              </w:rPr>
+              <w:t>Visualizando motivos de permiso</w:t>
+            </w:r>
           </w:p>
         </w:tc>
         <w:tc>
@@ -15416,6 +15472,18 @@
                 <w:rFonts w:cs="Times New Roman"/>
               </w:rPr>
             </w:pPr>
+            <w:r>
+              <w:rPr>
+                <w:rFonts w:cs="Times New Roman"/>
+              </w:rPr>
+              <w:t xml:space="preserve">Como usuario necesito poder. </w:t>
+            </w:r>
+            <w:r>
+              <w:rPr>
+                <w:rFonts w:cs="Times New Roman"/>
+              </w:rPr>
+              <w:t>Visualizar motivos de permisos</w:t>
+            </w:r>
           </w:p>
         </w:tc>
         <w:tc>
@@ -15430,6 +15498,12 @@
                 <w:rFonts w:cs="Times New Roman"/>
               </w:rPr>
             </w:pPr>
+            <w:r>
+              <w:rPr>
+                <w:rFonts w:cs="Times New Roman"/>
+              </w:rPr>
+              <w:t>Diseñar y crear la vista de permisos, importar información y diseñar una lista con motivos de permisos.</w:t>
+            </w:r>
           </w:p>
         </w:tc>
         <w:tc>
@@ -15444,6 +15518,12 @@
                 <w:rFonts w:cs="Times New Roman"/>
               </w:rPr>
             </w:pPr>
+            <w:r>
+              <w:rPr>
+                <w:rFonts w:cs="Times New Roman"/>
+              </w:rPr>
+              <w:t>Media</w:t>
+            </w:r>
           </w:p>
         </w:tc>
         <w:tc>
@@ -15458,6 +15538,12 @@
                 <w:rFonts w:cs="Times New Roman"/>
               </w:rPr>
             </w:pPr>
+            <w:r>
+              <w:rPr>
+                <w:rFonts w:cs="Times New Roman"/>
+              </w:rPr>
+              <w:t>7</w:t>
+            </w:r>
           </w:p>
         </w:tc>
         <w:tc>
@@ -15472,6 +15558,12 @@
                 <w:rFonts w:cs="Times New Roman"/>
               </w:rPr>
             </w:pPr>
+            <w:r>
+              <w:rPr>
+                <w:rFonts w:cs="Times New Roman"/>
+              </w:rPr>
+              <w:t>Finalizado</w:t>
+            </w:r>
           </w:p>
         </w:tc>
       </w:tr>
@@ -15481,16 +15573,22 @@
         </w:trPr>
         <w:tc>
           <w:tcPr>
-            <w:tcW w:w="636" w:type="dxa"/>
-          </w:tcPr>
-          <w:p>
-            <w:pPr>
-              <w:ind w:firstLine="0"/>
-              <w:jc w:val="center"/>
-              <w:rPr>
-                <w:rFonts w:cs="Times New Roman"/>
-              </w:rPr>
-            </w:pPr>
+            <w:tcW w:w="641" w:type="dxa"/>
+          </w:tcPr>
+          <w:p>
+            <w:pPr>
+              <w:ind w:firstLine="0"/>
+              <w:jc w:val="center"/>
+              <w:rPr>
+                <w:rFonts w:cs="Times New Roman"/>
+              </w:rPr>
+            </w:pPr>
+            <w:r>
+              <w:rPr>
+                <w:rFonts w:cs="Times New Roman"/>
+              </w:rPr>
+              <w:t>1.10</w:t>
+            </w:r>
           </w:p>
         </w:tc>
         <w:tc>
@@ -15505,6 +15603,16 @@
                 <w:rFonts w:cs="Times New Roman"/>
               </w:rPr>
             </w:pPr>
+            <w:r>
+              <w:rPr>
+                <w:rFonts w:cs="Times New Roman"/>
+                <w:color w:val="000000"/>
+                <w:sz w:val="22"/>
+                <w:szCs w:val="22"/>
+                <w:shd w:val="clear" w:color="auto" w:fill="FFFFFF"/>
+              </w:rPr>
+              <w:t>Visualizando los tipos de contrato</w:t>
+            </w:r>
           </w:p>
         </w:tc>
         <w:tc>
@@ -15519,6 +15627,18 @@
                 <w:rFonts w:cs="Times New Roman"/>
               </w:rPr>
             </w:pPr>
+            <w:r>
+              <w:rPr>
+                <w:rFonts w:cs="Times New Roman"/>
+              </w:rPr>
+              <w:t xml:space="preserve">Como usuario necesito poder. </w:t>
+            </w:r>
+            <w:r>
+              <w:rPr>
+                <w:rFonts w:cs="Times New Roman"/>
+              </w:rPr>
+              <w:t>Visualizar tipo de contrato</w:t>
+            </w:r>
           </w:p>
         </w:tc>
         <w:tc>
@@ -15533,6 +15653,12 @@
                 <w:rFonts w:cs="Times New Roman"/>
               </w:rPr>
             </w:pPr>
+            <w:r>
+              <w:rPr>
+                <w:rFonts w:cs="Times New Roman"/>
+              </w:rPr>
+              <w:t>Diseñar y crear vista de sucursales, importar información y diseño de lista de tipo de contrato</w:t>
+            </w:r>
           </w:p>
         </w:tc>
         <w:tc>
@@ -15547,6 +15673,12 @@
                 <w:rFonts w:cs="Times New Roman"/>
               </w:rPr>
             </w:pPr>
+            <w:r>
+              <w:rPr>
+                <w:rFonts w:cs="Times New Roman"/>
+              </w:rPr>
+              <w:t>Media</w:t>
+            </w:r>
           </w:p>
         </w:tc>
         <w:tc>
@@ -15561,6 +15693,12 @@
                 <w:rFonts w:cs="Times New Roman"/>
               </w:rPr>
             </w:pPr>
+            <w:r>
+              <w:rPr>
+                <w:rFonts w:cs="Times New Roman"/>
+              </w:rPr>
+              <w:t>9</w:t>
+            </w:r>
           </w:p>
         </w:tc>
         <w:tc>
@@ -15575,6 +15713,12 @@
                 <w:rFonts w:cs="Times New Roman"/>
               </w:rPr>
             </w:pPr>
+            <w:r>
+              <w:rPr>
+                <w:rFonts w:cs="Times New Roman"/>
+              </w:rPr>
+              <w:t>Finalizado</w:t>
+            </w:r>
           </w:p>
         </w:tc>
       </w:tr>
@@ -15584,16 +15728,22 @@
         </w:trPr>
         <w:tc>
           <w:tcPr>
-            <w:tcW w:w="636" w:type="dxa"/>
-          </w:tcPr>
-          <w:p>
-            <w:pPr>
-              <w:ind w:firstLine="0"/>
-              <w:jc w:val="center"/>
-              <w:rPr>
-                <w:rFonts w:cs="Times New Roman"/>
-              </w:rPr>
-            </w:pPr>
+            <w:tcW w:w="641" w:type="dxa"/>
+          </w:tcPr>
+          <w:p>
+            <w:pPr>
+              <w:ind w:firstLine="0"/>
+              <w:jc w:val="center"/>
+              <w:rPr>
+                <w:rFonts w:cs="Times New Roman"/>
+              </w:rPr>
+            </w:pPr>
+            <w:r>
+              <w:rPr>
+                <w:rFonts w:cs="Times New Roman"/>
+              </w:rPr>
+              <w:t>1.13</w:t>
+            </w:r>
           </w:p>
         </w:tc>
         <w:tc>
@@ -15608,6 +15758,16 @@
                 <w:rFonts w:cs="Times New Roman"/>
               </w:rPr>
             </w:pPr>
+            <w:r>
+              <w:rPr>
+                <w:rFonts w:cs="Times New Roman"/>
+                <w:color w:val="000000"/>
+                <w:sz w:val="22"/>
+                <w:szCs w:val="22"/>
+                <w:shd w:val="clear" w:color="auto" w:fill="FFFFFF"/>
+              </w:rPr>
+              <w:t>Visualizando los tipos de vacaciones</w:t>
+            </w:r>
           </w:p>
         </w:tc>
         <w:tc>
@@ -15622,6 +15782,18 @@
                 <w:rFonts w:cs="Times New Roman"/>
               </w:rPr>
             </w:pPr>
+            <w:r>
+              <w:rPr>
+                <w:rFonts w:cs="Times New Roman"/>
+              </w:rPr>
+              <w:t xml:space="preserve">Como usuario necesito poder. </w:t>
+            </w:r>
+            <w:r>
+              <w:rPr>
+                <w:rFonts w:cs="Times New Roman"/>
+              </w:rPr>
+              <w:t>Visualizar tipo de vacaciones</w:t>
+            </w:r>
           </w:p>
         </w:tc>
         <w:tc>
@@ -15636,6 +15808,24 @@
                 <w:rFonts w:cs="Times New Roman"/>
               </w:rPr>
             </w:pPr>
+            <w:r>
+              <w:rPr>
+                <w:rFonts w:cs="Times New Roman"/>
+              </w:rPr>
+              <w:t>Diseñar y crear vista vacaciones, importar información y diseño de lista</w:t>
+            </w:r>
+            <w:r>
+              <w:rPr>
+                <w:rFonts w:cs="Times New Roman"/>
+              </w:rPr>
+              <w:t xml:space="preserve"> de</w:t>
+            </w:r>
+            <w:r>
+              <w:rPr>
+                <w:rFonts w:cs="Times New Roman"/>
+              </w:rPr>
+              <w:t xml:space="preserve"> vacaciones.</w:t>
+            </w:r>
           </w:p>
         </w:tc>
         <w:tc>
@@ -15650,6 +15840,12 @@
                 <w:rFonts w:cs="Times New Roman"/>
               </w:rPr>
             </w:pPr>
+            <w:r>
+              <w:rPr>
+                <w:rFonts w:cs="Times New Roman"/>
+              </w:rPr>
+              <w:t>Media</w:t>
+            </w:r>
           </w:p>
         </w:tc>
         <w:tc>
@@ -15664,6 +15860,12 @@
                 <w:rFonts w:cs="Times New Roman"/>
               </w:rPr>
             </w:pPr>
+            <w:r>
+              <w:rPr>
+                <w:rFonts w:cs="Times New Roman"/>
+              </w:rPr>
+              <w:t>7</w:t>
+            </w:r>
           </w:p>
         </w:tc>
         <w:tc>
@@ -15678,6 +15880,12 @@
                 <w:rFonts w:cs="Times New Roman"/>
               </w:rPr>
             </w:pPr>
+            <w:r>
+              <w:rPr>
+                <w:rFonts w:cs="Times New Roman"/>
+              </w:rPr>
+              <w:t>Finalizado</w:t>
+            </w:r>
           </w:p>
         </w:tc>
       </w:tr>
@@ -15687,16 +15895,22 @@
         </w:trPr>
         <w:tc>
           <w:tcPr>
-            <w:tcW w:w="636" w:type="dxa"/>
-          </w:tcPr>
-          <w:p>
-            <w:pPr>
-              <w:ind w:firstLine="0"/>
-              <w:jc w:val="center"/>
-              <w:rPr>
-                <w:rFonts w:cs="Times New Roman"/>
-              </w:rPr>
-            </w:pPr>
+            <w:tcW w:w="641" w:type="dxa"/>
+          </w:tcPr>
+          <w:p>
+            <w:pPr>
+              <w:ind w:firstLine="0"/>
+              <w:jc w:val="center"/>
+              <w:rPr>
+                <w:rFonts w:cs="Times New Roman"/>
+              </w:rPr>
+            </w:pPr>
+            <w:r>
+              <w:rPr>
+                <w:rFonts w:cs="Times New Roman"/>
+              </w:rPr>
+              <w:t>1.16</w:t>
+            </w:r>
           </w:p>
         </w:tc>
         <w:tc>
@@ -15711,6 +15925,16 @@
                 <w:rFonts w:cs="Times New Roman"/>
               </w:rPr>
             </w:pPr>
+            <w:r>
+              <w:rPr>
+                <w:rFonts w:cs="Times New Roman"/>
+                <w:color w:val="000000"/>
+                <w:sz w:val="22"/>
+                <w:szCs w:val="22"/>
+                <w:shd w:val="clear" w:color="auto" w:fill="FFFFFF"/>
+              </w:rPr>
+              <w:t>Visualizando sucursales</w:t>
+            </w:r>
           </w:p>
         </w:tc>
         <w:tc>
@@ -15725,6 +15949,30 @@
                 <w:rFonts w:cs="Times New Roman"/>
               </w:rPr>
             </w:pPr>
+            <w:r>
+              <w:rPr>
+                <w:rFonts w:cs="Times New Roman"/>
+              </w:rPr>
+              <w:t xml:space="preserve">Como usuario necesito poder. </w:t>
+            </w:r>
+            <w:r>
+              <w:rPr>
+                <w:rFonts w:cs="Times New Roman"/>
+              </w:rPr>
+              <w:t>Visualiza</w:t>
+            </w:r>
+            <w:r>
+              <w:rPr>
+                <w:rFonts w:cs="Times New Roman"/>
+              </w:rPr>
+              <w:t>r</w:t>
+            </w:r>
+            <w:r>
+              <w:rPr>
+                <w:rFonts w:cs="Times New Roman"/>
+              </w:rPr>
+              <w:t xml:space="preserve"> sucursales</w:t>
+            </w:r>
           </w:p>
         </w:tc>
         <w:tc>
@@ -15739,6 +15987,19 @@
                 <w:rFonts w:cs="Times New Roman"/>
               </w:rPr>
             </w:pPr>
+            <w:r>
+              <w:rPr>
+                <w:rFonts w:cs="Times New Roman"/>
+              </w:rPr>
+              <w:t xml:space="preserve">Diseñar y crear vistas sucursales, importar información y </w:t>
+            </w:r>
+            <w:r>
+              <w:rPr>
+                <w:rFonts w:cs="Times New Roman"/>
+              </w:rPr>
+              <w:lastRenderedPageBreak/>
+              <w:t>diseño de listas sucursal</w:t>
+            </w:r>
           </w:p>
         </w:tc>
         <w:tc>
@@ -15753,6 +16014,13 @@
                 <w:rFonts w:cs="Times New Roman"/>
               </w:rPr>
             </w:pPr>
+            <w:r>
+              <w:rPr>
+                <w:rFonts w:cs="Times New Roman"/>
+              </w:rPr>
+              <w:lastRenderedPageBreak/>
+              <w:t>Media</w:t>
+            </w:r>
           </w:p>
         </w:tc>
         <w:tc>
@@ -15767,6 +16035,12 @@
                 <w:rFonts w:cs="Times New Roman"/>
               </w:rPr>
             </w:pPr>
+            <w:r>
+              <w:rPr>
+                <w:rFonts w:cs="Times New Roman"/>
+              </w:rPr>
+              <w:t>10</w:t>
+            </w:r>
           </w:p>
         </w:tc>
         <w:tc>
@@ -15781,6 +16055,12 @@
                 <w:rFonts w:cs="Times New Roman"/>
               </w:rPr>
             </w:pPr>
+            <w:r>
+              <w:rPr>
+                <w:rFonts w:cs="Times New Roman"/>
+              </w:rPr>
+              <w:t>Finalizado</w:t>
+            </w:r>
           </w:p>
         </w:tc>
       </w:tr>
@@ -15790,25 +16070,22 @@
         </w:trPr>
         <w:tc>
           <w:tcPr>
-            <w:tcW w:w="636" w:type="dxa"/>
-          </w:tcPr>
-          <w:p>
-            <w:pPr>
-              <w:ind w:firstLine="0"/>
-              <w:jc w:val="center"/>
-              <w:rPr>
-                <w:rFonts w:cs="Times New Roman"/>
-              </w:rPr>
-            </w:pPr>
-          </w:p>
-          <w:p>
-            <w:pPr>
-              <w:ind w:firstLine="0"/>
-              <w:jc w:val="center"/>
-              <w:rPr>
-                <w:rFonts w:cs="Times New Roman"/>
-              </w:rPr>
-            </w:pPr>
+            <w:tcW w:w="641" w:type="dxa"/>
+          </w:tcPr>
+          <w:p>
+            <w:pPr>
+              <w:ind w:firstLine="0"/>
+              <w:jc w:val="center"/>
+              <w:rPr>
+                <w:rFonts w:cs="Times New Roman"/>
+              </w:rPr>
+            </w:pPr>
+            <w:r>
+              <w:rPr>
+                <w:rFonts w:cs="Times New Roman"/>
+              </w:rPr>
+              <w:t>1.19</w:t>
+            </w:r>
           </w:p>
         </w:tc>
         <w:tc>
@@ -15823,6 +16100,16 @@
                 <w:rFonts w:cs="Times New Roman"/>
               </w:rPr>
             </w:pPr>
+            <w:r>
+              <w:rPr>
+                <w:rFonts w:cs="Times New Roman"/>
+                <w:color w:val="000000"/>
+                <w:sz w:val="22"/>
+                <w:szCs w:val="22"/>
+                <w:shd w:val="clear" w:color="auto" w:fill="FFFFFF"/>
+              </w:rPr>
+              <w:t>Ingresando a la pestaña de centros de costos</w:t>
+            </w:r>
           </w:p>
         </w:tc>
         <w:tc>
@@ -15837,6 +16124,18 @@
                 <w:rFonts w:cs="Times New Roman"/>
               </w:rPr>
             </w:pPr>
+            <w:r>
+              <w:rPr>
+                <w:rFonts w:cs="Times New Roman"/>
+              </w:rPr>
+              <w:t xml:space="preserve">Como usuario necesito poder. </w:t>
+            </w:r>
+            <w:r>
+              <w:rPr>
+                <w:rFonts w:cs="Times New Roman"/>
+              </w:rPr>
+              <w:t>Visualizar centro de costos</w:t>
+            </w:r>
           </w:p>
         </w:tc>
         <w:tc>
@@ -15851,6 +16150,12 @@
                 <w:rFonts w:cs="Times New Roman"/>
               </w:rPr>
             </w:pPr>
+            <w:r>
+              <w:rPr>
+                <w:rFonts w:cs="Times New Roman"/>
+              </w:rPr>
+              <w:t>Diseñar y crear vista centro de costos, importar información y diseño de lista de centro de costos</w:t>
+            </w:r>
           </w:p>
         </w:tc>
         <w:tc>
@@ -15865,6 +16170,12 @@
                 <w:rFonts w:cs="Times New Roman"/>
               </w:rPr>
             </w:pPr>
+            <w:r>
+              <w:rPr>
+                <w:rFonts w:cs="Times New Roman"/>
+              </w:rPr>
+              <w:t>Media</w:t>
+            </w:r>
           </w:p>
         </w:tc>
         <w:tc>
@@ -15879,6 +16190,12 @@
                 <w:rFonts w:cs="Times New Roman"/>
               </w:rPr>
             </w:pPr>
+            <w:r>
+              <w:rPr>
+                <w:rFonts w:cs="Times New Roman"/>
+              </w:rPr>
+              <w:t>9</w:t>
+            </w:r>
           </w:p>
         </w:tc>
         <w:tc>
@@ -15893,6 +16210,12 @@
                 <w:rFonts w:cs="Times New Roman"/>
               </w:rPr>
             </w:pPr>
+            <w:r>
+              <w:rPr>
+                <w:rFonts w:cs="Times New Roman"/>
+              </w:rPr>
+              <w:t>Finalizado</w:t>
+            </w:r>
           </w:p>
         </w:tc>
       </w:tr>
@@ -15902,16 +16225,22 @@
         </w:trPr>
         <w:tc>
           <w:tcPr>
-            <w:tcW w:w="636" w:type="dxa"/>
-          </w:tcPr>
-          <w:p>
-            <w:pPr>
-              <w:ind w:firstLine="0"/>
-              <w:jc w:val="center"/>
-              <w:rPr>
-                <w:rFonts w:cs="Times New Roman"/>
-              </w:rPr>
-            </w:pPr>
+            <w:tcW w:w="641" w:type="dxa"/>
+          </w:tcPr>
+          <w:p>
+            <w:pPr>
+              <w:ind w:firstLine="0"/>
+              <w:jc w:val="center"/>
+              <w:rPr>
+                <w:rFonts w:cs="Times New Roman"/>
+              </w:rPr>
+            </w:pPr>
+            <w:r>
+              <w:rPr>
+                <w:rFonts w:cs="Times New Roman"/>
+              </w:rPr>
+              <w:t>2.1</w:t>
+            </w:r>
           </w:p>
         </w:tc>
         <w:tc>
@@ -15926,6 +16255,16 @@
                 <w:rFonts w:cs="Times New Roman"/>
               </w:rPr>
             </w:pPr>
+            <w:r>
+              <w:rPr>
+                <w:rFonts w:cs="Times New Roman"/>
+                <w:color w:val="000000"/>
+                <w:sz w:val="22"/>
+                <w:szCs w:val="22"/>
+                <w:shd w:val="clear" w:color="auto" w:fill="FFFFFF"/>
+              </w:rPr>
+              <w:t>Visualizando ficha de empleados</w:t>
+            </w:r>
           </w:p>
         </w:tc>
         <w:tc>
@@ -15940,6 +16279,18 @@
                 <w:rFonts w:cs="Times New Roman"/>
               </w:rPr>
             </w:pPr>
+            <w:r>
+              <w:rPr>
+                <w:rFonts w:cs="Times New Roman"/>
+              </w:rPr>
+              <w:t xml:space="preserve">Como usuario necesito poder. </w:t>
+            </w:r>
+            <w:r>
+              <w:rPr>
+                <w:rFonts w:cs="Times New Roman"/>
+              </w:rPr>
+              <w:t>Visualizar fichas de empleados</w:t>
+            </w:r>
           </w:p>
         </w:tc>
         <w:tc>
@@ -15954,6 +16305,12 @@
                 <w:rFonts w:cs="Times New Roman"/>
               </w:rPr>
             </w:pPr>
+            <w:r>
+              <w:rPr>
+                <w:rFonts w:cs="Times New Roman"/>
+              </w:rPr>
+              <w:t>Diseñar y crear vista ficha de empleado, importar información y diseñar lista de ficha de empleado</w:t>
+            </w:r>
           </w:p>
         </w:tc>
         <w:tc>
@@ -15968,6 +16325,12 @@
                 <w:rFonts w:cs="Times New Roman"/>
               </w:rPr>
             </w:pPr>
+            <w:r>
+              <w:rPr>
+                <w:rFonts w:cs="Times New Roman"/>
+              </w:rPr>
+              <w:t>Media</w:t>
+            </w:r>
           </w:p>
         </w:tc>
         <w:tc>
@@ -15982,6 +16345,12 @@
                 <w:rFonts w:cs="Times New Roman"/>
               </w:rPr>
             </w:pPr>
+            <w:r>
+              <w:rPr>
+                <w:rFonts w:cs="Times New Roman"/>
+              </w:rPr>
+              <w:t>7</w:t>
+            </w:r>
           </w:p>
         </w:tc>
         <w:tc>
@@ -15996,6 +16365,12 @@
                 <w:rFonts w:cs="Times New Roman"/>
               </w:rPr>
             </w:pPr>
+            <w:r>
+              <w:rPr>
+                <w:rFonts w:cs="Times New Roman"/>
+              </w:rPr>
+              <w:t>Finalizado</w:t>
+            </w:r>
           </w:p>
         </w:tc>
       </w:tr>
@@ -16005,16 +16380,22 @@
         </w:trPr>
         <w:tc>
           <w:tcPr>
-            <w:tcW w:w="636" w:type="dxa"/>
-          </w:tcPr>
-          <w:p>
-            <w:pPr>
-              <w:ind w:firstLine="0"/>
-              <w:jc w:val="center"/>
-              <w:rPr>
-                <w:rFonts w:cs="Times New Roman"/>
-              </w:rPr>
-            </w:pPr>
+            <w:tcW w:w="641" w:type="dxa"/>
+          </w:tcPr>
+          <w:p>
+            <w:pPr>
+              <w:ind w:firstLine="0"/>
+              <w:jc w:val="center"/>
+              <w:rPr>
+                <w:rFonts w:cs="Times New Roman"/>
+              </w:rPr>
+            </w:pPr>
+            <w:r>
+              <w:rPr>
+                <w:rFonts w:cs="Times New Roman"/>
+              </w:rPr>
+              <w:t>2.2</w:t>
+            </w:r>
           </w:p>
         </w:tc>
         <w:tc>
@@ -16029,6 +16410,16 @@
                 <w:rFonts w:cs="Times New Roman"/>
               </w:rPr>
             </w:pPr>
+            <w:r>
+              <w:rPr>
+                <w:rFonts w:cs="Times New Roman"/>
+                <w:color w:val="000000"/>
+                <w:sz w:val="22"/>
+                <w:szCs w:val="22"/>
+                <w:shd w:val="clear" w:color="auto" w:fill="FFFFFF"/>
+              </w:rPr>
+              <w:t>Creando nuevo empleado</w:t>
+            </w:r>
           </w:p>
         </w:tc>
         <w:tc>
@@ -16043,6 +16434,18 @@
                 <w:rFonts w:cs="Times New Roman"/>
               </w:rPr>
             </w:pPr>
+            <w:r>
+              <w:rPr>
+                <w:rFonts w:cs="Times New Roman"/>
+              </w:rPr>
+              <w:t xml:space="preserve">Como usuario necesito poder. </w:t>
+            </w:r>
+            <w:r>
+              <w:rPr>
+                <w:rFonts w:cs="Times New Roman"/>
+              </w:rPr>
+              <w:t>Crear nuevo empleado</w:t>
+            </w:r>
           </w:p>
         </w:tc>
         <w:tc>
@@ -16057,6 +16460,19 @@
                 <w:rFonts w:cs="Times New Roman"/>
               </w:rPr>
             </w:pPr>
+            <w:r>
+              <w:rPr>
+                <w:rFonts w:cs="Times New Roman"/>
+              </w:rPr>
+              <w:t xml:space="preserve">Diseñar y crear vistas de ingreso empleado, botón de creación de nuevo de empleado, conexión con base de datos y validación de </w:t>
+            </w:r>
+            <w:r>
+              <w:rPr>
+                <w:rFonts w:cs="Times New Roman"/>
+              </w:rPr>
+              <w:lastRenderedPageBreak/>
+              <w:t>campos obligatorios</w:t>
+            </w:r>
           </w:p>
         </w:tc>
         <w:tc>
@@ -16071,6 +16487,13 @@
                 <w:rFonts w:cs="Times New Roman"/>
               </w:rPr>
             </w:pPr>
+            <w:r>
+              <w:rPr>
+                <w:rFonts w:cs="Times New Roman"/>
+              </w:rPr>
+              <w:lastRenderedPageBreak/>
+              <w:t>Alta</w:t>
+            </w:r>
           </w:p>
         </w:tc>
         <w:tc>
@@ -16085,6 +16508,12 @@
                 <w:rFonts w:cs="Times New Roman"/>
               </w:rPr>
             </w:pPr>
+            <w:r>
+              <w:rPr>
+                <w:rFonts w:cs="Times New Roman"/>
+              </w:rPr>
+              <w:t>9</w:t>
+            </w:r>
           </w:p>
         </w:tc>
         <w:tc>
@@ -16099,6 +16528,12 @@
                 <w:rFonts w:cs="Times New Roman"/>
               </w:rPr>
             </w:pPr>
+            <w:r>
+              <w:rPr>
+                <w:rFonts w:cs="Times New Roman"/>
+              </w:rPr>
+              <w:t>Finalizado</w:t>
+            </w:r>
           </w:p>
         </w:tc>
       </w:tr>
@@ -16108,16 +16543,22 @@
         </w:trPr>
         <w:tc>
           <w:tcPr>
-            <w:tcW w:w="636" w:type="dxa"/>
-          </w:tcPr>
-          <w:p>
-            <w:pPr>
-              <w:ind w:firstLine="0"/>
-              <w:jc w:val="center"/>
-              <w:rPr>
-                <w:rFonts w:cs="Times New Roman"/>
-              </w:rPr>
-            </w:pPr>
+            <w:tcW w:w="641" w:type="dxa"/>
+          </w:tcPr>
+          <w:p>
+            <w:pPr>
+              <w:ind w:firstLine="0"/>
+              <w:jc w:val="center"/>
+              <w:rPr>
+                <w:rFonts w:cs="Times New Roman"/>
+              </w:rPr>
+            </w:pPr>
+            <w:r>
+              <w:rPr>
+                <w:rFonts w:cs="Times New Roman"/>
+              </w:rPr>
+              <w:t>2.4</w:t>
+            </w:r>
           </w:p>
         </w:tc>
         <w:tc>
@@ -16132,6 +16573,16 @@
                 <w:rFonts w:cs="Times New Roman"/>
               </w:rPr>
             </w:pPr>
+            <w:r>
+              <w:rPr>
+                <w:rFonts w:cs="Times New Roman"/>
+                <w:color w:val="000000"/>
+                <w:sz w:val="22"/>
+                <w:szCs w:val="22"/>
+                <w:shd w:val="clear" w:color="auto" w:fill="FFFFFF"/>
+              </w:rPr>
+              <w:t>Mostrando lista de empleados</w:t>
+            </w:r>
           </w:p>
         </w:tc>
         <w:tc>
@@ -16146,6 +16597,30 @@
                 <w:rFonts w:cs="Times New Roman"/>
               </w:rPr>
             </w:pPr>
+            <w:r>
+              <w:rPr>
+                <w:rFonts w:cs="Times New Roman"/>
+              </w:rPr>
+              <w:t xml:space="preserve">Como usuario necesito poder. </w:t>
+            </w:r>
+            <w:r>
+              <w:rPr>
+                <w:rFonts w:cs="Times New Roman"/>
+              </w:rPr>
+              <w:t>Most</w:t>
+            </w:r>
+            <w:r>
+              <w:rPr>
+                <w:rFonts w:cs="Times New Roman"/>
+              </w:rPr>
+              <w:t>r</w:t>
+            </w:r>
+            <w:r>
+              <w:rPr>
+                <w:rFonts w:cs="Times New Roman"/>
+              </w:rPr>
+              <w:t>ar lista de empleados</w:t>
+            </w:r>
           </w:p>
         </w:tc>
         <w:tc>
@@ -16160,6 +16635,12 @@
                 <w:rFonts w:cs="Times New Roman"/>
               </w:rPr>
             </w:pPr>
+            <w:r>
+              <w:rPr>
+                <w:rFonts w:cs="Times New Roman"/>
+              </w:rPr>
+              <w:t>Diseñar y crear vista lista de empleado, importar información y diseñar la lista que refleje la información de empleados</w:t>
+            </w:r>
           </w:p>
         </w:tc>
         <w:tc>
@@ -16174,6 +16655,12 @@
                 <w:rFonts w:cs="Times New Roman"/>
               </w:rPr>
             </w:pPr>
+            <w:r>
+              <w:rPr>
+                <w:rFonts w:cs="Times New Roman"/>
+              </w:rPr>
+              <w:t>Alta</w:t>
+            </w:r>
           </w:p>
         </w:tc>
         <w:tc>
@@ -16188,6 +16675,12 @@
                 <w:rFonts w:cs="Times New Roman"/>
               </w:rPr>
             </w:pPr>
+            <w:r>
+              <w:rPr>
+                <w:rFonts w:cs="Times New Roman"/>
+              </w:rPr>
+              <w:t>6</w:t>
+            </w:r>
           </w:p>
         </w:tc>
         <w:tc>
@@ -16202,6 +16695,12 @@
                 <w:rFonts w:cs="Times New Roman"/>
               </w:rPr>
             </w:pPr>
+            <w:r>
+              <w:rPr>
+                <w:rFonts w:cs="Times New Roman"/>
+              </w:rPr>
+              <w:t>Finalizado</w:t>
+            </w:r>
           </w:p>
         </w:tc>
       </w:tr>
@@ -16211,16 +16710,22 @@
         </w:trPr>
         <w:tc>
           <w:tcPr>
-            <w:tcW w:w="636" w:type="dxa"/>
-          </w:tcPr>
-          <w:p>
-            <w:pPr>
-              <w:ind w:firstLine="0"/>
-              <w:jc w:val="center"/>
-              <w:rPr>
-                <w:rFonts w:cs="Times New Roman"/>
-              </w:rPr>
-            </w:pPr>
+            <w:tcW w:w="641" w:type="dxa"/>
+          </w:tcPr>
+          <w:p>
+            <w:pPr>
+              <w:ind w:firstLine="0"/>
+              <w:jc w:val="center"/>
+              <w:rPr>
+                <w:rFonts w:cs="Times New Roman"/>
+              </w:rPr>
+            </w:pPr>
+            <w:r>
+              <w:rPr>
+                <w:rFonts w:cs="Times New Roman"/>
+              </w:rPr>
+              <w:t>4.5</w:t>
+            </w:r>
           </w:p>
         </w:tc>
         <w:tc>
@@ -16235,6 +16740,16 @@
                 <w:rFonts w:cs="Times New Roman"/>
               </w:rPr>
             </w:pPr>
+            <w:r>
+              <w:rPr>
+                <w:rFonts w:cs="Times New Roman"/>
+                <w:color w:val="000000"/>
+                <w:sz w:val="22"/>
+                <w:szCs w:val="22"/>
+                <w:shd w:val="clear" w:color="auto" w:fill="FFFFFF"/>
+              </w:rPr>
+              <w:t>Visualizando el listado de turnos creado</w:t>
+            </w:r>
           </w:p>
         </w:tc>
         <w:tc>
@@ -16249,6 +16764,18 @@
                 <w:rFonts w:cs="Times New Roman"/>
               </w:rPr>
             </w:pPr>
+            <w:r>
+              <w:rPr>
+                <w:rFonts w:cs="Times New Roman"/>
+              </w:rPr>
+              <w:t xml:space="preserve">Como usuario necesito poder. </w:t>
+            </w:r>
+            <w:r>
+              <w:rPr>
+                <w:rFonts w:cs="Times New Roman"/>
+              </w:rPr>
+              <w:t>Visualizar listado de turnos creado</w:t>
+            </w:r>
           </w:p>
         </w:tc>
         <w:tc>
@@ -16263,6 +16790,12 @@
                 <w:rFonts w:cs="Times New Roman"/>
               </w:rPr>
             </w:pPr>
+            <w:r>
+              <w:rPr>
+                <w:rFonts w:cs="Times New Roman"/>
+              </w:rPr>
+              <w:t>Diseñar y crear una vista de listado de turnos, importar información y diseñar lista que refleje los turnos creados</w:t>
+            </w:r>
           </w:p>
         </w:tc>
         <w:tc>
@@ -16277,6 +16810,12 @@
                 <w:rFonts w:cs="Times New Roman"/>
               </w:rPr>
             </w:pPr>
+            <w:r>
+              <w:rPr>
+                <w:rFonts w:cs="Times New Roman"/>
+              </w:rPr>
+              <w:t>Media</w:t>
+            </w:r>
           </w:p>
         </w:tc>
         <w:tc>
@@ -16291,6 +16830,12 @@
                 <w:rFonts w:cs="Times New Roman"/>
               </w:rPr>
             </w:pPr>
+            <w:r>
+              <w:rPr>
+                <w:rFonts w:cs="Times New Roman"/>
+              </w:rPr>
+              <w:t>7</w:t>
+            </w:r>
           </w:p>
         </w:tc>
         <w:tc>
@@ -16305,6 +16850,12 @@
                 <w:rFonts w:cs="Times New Roman"/>
               </w:rPr>
             </w:pPr>
+            <w:r>
+              <w:rPr>
+                <w:rFonts w:cs="Times New Roman"/>
+              </w:rPr>
+              <w:t>Finalizado</w:t>
+            </w:r>
           </w:p>
         </w:tc>
       </w:tr>
@@ -16314,16 +16865,22 @@
         </w:trPr>
         <w:tc>
           <w:tcPr>
-            <w:tcW w:w="636" w:type="dxa"/>
-          </w:tcPr>
-          <w:p>
-            <w:pPr>
-              <w:ind w:firstLine="0"/>
-              <w:jc w:val="center"/>
-              <w:rPr>
-                <w:rFonts w:cs="Times New Roman"/>
-              </w:rPr>
-            </w:pPr>
+            <w:tcW w:w="641" w:type="dxa"/>
+          </w:tcPr>
+          <w:p>
+            <w:pPr>
+              <w:ind w:firstLine="0"/>
+              <w:jc w:val="center"/>
+              <w:rPr>
+                <w:rFonts w:cs="Times New Roman"/>
+              </w:rPr>
+            </w:pPr>
+            <w:r>
+              <w:rPr>
+                <w:rFonts w:cs="Times New Roman"/>
+              </w:rPr>
+              <w:t>6.5</w:t>
+            </w:r>
           </w:p>
         </w:tc>
         <w:tc>
@@ -16338,6 +16895,16 @@
                 <w:rFonts w:cs="Times New Roman"/>
               </w:rPr>
             </w:pPr>
+            <w:r>
+              <w:rPr>
+                <w:rFonts w:cs="Times New Roman"/>
+                <w:color w:val="000000"/>
+                <w:sz w:val="22"/>
+                <w:szCs w:val="22"/>
+                <w:shd w:val="clear" w:color="auto" w:fill="FFFFFF"/>
+              </w:rPr>
+              <w:t>Visualizando lista con permisos aprobados</w:t>
+            </w:r>
           </w:p>
         </w:tc>
         <w:tc>
@@ -16352,6 +16919,18 @@
                 <w:rFonts w:cs="Times New Roman"/>
               </w:rPr>
             </w:pPr>
+            <w:r>
+              <w:rPr>
+                <w:rFonts w:cs="Times New Roman"/>
+              </w:rPr>
+              <w:t xml:space="preserve">Como usuario necesito poder. </w:t>
+            </w:r>
+            <w:r>
+              <w:rPr>
+                <w:rFonts w:cs="Times New Roman"/>
+              </w:rPr>
+              <w:t>Visualizar lista con permisos aprobados</w:t>
+            </w:r>
           </w:p>
         </w:tc>
         <w:tc>
@@ -16366,6 +16945,19 @@
                 <w:rFonts w:cs="Times New Roman"/>
               </w:rPr>
             </w:pPr>
+            <w:r>
+              <w:rPr>
+                <w:rFonts w:cs="Times New Roman"/>
+              </w:rPr>
+              <w:t xml:space="preserve">Diseñar y crear vista permisos aprobados, importar información de base de datos y diseñar lista que refleje la información de </w:t>
+            </w:r>
+            <w:r>
+              <w:rPr>
+                <w:rFonts w:cs="Times New Roman"/>
+              </w:rPr>
+              <w:lastRenderedPageBreak/>
+              <w:t>permisos aprobados</w:t>
+            </w:r>
           </w:p>
         </w:tc>
         <w:tc>
@@ -16380,6 +16972,13 @@
                 <w:rFonts w:cs="Times New Roman"/>
               </w:rPr>
             </w:pPr>
+            <w:r>
+              <w:rPr>
+                <w:rFonts w:cs="Times New Roman"/>
+              </w:rPr>
+              <w:lastRenderedPageBreak/>
+              <w:t>Alta</w:t>
+            </w:r>
           </w:p>
         </w:tc>
         <w:tc>
@@ -16394,6 +16993,12 @@
                 <w:rFonts w:cs="Times New Roman"/>
               </w:rPr>
             </w:pPr>
+            <w:r>
+              <w:rPr>
+                <w:rFonts w:cs="Times New Roman"/>
+              </w:rPr>
+              <w:t>7</w:t>
+            </w:r>
           </w:p>
         </w:tc>
         <w:tc>
@@ -16408,6 +17013,12 @@
                 <w:rFonts w:cs="Times New Roman"/>
               </w:rPr>
             </w:pPr>
+            <w:r>
+              <w:rPr>
+                <w:rFonts w:cs="Times New Roman"/>
+              </w:rPr>
+              <w:t>Finalizado</w:t>
+            </w:r>
           </w:p>
         </w:tc>
       </w:tr>
@@ -16417,16 +17028,22 @@
         </w:trPr>
         <w:tc>
           <w:tcPr>
-            <w:tcW w:w="636" w:type="dxa"/>
-          </w:tcPr>
-          <w:p>
-            <w:pPr>
-              <w:ind w:firstLine="0"/>
-              <w:jc w:val="center"/>
-              <w:rPr>
-                <w:rFonts w:cs="Times New Roman"/>
-              </w:rPr>
-            </w:pPr>
+            <w:tcW w:w="641" w:type="dxa"/>
+          </w:tcPr>
+          <w:p>
+            <w:pPr>
+              <w:ind w:firstLine="0"/>
+              <w:jc w:val="center"/>
+              <w:rPr>
+                <w:rFonts w:cs="Times New Roman"/>
+              </w:rPr>
+            </w:pPr>
+            <w:r>
+              <w:rPr>
+                <w:rFonts w:cs="Times New Roman"/>
+              </w:rPr>
+              <w:t>7.2</w:t>
+            </w:r>
           </w:p>
         </w:tc>
         <w:tc>
@@ -16441,6 +17058,16 @@
                 <w:rFonts w:cs="Times New Roman"/>
               </w:rPr>
             </w:pPr>
+            <w:r>
+              <w:rPr>
+                <w:rFonts w:cs="Times New Roman"/>
+                <w:color w:val="000000"/>
+                <w:sz w:val="22"/>
+                <w:szCs w:val="22"/>
+                <w:shd w:val="clear" w:color="auto" w:fill="FFFFFF"/>
+              </w:rPr>
+              <w:t>Accediendo al menú</w:t>
+            </w:r>
           </w:p>
         </w:tc>
         <w:tc>
@@ -16455,6 +17082,18 @@
                 <w:rFonts w:cs="Times New Roman"/>
               </w:rPr>
             </w:pPr>
+            <w:r>
+              <w:rPr>
+                <w:rFonts w:cs="Times New Roman"/>
+              </w:rPr>
+              <w:t xml:space="preserve">Como usuario necesito poder. </w:t>
+            </w:r>
+            <w:r>
+              <w:rPr>
+                <w:rFonts w:cs="Times New Roman"/>
+              </w:rPr>
+              <w:t>Acceder al menú (Iniciar sesión)</w:t>
+            </w:r>
           </w:p>
         </w:tc>
         <w:tc>
@@ -16469,6 +17108,12 @@
                 <w:rFonts w:cs="Times New Roman"/>
               </w:rPr>
             </w:pPr>
+            <w:r>
+              <w:rPr>
+                <w:rFonts w:cs="Times New Roman"/>
+              </w:rPr>
+              <w:t>Diseñar inicio de sesión y menú principal que validen credenciales y direccione al menú principal</w:t>
+            </w:r>
           </w:p>
         </w:tc>
         <w:tc>
@@ -16483,6 +17128,12 @@
                 <w:rFonts w:cs="Times New Roman"/>
               </w:rPr>
             </w:pPr>
+            <w:r>
+              <w:rPr>
+                <w:rFonts w:cs="Times New Roman"/>
+              </w:rPr>
+              <w:t>Alta</w:t>
+            </w:r>
           </w:p>
         </w:tc>
         <w:tc>
@@ -16497,6 +17148,12 @@
                 <w:rFonts w:cs="Times New Roman"/>
               </w:rPr>
             </w:pPr>
+            <w:r>
+              <w:rPr>
+                <w:rFonts w:cs="Times New Roman"/>
+              </w:rPr>
+              <w:t>7</w:t>
+            </w:r>
           </w:p>
         </w:tc>
         <w:tc>
@@ -16511,6 +17168,12 @@
                 <w:rFonts w:cs="Times New Roman"/>
               </w:rPr>
             </w:pPr>
+            <w:r>
+              <w:rPr>
+                <w:rFonts w:cs="Times New Roman"/>
+              </w:rPr>
+              <w:t>Finalizado</w:t>
+            </w:r>
           </w:p>
         </w:tc>
       </w:tr>
@@ -16520,16 +17183,22 @@
         </w:trPr>
         <w:tc>
           <w:tcPr>
-            <w:tcW w:w="636" w:type="dxa"/>
-          </w:tcPr>
-          <w:p>
-            <w:pPr>
-              <w:ind w:firstLine="0"/>
-              <w:jc w:val="center"/>
-              <w:rPr>
-                <w:rFonts w:cs="Times New Roman"/>
-              </w:rPr>
-            </w:pPr>
+            <w:tcW w:w="641" w:type="dxa"/>
+          </w:tcPr>
+          <w:p>
+            <w:pPr>
+              <w:ind w:firstLine="0"/>
+              <w:jc w:val="center"/>
+              <w:rPr>
+                <w:rFonts w:cs="Times New Roman"/>
+              </w:rPr>
+            </w:pPr>
+            <w:r>
+              <w:rPr>
+                <w:rFonts w:cs="Times New Roman"/>
+              </w:rPr>
+              <w:t>7.4</w:t>
+            </w:r>
           </w:p>
         </w:tc>
         <w:tc>
@@ -16544,6 +17213,16 @@
                 <w:rFonts w:cs="Times New Roman"/>
               </w:rPr>
             </w:pPr>
+            <w:r>
+              <w:rPr>
+                <w:rFonts w:cs="Times New Roman"/>
+                <w:color w:val="000000"/>
+                <w:sz w:val="22"/>
+                <w:szCs w:val="22"/>
+                <w:shd w:val="clear" w:color="auto" w:fill="FFFFFF"/>
+              </w:rPr>
+              <w:t>Cerrando sesión</w:t>
+            </w:r>
           </w:p>
         </w:tc>
         <w:tc>
@@ -16558,6 +17237,18 @@
                 <w:rFonts w:cs="Times New Roman"/>
               </w:rPr>
             </w:pPr>
+            <w:r>
+              <w:rPr>
+                <w:rFonts w:cs="Times New Roman"/>
+              </w:rPr>
+              <w:t xml:space="preserve">Como usuario necesito poder. </w:t>
+            </w:r>
+            <w:r>
+              <w:rPr>
+                <w:rFonts w:cs="Times New Roman"/>
+              </w:rPr>
+              <w:t>Cerrar sesión</w:t>
+            </w:r>
           </w:p>
         </w:tc>
         <w:tc>
@@ -16572,6 +17263,12 @@
                 <w:rFonts w:cs="Times New Roman"/>
               </w:rPr>
             </w:pPr>
+            <w:r>
+              <w:rPr>
+                <w:rFonts w:cs="Times New Roman"/>
+              </w:rPr>
+              <w:t>Diseñar botón de cerrar sesión, ventana de confirmación y redireccionar al inicio de sesión</w:t>
+            </w:r>
           </w:p>
         </w:tc>
         <w:tc>
@@ -16586,6 +17283,12 @@
                 <w:rFonts w:cs="Times New Roman"/>
               </w:rPr>
             </w:pPr>
+            <w:r>
+              <w:rPr>
+                <w:rFonts w:cs="Times New Roman"/>
+              </w:rPr>
+              <w:t>Alta</w:t>
+            </w:r>
           </w:p>
         </w:tc>
         <w:tc>
@@ -16600,6 +17303,12 @@
                 <w:rFonts w:cs="Times New Roman"/>
               </w:rPr>
             </w:pPr>
+            <w:r>
+              <w:rPr>
+                <w:rFonts w:cs="Times New Roman"/>
+              </w:rPr>
+              <w:t>8</w:t>
+            </w:r>
           </w:p>
         </w:tc>
         <w:tc>
@@ -16614,6 +17323,12 @@
                 <w:rFonts w:cs="Times New Roman"/>
               </w:rPr>
             </w:pPr>
+            <w:r>
+              <w:rPr>
+                <w:rFonts w:cs="Times New Roman"/>
+              </w:rPr>
+              <w:t>Finalizado</w:t>
+            </w:r>
           </w:p>
         </w:tc>
       </w:tr>
@@ -16623,16 +17338,22 @@
         </w:trPr>
         <w:tc>
           <w:tcPr>
-            <w:tcW w:w="636" w:type="dxa"/>
-          </w:tcPr>
-          <w:p>
-            <w:pPr>
-              <w:ind w:firstLine="0"/>
-              <w:jc w:val="center"/>
-              <w:rPr>
-                <w:rFonts w:cs="Times New Roman"/>
-              </w:rPr>
-            </w:pPr>
+            <w:tcW w:w="641" w:type="dxa"/>
+          </w:tcPr>
+          <w:p>
+            <w:pPr>
+              <w:ind w:firstLine="0"/>
+              <w:jc w:val="center"/>
+              <w:rPr>
+                <w:rFonts w:cs="Times New Roman"/>
+              </w:rPr>
+            </w:pPr>
+            <w:r>
+              <w:rPr>
+                <w:rFonts w:cs="Times New Roman"/>
+              </w:rPr>
+              <w:t>7.5</w:t>
+            </w:r>
           </w:p>
         </w:tc>
         <w:tc>
@@ -16647,6 +17368,16 @@
                 <w:rFonts w:cs="Times New Roman"/>
               </w:rPr>
             </w:pPr>
+            <w:r>
+              <w:rPr>
+                <w:rFonts w:cs="Times New Roman"/>
+                <w:color w:val="000000"/>
+                <w:sz w:val="22"/>
+                <w:szCs w:val="22"/>
+                <w:shd w:val="clear" w:color="auto" w:fill="FFFFFF"/>
+              </w:rPr>
+              <w:t>Volviendo al menú principal</w:t>
+            </w:r>
           </w:p>
         </w:tc>
         <w:tc>
@@ -16661,6 +17392,18 @@
                 <w:rFonts w:cs="Times New Roman"/>
               </w:rPr>
             </w:pPr>
+            <w:r>
+              <w:rPr>
+                <w:rFonts w:cs="Times New Roman"/>
+              </w:rPr>
+              <w:t xml:space="preserve">Como usuario necesito poder. </w:t>
+            </w:r>
+            <w:r>
+              <w:rPr>
+                <w:rFonts w:cs="Times New Roman"/>
+              </w:rPr>
+              <w:t>Volver al menú principal</w:t>
+            </w:r>
           </w:p>
         </w:tc>
         <w:tc>
@@ -16675,6 +17418,12 @@
                 <w:rFonts w:cs="Times New Roman"/>
               </w:rPr>
             </w:pPr>
+            <w:r>
+              <w:rPr>
+                <w:rFonts w:cs="Times New Roman"/>
+              </w:rPr>
+              <w:t>Diseñar una imagen que se vincule para redireccionar al menú principal</w:t>
+            </w:r>
           </w:p>
         </w:tc>
         <w:tc>
@@ -16689,6 +17438,12 @@
                 <w:rFonts w:cs="Times New Roman"/>
               </w:rPr>
             </w:pPr>
+            <w:r>
+              <w:rPr>
+                <w:rFonts w:cs="Times New Roman"/>
+              </w:rPr>
+              <w:t>Alta</w:t>
+            </w:r>
           </w:p>
         </w:tc>
         <w:tc>
@@ -16703,6 +17458,12 @@
                 <w:rFonts w:cs="Times New Roman"/>
               </w:rPr>
             </w:pPr>
+            <w:r>
+              <w:rPr>
+                <w:rFonts w:cs="Times New Roman"/>
+              </w:rPr>
+              <w:t>8</w:t>
+            </w:r>
           </w:p>
         </w:tc>
         <w:tc>
@@ -16717,6 +17478,12 @@
                 <w:rFonts w:cs="Times New Roman"/>
               </w:rPr>
             </w:pPr>
+            <w:r>
+              <w:rPr>
+                <w:rFonts w:cs="Times New Roman"/>
+              </w:rPr>
+              <w:t>Finalizado</w:t>
+            </w:r>
           </w:p>
         </w:tc>
       </w:tr>
@@ -16726,16 +17493,22 @@
         </w:trPr>
         <w:tc>
           <w:tcPr>
-            <w:tcW w:w="636" w:type="dxa"/>
-          </w:tcPr>
-          <w:p>
-            <w:pPr>
-              <w:ind w:firstLine="0"/>
-              <w:jc w:val="center"/>
-              <w:rPr>
-                <w:rFonts w:cs="Times New Roman"/>
-              </w:rPr>
-            </w:pPr>
+            <w:tcW w:w="641" w:type="dxa"/>
+          </w:tcPr>
+          <w:p>
+            <w:pPr>
+              <w:ind w:firstLine="0"/>
+              <w:jc w:val="center"/>
+              <w:rPr>
+                <w:rFonts w:cs="Times New Roman"/>
+              </w:rPr>
+            </w:pPr>
+            <w:r>
+              <w:rPr>
+                <w:rFonts w:cs="Times New Roman"/>
+              </w:rPr>
+              <w:t>1.2</w:t>
+            </w:r>
           </w:p>
         </w:tc>
         <w:tc>
@@ -16820,6 +17593,12 @@
                 <w:rFonts w:cs="Times New Roman"/>
               </w:rPr>
             </w:pPr>
+            <w:r>
+              <w:rPr>
+                <w:rFonts w:cs="Times New Roman"/>
+              </w:rPr>
+              <w:t>En proceso</w:t>
+            </w:r>
           </w:p>
         </w:tc>
       </w:tr>
@@ -16829,16 +17608,22 @@
         </w:trPr>
         <w:tc>
           <w:tcPr>
-            <w:tcW w:w="636" w:type="dxa"/>
-          </w:tcPr>
-          <w:p>
-            <w:pPr>
-              <w:ind w:firstLine="0"/>
-              <w:jc w:val="center"/>
-              <w:rPr>
-                <w:rFonts w:cs="Times New Roman"/>
-              </w:rPr>
-            </w:pPr>
+            <w:tcW w:w="641" w:type="dxa"/>
+          </w:tcPr>
+          <w:p>
+            <w:pPr>
+              <w:ind w:firstLine="0"/>
+              <w:jc w:val="center"/>
+              <w:rPr>
+                <w:rFonts w:cs="Times New Roman"/>
+              </w:rPr>
+            </w:pPr>
+            <w:r>
+              <w:rPr>
+                <w:rFonts w:cs="Times New Roman"/>
+              </w:rPr>
+              <w:t>1.3.1</w:t>
+            </w:r>
           </w:p>
         </w:tc>
         <w:tc>
@@ -16923,6 +17708,12 @@
                 <w:rFonts w:cs="Times New Roman"/>
               </w:rPr>
             </w:pPr>
+            <w:r>
+              <w:rPr>
+                <w:rFonts w:cs="Times New Roman"/>
+              </w:rPr>
+              <w:t>En proceso</w:t>
+            </w:r>
           </w:p>
         </w:tc>
       </w:tr>
@@ -16932,16 +17723,22 @@
         </w:trPr>
         <w:tc>
           <w:tcPr>
-            <w:tcW w:w="636" w:type="dxa"/>
-          </w:tcPr>
-          <w:p>
-            <w:pPr>
-              <w:ind w:firstLine="0"/>
-              <w:jc w:val="center"/>
-              <w:rPr>
-                <w:rFonts w:cs="Times New Roman"/>
-              </w:rPr>
-            </w:pPr>
+            <w:tcW w:w="641" w:type="dxa"/>
+          </w:tcPr>
+          <w:p>
+            <w:pPr>
+              <w:ind w:firstLine="0"/>
+              <w:jc w:val="center"/>
+              <w:rPr>
+                <w:rFonts w:cs="Times New Roman"/>
+              </w:rPr>
+            </w:pPr>
+            <w:r>
+              <w:rPr>
+                <w:rFonts w:cs="Times New Roman"/>
+              </w:rPr>
+              <w:t>1.3.2</w:t>
+            </w:r>
           </w:p>
         </w:tc>
         <w:tc>
@@ -17026,6 +17823,12 @@
                 <w:rFonts w:cs="Times New Roman"/>
               </w:rPr>
             </w:pPr>
+            <w:r>
+              <w:rPr>
+                <w:rFonts w:cs="Times New Roman"/>
+              </w:rPr>
+              <w:t>En proceso</w:t>
+            </w:r>
           </w:p>
         </w:tc>
       </w:tr>
@@ -17035,16 +17838,23 @@
         </w:trPr>
         <w:tc>
           <w:tcPr>
-            <w:tcW w:w="636" w:type="dxa"/>
-          </w:tcPr>
-          <w:p>
-            <w:pPr>
-              <w:ind w:firstLine="0"/>
-              <w:jc w:val="center"/>
-              <w:rPr>
-                <w:rFonts w:cs="Times New Roman"/>
-              </w:rPr>
-            </w:pPr>
+            <w:tcW w:w="641" w:type="dxa"/>
+          </w:tcPr>
+          <w:p>
+            <w:pPr>
+              <w:ind w:firstLine="0"/>
+              <w:jc w:val="center"/>
+              <w:rPr>
+                <w:rFonts w:cs="Times New Roman"/>
+              </w:rPr>
+            </w:pPr>
+            <w:r>
+              <w:rPr>
+                <w:rFonts w:cs="Times New Roman"/>
+              </w:rPr>
+              <w:lastRenderedPageBreak/>
+              <w:t>1.5</w:t>
+            </w:r>
           </w:p>
         </w:tc>
         <w:tc>
@@ -17129,6 +17939,12 @@
                 <w:rFonts w:cs="Times New Roman"/>
               </w:rPr>
             </w:pPr>
+            <w:r>
+              <w:rPr>
+                <w:rFonts w:cs="Times New Roman"/>
+              </w:rPr>
+              <w:t xml:space="preserve">En proceso </w:t>
+            </w:r>
           </w:p>
         </w:tc>
       </w:tr>
@@ -17138,16 +17954,22 @@
         </w:trPr>
         <w:tc>
           <w:tcPr>
-            <w:tcW w:w="636" w:type="dxa"/>
-          </w:tcPr>
-          <w:p>
-            <w:pPr>
-              <w:ind w:firstLine="0"/>
-              <w:jc w:val="center"/>
-              <w:rPr>
-                <w:rFonts w:cs="Times New Roman"/>
-              </w:rPr>
-            </w:pPr>
+            <w:tcW w:w="641" w:type="dxa"/>
+          </w:tcPr>
+          <w:p>
+            <w:pPr>
+              <w:ind w:firstLine="0"/>
+              <w:jc w:val="center"/>
+              <w:rPr>
+                <w:rFonts w:cs="Times New Roman"/>
+              </w:rPr>
+            </w:pPr>
+            <w:r>
+              <w:rPr>
+                <w:rFonts w:cs="Times New Roman"/>
+              </w:rPr>
+              <w:t>1.8</w:t>
+            </w:r>
           </w:p>
         </w:tc>
         <w:tc>
@@ -17232,6 +18054,12 @@
                 <w:rFonts w:cs="Times New Roman"/>
               </w:rPr>
             </w:pPr>
+            <w:r>
+              <w:rPr>
+                <w:rFonts w:cs="Times New Roman"/>
+              </w:rPr>
+              <w:t>En proceso</w:t>
+            </w:r>
           </w:p>
         </w:tc>
       </w:tr>
@@ -17241,16 +18069,22 @@
         </w:trPr>
         <w:tc>
           <w:tcPr>
-            <w:tcW w:w="636" w:type="dxa"/>
-          </w:tcPr>
-          <w:p>
-            <w:pPr>
-              <w:ind w:firstLine="0"/>
-              <w:jc w:val="center"/>
-              <w:rPr>
-                <w:rFonts w:cs="Times New Roman"/>
-              </w:rPr>
-            </w:pPr>
+            <w:tcW w:w="641" w:type="dxa"/>
+          </w:tcPr>
+          <w:p>
+            <w:pPr>
+              <w:ind w:firstLine="0"/>
+              <w:jc w:val="center"/>
+              <w:rPr>
+                <w:rFonts w:cs="Times New Roman"/>
+              </w:rPr>
+            </w:pPr>
+            <w:r>
+              <w:rPr>
+                <w:rFonts w:cs="Times New Roman"/>
+              </w:rPr>
+              <w:t>1.11</w:t>
+            </w:r>
           </w:p>
         </w:tc>
         <w:tc>
@@ -17335,6 +18169,12 @@
                 <w:rFonts w:cs="Times New Roman"/>
               </w:rPr>
             </w:pPr>
+            <w:r>
+              <w:rPr>
+                <w:rFonts w:cs="Times New Roman"/>
+              </w:rPr>
+              <w:t>En proceso</w:t>
+            </w:r>
           </w:p>
         </w:tc>
       </w:tr>
@@ -17344,16 +18184,22 @@
         </w:trPr>
         <w:tc>
           <w:tcPr>
-            <w:tcW w:w="636" w:type="dxa"/>
-          </w:tcPr>
-          <w:p>
-            <w:pPr>
-              <w:ind w:firstLine="0"/>
-              <w:jc w:val="center"/>
-              <w:rPr>
-                <w:rFonts w:cs="Times New Roman"/>
-              </w:rPr>
-            </w:pPr>
+            <w:tcW w:w="641" w:type="dxa"/>
+          </w:tcPr>
+          <w:p>
+            <w:pPr>
+              <w:ind w:firstLine="0"/>
+              <w:jc w:val="center"/>
+              <w:rPr>
+                <w:rFonts w:cs="Times New Roman"/>
+              </w:rPr>
+            </w:pPr>
+            <w:r>
+              <w:rPr>
+                <w:rFonts w:cs="Times New Roman"/>
+              </w:rPr>
+              <w:t>1.14</w:t>
+            </w:r>
           </w:p>
         </w:tc>
         <w:tc>
@@ -17438,6 +18284,12 @@
                 <w:rFonts w:cs="Times New Roman"/>
               </w:rPr>
             </w:pPr>
+            <w:r>
+              <w:rPr>
+                <w:rFonts w:cs="Times New Roman"/>
+              </w:rPr>
+              <w:t>En proceso</w:t>
+            </w:r>
           </w:p>
         </w:tc>
       </w:tr>
@@ -17447,16 +18299,22 @@
         </w:trPr>
         <w:tc>
           <w:tcPr>
-            <w:tcW w:w="636" w:type="dxa"/>
-          </w:tcPr>
-          <w:p>
-            <w:pPr>
-              <w:ind w:firstLine="0"/>
-              <w:jc w:val="center"/>
-              <w:rPr>
-                <w:rFonts w:cs="Times New Roman"/>
-              </w:rPr>
-            </w:pPr>
+            <w:tcW w:w="641" w:type="dxa"/>
+          </w:tcPr>
+          <w:p>
+            <w:pPr>
+              <w:ind w:firstLine="0"/>
+              <w:jc w:val="center"/>
+              <w:rPr>
+                <w:rFonts w:cs="Times New Roman"/>
+              </w:rPr>
+            </w:pPr>
+            <w:r>
+              <w:rPr>
+                <w:rFonts w:cs="Times New Roman"/>
+              </w:rPr>
+              <w:t>1.17</w:t>
+            </w:r>
           </w:p>
         </w:tc>
         <w:tc>
@@ -17541,6 +18399,12 @@
                 <w:rFonts w:cs="Times New Roman"/>
               </w:rPr>
             </w:pPr>
+            <w:r>
+              <w:rPr>
+                <w:rFonts w:cs="Times New Roman"/>
+              </w:rPr>
+              <w:t>En proceso</w:t>
+            </w:r>
           </w:p>
         </w:tc>
       </w:tr>
@@ -17550,16 +18414,22 @@
         </w:trPr>
         <w:tc>
           <w:tcPr>
-            <w:tcW w:w="636" w:type="dxa"/>
-          </w:tcPr>
-          <w:p>
-            <w:pPr>
-              <w:ind w:firstLine="0"/>
-              <w:jc w:val="center"/>
-              <w:rPr>
-                <w:rFonts w:cs="Times New Roman"/>
-              </w:rPr>
-            </w:pPr>
+            <w:tcW w:w="641" w:type="dxa"/>
+          </w:tcPr>
+          <w:p>
+            <w:pPr>
+              <w:ind w:firstLine="0"/>
+              <w:jc w:val="center"/>
+              <w:rPr>
+                <w:rFonts w:cs="Times New Roman"/>
+              </w:rPr>
+            </w:pPr>
+            <w:r>
+              <w:rPr>
+                <w:rFonts w:cs="Times New Roman"/>
+              </w:rPr>
+              <w:t>1.20</w:t>
+            </w:r>
           </w:p>
         </w:tc>
         <w:tc>
@@ -17644,6 +18514,12 @@
                 <w:rFonts w:cs="Times New Roman"/>
               </w:rPr>
             </w:pPr>
+            <w:r>
+              <w:rPr>
+                <w:rFonts w:cs="Times New Roman"/>
+              </w:rPr>
+              <w:t>En proceso</w:t>
+            </w:r>
           </w:p>
         </w:tc>
       </w:tr>
@@ -17653,16 +18529,22 @@
         </w:trPr>
         <w:tc>
           <w:tcPr>
-            <w:tcW w:w="636" w:type="dxa"/>
-          </w:tcPr>
-          <w:p>
-            <w:pPr>
-              <w:ind w:firstLine="0"/>
-              <w:jc w:val="center"/>
-              <w:rPr>
-                <w:rFonts w:cs="Times New Roman"/>
-              </w:rPr>
-            </w:pPr>
+            <w:tcW w:w="641" w:type="dxa"/>
+          </w:tcPr>
+          <w:p>
+            <w:pPr>
+              <w:ind w:firstLine="0"/>
+              <w:jc w:val="center"/>
+              <w:rPr>
+                <w:rFonts w:cs="Times New Roman"/>
+              </w:rPr>
+            </w:pPr>
+            <w:r>
+              <w:rPr>
+                <w:rFonts w:cs="Times New Roman"/>
+              </w:rPr>
+              <w:t>2.5</w:t>
+            </w:r>
           </w:p>
         </w:tc>
         <w:tc>
@@ -17747,6 +18629,12 @@
                 <w:rFonts w:cs="Times New Roman"/>
               </w:rPr>
             </w:pPr>
+            <w:r>
+              <w:rPr>
+                <w:rFonts w:cs="Times New Roman"/>
+              </w:rPr>
+              <w:t>En proceso</w:t>
+            </w:r>
           </w:p>
         </w:tc>
       </w:tr>
@@ -17756,16 +18644,22 @@
         </w:trPr>
         <w:tc>
           <w:tcPr>
-            <w:tcW w:w="636" w:type="dxa"/>
-          </w:tcPr>
-          <w:p>
-            <w:pPr>
-              <w:ind w:firstLine="0"/>
-              <w:jc w:val="center"/>
-              <w:rPr>
-                <w:rFonts w:cs="Times New Roman"/>
-              </w:rPr>
-            </w:pPr>
+            <w:tcW w:w="641" w:type="dxa"/>
+          </w:tcPr>
+          <w:p>
+            <w:pPr>
+              <w:ind w:firstLine="0"/>
+              <w:jc w:val="center"/>
+              <w:rPr>
+                <w:rFonts w:cs="Times New Roman"/>
+              </w:rPr>
+            </w:pPr>
+            <w:r>
+              <w:rPr>
+                <w:rFonts w:cs="Times New Roman"/>
+              </w:rPr>
+              <w:t>3.1.1</w:t>
+            </w:r>
           </w:p>
         </w:tc>
         <w:tc>
@@ -17850,6 +18744,12 @@
                 <w:rFonts w:cs="Times New Roman"/>
               </w:rPr>
             </w:pPr>
+            <w:r>
+              <w:rPr>
+                <w:rFonts w:cs="Times New Roman"/>
+              </w:rPr>
+              <w:t>En proceso</w:t>
+            </w:r>
           </w:p>
         </w:tc>
       </w:tr>
@@ -17859,16 +18759,22 @@
         </w:trPr>
         <w:tc>
           <w:tcPr>
-            <w:tcW w:w="636" w:type="dxa"/>
-          </w:tcPr>
-          <w:p>
-            <w:pPr>
-              <w:ind w:firstLine="0"/>
-              <w:jc w:val="center"/>
-              <w:rPr>
-                <w:rFonts w:cs="Times New Roman"/>
-              </w:rPr>
-            </w:pPr>
+            <w:tcW w:w="641" w:type="dxa"/>
+          </w:tcPr>
+          <w:p>
+            <w:pPr>
+              <w:ind w:firstLine="0"/>
+              <w:jc w:val="center"/>
+              <w:rPr>
+                <w:rFonts w:cs="Times New Roman"/>
+              </w:rPr>
+            </w:pPr>
+            <w:r>
+              <w:rPr>
+                <w:rFonts w:cs="Times New Roman"/>
+              </w:rPr>
+              <w:t>3.1.2</w:t>
+            </w:r>
           </w:p>
         </w:tc>
         <w:tc>
@@ -17953,6 +18859,12 @@
                 <w:rFonts w:cs="Times New Roman"/>
               </w:rPr>
             </w:pPr>
+            <w:r>
+              <w:rPr>
+                <w:rFonts w:cs="Times New Roman"/>
+              </w:rPr>
+              <w:t>En proceso</w:t>
+            </w:r>
           </w:p>
         </w:tc>
       </w:tr>
@@ -17962,16 +18874,22 @@
         </w:trPr>
         <w:tc>
           <w:tcPr>
-            <w:tcW w:w="636" w:type="dxa"/>
-          </w:tcPr>
-          <w:p>
-            <w:pPr>
-              <w:ind w:firstLine="0"/>
-              <w:jc w:val="center"/>
-              <w:rPr>
-                <w:rFonts w:cs="Times New Roman"/>
-              </w:rPr>
-            </w:pPr>
+            <w:tcW w:w="641" w:type="dxa"/>
+          </w:tcPr>
+          <w:p>
+            <w:pPr>
+              <w:ind w:firstLine="0"/>
+              <w:jc w:val="center"/>
+              <w:rPr>
+                <w:rFonts w:cs="Times New Roman"/>
+              </w:rPr>
+            </w:pPr>
+            <w:r>
+              <w:rPr>
+                <w:rFonts w:cs="Times New Roman"/>
+              </w:rPr>
+              <w:t>4.1.1</w:t>
+            </w:r>
           </w:p>
         </w:tc>
         <w:tc>
@@ -18056,6 +18974,12 @@
                 <w:rFonts w:cs="Times New Roman"/>
               </w:rPr>
             </w:pPr>
+            <w:r>
+              <w:rPr>
+                <w:rFonts w:cs="Times New Roman"/>
+              </w:rPr>
+              <w:t>En proceso</w:t>
+            </w:r>
           </w:p>
         </w:tc>
       </w:tr>
@@ -18065,16 +18989,22 @@
         </w:trPr>
         <w:tc>
           <w:tcPr>
-            <w:tcW w:w="636" w:type="dxa"/>
-          </w:tcPr>
-          <w:p>
-            <w:pPr>
-              <w:ind w:firstLine="0"/>
-              <w:jc w:val="center"/>
-              <w:rPr>
-                <w:rFonts w:cs="Times New Roman"/>
-              </w:rPr>
-            </w:pPr>
+            <w:tcW w:w="641" w:type="dxa"/>
+          </w:tcPr>
+          <w:p>
+            <w:pPr>
+              <w:ind w:firstLine="0"/>
+              <w:jc w:val="center"/>
+              <w:rPr>
+                <w:rFonts w:cs="Times New Roman"/>
+              </w:rPr>
+            </w:pPr>
+            <w:r>
+              <w:rPr>
+                <w:rFonts w:cs="Times New Roman"/>
+              </w:rPr>
+              <w:t>4.2</w:t>
+            </w:r>
           </w:p>
         </w:tc>
         <w:tc>
@@ -18159,6 +19089,12 @@
                 <w:rFonts w:cs="Times New Roman"/>
               </w:rPr>
             </w:pPr>
+            <w:r>
+              <w:rPr>
+                <w:rFonts w:cs="Times New Roman"/>
+              </w:rPr>
+              <w:t>En proceso</w:t>
+            </w:r>
           </w:p>
         </w:tc>
       </w:tr>
@@ -18168,16 +19104,22 @@
         </w:trPr>
         <w:tc>
           <w:tcPr>
-            <w:tcW w:w="636" w:type="dxa"/>
-          </w:tcPr>
-          <w:p>
-            <w:pPr>
-              <w:ind w:firstLine="0"/>
-              <w:jc w:val="center"/>
-              <w:rPr>
-                <w:rFonts w:cs="Times New Roman"/>
-              </w:rPr>
-            </w:pPr>
+            <w:tcW w:w="641" w:type="dxa"/>
+          </w:tcPr>
+          <w:p>
+            <w:pPr>
+              <w:ind w:firstLine="0"/>
+              <w:jc w:val="center"/>
+              <w:rPr>
+                <w:rFonts w:cs="Times New Roman"/>
+              </w:rPr>
+            </w:pPr>
+            <w:r>
+              <w:rPr>
+                <w:rFonts w:cs="Times New Roman"/>
+              </w:rPr>
+              <w:t>4.3</w:t>
+            </w:r>
           </w:p>
         </w:tc>
         <w:tc>
@@ -18262,6 +19204,12 @@
                 <w:rFonts w:cs="Times New Roman"/>
               </w:rPr>
             </w:pPr>
+            <w:r>
+              <w:rPr>
+                <w:rFonts w:cs="Times New Roman"/>
+              </w:rPr>
+              <w:t>En proceso</w:t>
+            </w:r>
           </w:p>
         </w:tc>
       </w:tr>
@@ -18271,16 +19219,22 @@
         </w:trPr>
         <w:tc>
           <w:tcPr>
-            <w:tcW w:w="636" w:type="dxa"/>
-          </w:tcPr>
-          <w:p>
-            <w:pPr>
-              <w:ind w:firstLine="0"/>
-              <w:jc w:val="center"/>
-              <w:rPr>
-                <w:rFonts w:cs="Times New Roman"/>
-              </w:rPr>
-            </w:pPr>
+            <w:tcW w:w="641" w:type="dxa"/>
+          </w:tcPr>
+          <w:p>
+            <w:pPr>
+              <w:ind w:firstLine="0"/>
+              <w:jc w:val="center"/>
+              <w:rPr>
+                <w:rFonts w:cs="Times New Roman"/>
+              </w:rPr>
+            </w:pPr>
+            <w:r>
+              <w:rPr>
+                <w:rFonts w:cs="Times New Roman"/>
+              </w:rPr>
+              <w:t>4.4</w:t>
+            </w:r>
           </w:p>
         </w:tc>
         <w:tc>
@@ -18365,6 +19319,12 @@
                 <w:rFonts w:cs="Times New Roman"/>
               </w:rPr>
             </w:pPr>
+            <w:r>
+              <w:rPr>
+                <w:rFonts w:cs="Times New Roman"/>
+              </w:rPr>
+              <w:t>En proceso</w:t>
+            </w:r>
           </w:p>
         </w:tc>
       </w:tr>
@@ -18374,16 +19334,23 @@
         </w:trPr>
         <w:tc>
           <w:tcPr>
-            <w:tcW w:w="636" w:type="dxa"/>
-          </w:tcPr>
-          <w:p>
-            <w:pPr>
-              <w:ind w:firstLine="0"/>
-              <w:jc w:val="center"/>
-              <w:rPr>
-                <w:rFonts w:cs="Times New Roman"/>
-              </w:rPr>
-            </w:pPr>
+            <w:tcW w:w="641" w:type="dxa"/>
+          </w:tcPr>
+          <w:p>
+            <w:pPr>
+              <w:ind w:firstLine="0"/>
+              <w:jc w:val="center"/>
+              <w:rPr>
+                <w:rFonts w:cs="Times New Roman"/>
+              </w:rPr>
+            </w:pPr>
+            <w:r>
+              <w:rPr>
+                <w:rFonts w:cs="Times New Roman"/>
+              </w:rPr>
+              <w:lastRenderedPageBreak/>
+              <w:t>4.6</w:t>
+            </w:r>
           </w:p>
         </w:tc>
         <w:tc>
@@ -18468,6 +19435,12 @@
                 <w:rFonts w:cs="Times New Roman"/>
               </w:rPr>
             </w:pPr>
+            <w:r>
+              <w:rPr>
+                <w:rFonts w:cs="Times New Roman"/>
+              </w:rPr>
+              <w:t>En proceso</w:t>
+            </w:r>
           </w:p>
         </w:tc>
       </w:tr>
@@ -18477,16 +19450,22 @@
         </w:trPr>
         <w:tc>
           <w:tcPr>
-            <w:tcW w:w="636" w:type="dxa"/>
-          </w:tcPr>
-          <w:p>
-            <w:pPr>
-              <w:ind w:firstLine="0"/>
-              <w:jc w:val="center"/>
-              <w:rPr>
-                <w:rFonts w:cs="Times New Roman"/>
-              </w:rPr>
-            </w:pPr>
+            <w:tcW w:w="641" w:type="dxa"/>
+          </w:tcPr>
+          <w:p>
+            <w:pPr>
+              <w:ind w:firstLine="0"/>
+              <w:jc w:val="center"/>
+              <w:rPr>
+                <w:rFonts w:cs="Times New Roman"/>
+              </w:rPr>
+            </w:pPr>
+            <w:r>
+              <w:rPr>
+                <w:rFonts w:cs="Times New Roman"/>
+              </w:rPr>
+              <w:t>4.7</w:t>
+            </w:r>
           </w:p>
         </w:tc>
         <w:tc>
@@ -18571,6 +19550,12 @@
                 <w:rFonts w:cs="Times New Roman"/>
               </w:rPr>
             </w:pPr>
+            <w:r>
+              <w:rPr>
+                <w:rFonts w:cs="Times New Roman"/>
+              </w:rPr>
+              <w:t>En proceso</w:t>
+            </w:r>
           </w:p>
         </w:tc>
       </w:tr>
@@ -18580,16 +19565,22 @@
         </w:trPr>
         <w:tc>
           <w:tcPr>
-            <w:tcW w:w="636" w:type="dxa"/>
-          </w:tcPr>
-          <w:p>
-            <w:pPr>
-              <w:ind w:firstLine="0"/>
-              <w:jc w:val="center"/>
-              <w:rPr>
-                <w:rFonts w:cs="Times New Roman"/>
-              </w:rPr>
-            </w:pPr>
+            <w:tcW w:w="641" w:type="dxa"/>
+          </w:tcPr>
+          <w:p>
+            <w:pPr>
+              <w:ind w:firstLine="0"/>
+              <w:jc w:val="center"/>
+              <w:rPr>
+                <w:rFonts w:cs="Times New Roman"/>
+              </w:rPr>
+            </w:pPr>
+            <w:r>
+              <w:rPr>
+                <w:rFonts w:cs="Times New Roman"/>
+              </w:rPr>
+              <w:t>5.1</w:t>
+            </w:r>
           </w:p>
         </w:tc>
         <w:tc>
@@ -18674,6 +19665,12 @@
                 <w:rFonts w:cs="Times New Roman"/>
               </w:rPr>
             </w:pPr>
+            <w:r>
+              <w:rPr>
+                <w:rFonts w:cs="Times New Roman"/>
+              </w:rPr>
+              <w:t>En proceso</w:t>
+            </w:r>
           </w:p>
         </w:tc>
       </w:tr>
@@ -18683,16 +19680,22 @@
         </w:trPr>
         <w:tc>
           <w:tcPr>
-            <w:tcW w:w="636" w:type="dxa"/>
-          </w:tcPr>
-          <w:p>
-            <w:pPr>
-              <w:ind w:firstLine="0"/>
-              <w:jc w:val="center"/>
-              <w:rPr>
-                <w:rFonts w:cs="Times New Roman"/>
-              </w:rPr>
-            </w:pPr>
+            <w:tcW w:w="641" w:type="dxa"/>
+          </w:tcPr>
+          <w:p>
+            <w:pPr>
+              <w:ind w:firstLine="0"/>
+              <w:jc w:val="center"/>
+              <w:rPr>
+                <w:rFonts w:cs="Times New Roman"/>
+              </w:rPr>
+            </w:pPr>
+            <w:r>
+              <w:rPr>
+                <w:rFonts w:cs="Times New Roman"/>
+              </w:rPr>
+              <w:t>6.1</w:t>
+            </w:r>
           </w:p>
         </w:tc>
         <w:tc>
@@ -18777,6 +19780,12 @@
                 <w:rFonts w:cs="Times New Roman"/>
               </w:rPr>
             </w:pPr>
+            <w:r>
+              <w:rPr>
+                <w:rFonts w:cs="Times New Roman"/>
+              </w:rPr>
+              <w:t>En proceso</w:t>
+            </w:r>
           </w:p>
         </w:tc>
       </w:tr>
@@ -18786,16 +19795,22 @@
         </w:trPr>
         <w:tc>
           <w:tcPr>
-            <w:tcW w:w="636" w:type="dxa"/>
-          </w:tcPr>
-          <w:p>
-            <w:pPr>
-              <w:ind w:firstLine="0"/>
-              <w:jc w:val="center"/>
-              <w:rPr>
-                <w:rFonts w:cs="Times New Roman"/>
-              </w:rPr>
-            </w:pPr>
+            <w:tcW w:w="641" w:type="dxa"/>
+          </w:tcPr>
+          <w:p>
+            <w:pPr>
+              <w:ind w:firstLine="0"/>
+              <w:jc w:val="center"/>
+              <w:rPr>
+                <w:rFonts w:cs="Times New Roman"/>
+              </w:rPr>
+            </w:pPr>
+            <w:r>
+              <w:rPr>
+                <w:rFonts w:cs="Times New Roman"/>
+              </w:rPr>
+              <w:t>1.6</w:t>
+            </w:r>
           </w:p>
         </w:tc>
         <w:tc>
@@ -18880,6 +19895,12 @@
                 <w:rFonts w:cs="Times New Roman"/>
               </w:rPr>
             </w:pPr>
+            <w:r>
+              <w:rPr>
+                <w:rFonts w:cs="Times New Roman"/>
+              </w:rPr>
+              <w:t>En proceso</w:t>
+            </w:r>
           </w:p>
         </w:tc>
       </w:tr>
@@ -18889,16 +19910,22 @@
         </w:trPr>
         <w:tc>
           <w:tcPr>
-            <w:tcW w:w="636" w:type="dxa"/>
-          </w:tcPr>
-          <w:p>
-            <w:pPr>
-              <w:ind w:firstLine="0"/>
-              <w:jc w:val="center"/>
-              <w:rPr>
-                <w:rFonts w:cs="Times New Roman"/>
-              </w:rPr>
-            </w:pPr>
+            <w:tcW w:w="641" w:type="dxa"/>
+          </w:tcPr>
+          <w:p>
+            <w:pPr>
+              <w:ind w:firstLine="0"/>
+              <w:jc w:val="center"/>
+              <w:rPr>
+                <w:rFonts w:cs="Times New Roman"/>
+              </w:rPr>
+            </w:pPr>
+            <w:r>
+              <w:rPr>
+                <w:rFonts w:cs="Times New Roman"/>
+              </w:rPr>
+              <w:t>2.3</w:t>
+            </w:r>
           </w:p>
         </w:tc>
         <w:tc>
@@ -18983,6 +20010,12 @@
                 <w:rFonts w:cs="Times New Roman"/>
               </w:rPr>
             </w:pPr>
+            <w:r>
+              <w:rPr>
+                <w:rFonts w:cs="Times New Roman"/>
+              </w:rPr>
+              <w:t>En proceso</w:t>
+            </w:r>
           </w:p>
         </w:tc>
       </w:tr>
@@ -18992,16 +20025,22 @@
         </w:trPr>
         <w:tc>
           <w:tcPr>
-            <w:tcW w:w="636" w:type="dxa"/>
-          </w:tcPr>
-          <w:p>
-            <w:pPr>
-              <w:ind w:firstLine="0"/>
-              <w:jc w:val="center"/>
-              <w:rPr>
-                <w:rFonts w:cs="Times New Roman"/>
-              </w:rPr>
-            </w:pPr>
+            <w:tcW w:w="641" w:type="dxa"/>
+          </w:tcPr>
+          <w:p>
+            <w:pPr>
+              <w:ind w:firstLine="0"/>
+              <w:jc w:val="center"/>
+              <w:rPr>
+                <w:rFonts w:cs="Times New Roman"/>
+              </w:rPr>
+            </w:pPr>
+            <w:r>
+              <w:rPr>
+                <w:rFonts w:cs="Times New Roman"/>
+              </w:rPr>
+              <w:t>2.6.1</w:t>
+            </w:r>
           </w:p>
         </w:tc>
         <w:tc>
@@ -19086,6 +20125,12 @@
                 <w:rFonts w:cs="Times New Roman"/>
               </w:rPr>
             </w:pPr>
+            <w:r>
+              <w:rPr>
+                <w:rFonts w:cs="Times New Roman"/>
+              </w:rPr>
+              <w:t>En proceso</w:t>
+            </w:r>
           </w:p>
         </w:tc>
       </w:tr>
@@ -19095,16 +20140,22 @@
         </w:trPr>
         <w:tc>
           <w:tcPr>
-            <w:tcW w:w="636" w:type="dxa"/>
-          </w:tcPr>
-          <w:p>
-            <w:pPr>
-              <w:ind w:firstLine="0"/>
-              <w:jc w:val="center"/>
-              <w:rPr>
-                <w:rFonts w:cs="Times New Roman"/>
-              </w:rPr>
-            </w:pPr>
+            <w:tcW w:w="641" w:type="dxa"/>
+          </w:tcPr>
+          <w:p>
+            <w:pPr>
+              <w:ind w:firstLine="0"/>
+              <w:jc w:val="center"/>
+              <w:rPr>
+                <w:rFonts w:cs="Times New Roman"/>
+              </w:rPr>
+            </w:pPr>
+            <w:r>
+              <w:rPr>
+                <w:rFonts w:cs="Times New Roman"/>
+              </w:rPr>
+              <w:t>2.6.2</w:t>
+            </w:r>
           </w:p>
         </w:tc>
         <w:tc>
@@ -19189,6 +20240,12 @@
                 <w:rFonts w:cs="Times New Roman"/>
               </w:rPr>
             </w:pPr>
+            <w:r>
+              <w:rPr>
+                <w:rFonts w:cs="Times New Roman"/>
+              </w:rPr>
+              <w:t>En proceso</w:t>
+            </w:r>
           </w:p>
         </w:tc>
       </w:tr>
@@ -19198,16 +20255,22 @@
         </w:trPr>
         <w:tc>
           <w:tcPr>
-            <w:tcW w:w="636" w:type="dxa"/>
-          </w:tcPr>
-          <w:p>
-            <w:pPr>
-              <w:ind w:firstLine="0"/>
-              <w:jc w:val="center"/>
-              <w:rPr>
-                <w:rFonts w:cs="Times New Roman"/>
-              </w:rPr>
-            </w:pPr>
+            <w:tcW w:w="641" w:type="dxa"/>
+          </w:tcPr>
+          <w:p>
+            <w:pPr>
+              <w:ind w:firstLine="0"/>
+              <w:jc w:val="center"/>
+              <w:rPr>
+                <w:rFonts w:cs="Times New Roman"/>
+              </w:rPr>
+            </w:pPr>
+            <w:r>
+              <w:rPr>
+                <w:rFonts w:cs="Times New Roman"/>
+              </w:rPr>
+              <w:t>3.2</w:t>
+            </w:r>
           </w:p>
         </w:tc>
         <w:tc>
@@ -19292,6 +20355,12 @@
                 <w:rFonts w:cs="Times New Roman"/>
               </w:rPr>
             </w:pPr>
+            <w:r>
+              <w:rPr>
+                <w:rFonts w:cs="Times New Roman"/>
+              </w:rPr>
+              <w:t>En proceso</w:t>
+            </w:r>
           </w:p>
         </w:tc>
       </w:tr>
@@ -19301,16 +20370,22 @@
         </w:trPr>
         <w:tc>
           <w:tcPr>
-            <w:tcW w:w="636" w:type="dxa"/>
-          </w:tcPr>
-          <w:p>
-            <w:pPr>
-              <w:ind w:firstLine="0"/>
-              <w:jc w:val="center"/>
-              <w:rPr>
-                <w:rFonts w:cs="Times New Roman"/>
-              </w:rPr>
-            </w:pPr>
+            <w:tcW w:w="641" w:type="dxa"/>
+          </w:tcPr>
+          <w:p>
+            <w:pPr>
+              <w:ind w:firstLine="0"/>
+              <w:jc w:val="center"/>
+              <w:rPr>
+                <w:rFonts w:cs="Times New Roman"/>
+              </w:rPr>
+            </w:pPr>
+            <w:r>
+              <w:rPr>
+                <w:rFonts w:cs="Times New Roman"/>
+              </w:rPr>
+              <w:t>3.3</w:t>
+            </w:r>
           </w:p>
         </w:tc>
         <w:tc>
@@ -19395,6 +20470,12 @@
                 <w:rFonts w:cs="Times New Roman"/>
               </w:rPr>
             </w:pPr>
+            <w:r>
+              <w:rPr>
+                <w:rFonts w:cs="Times New Roman"/>
+              </w:rPr>
+              <w:t>En proceso</w:t>
+            </w:r>
           </w:p>
         </w:tc>
       </w:tr>
@@ -19404,16 +20485,22 @@
         </w:trPr>
         <w:tc>
           <w:tcPr>
-            <w:tcW w:w="636" w:type="dxa"/>
-          </w:tcPr>
-          <w:p>
-            <w:pPr>
-              <w:ind w:firstLine="0"/>
-              <w:jc w:val="center"/>
-              <w:rPr>
-                <w:rFonts w:cs="Times New Roman"/>
-              </w:rPr>
-            </w:pPr>
+            <w:tcW w:w="641" w:type="dxa"/>
+          </w:tcPr>
+          <w:p>
+            <w:pPr>
+              <w:ind w:firstLine="0"/>
+              <w:jc w:val="center"/>
+              <w:rPr>
+                <w:rFonts w:cs="Times New Roman"/>
+              </w:rPr>
+            </w:pPr>
+            <w:r>
+              <w:rPr>
+                <w:rFonts w:cs="Times New Roman"/>
+              </w:rPr>
+              <w:t>3.4</w:t>
+            </w:r>
           </w:p>
         </w:tc>
         <w:tc>
@@ -19498,6 +20585,12 @@
                 <w:rFonts w:cs="Times New Roman"/>
               </w:rPr>
             </w:pPr>
+            <w:r>
+              <w:rPr>
+                <w:rFonts w:cs="Times New Roman"/>
+              </w:rPr>
+              <w:t>En proceso</w:t>
+            </w:r>
           </w:p>
         </w:tc>
       </w:tr>
@@ -19507,16 +20600,22 @@
         </w:trPr>
         <w:tc>
           <w:tcPr>
-            <w:tcW w:w="636" w:type="dxa"/>
-          </w:tcPr>
-          <w:p>
-            <w:pPr>
-              <w:ind w:firstLine="0"/>
-              <w:jc w:val="center"/>
-              <w:rPr>
-                <w:rFonts w:cs="Times New Roman"/>
-              </w:rPr>
-            </w:pPr>
+            <w:tcW w:w="641" w:type="dxa"/>
+          </w:tcPr>
+          <w:p>
+            <w:pPr>
+              <w:ind w:firstLine="0"/>
+              <w:jc w:val="center"/>
+              <w:rPr>
+                <w:rFonts w:cs="Times New Roman"/>
+              </w:rPr>
+            </w:pPr>
+            <w:r>
+              <w:rPr>
+                <w:rFonts w:cs="Times New Roman"/>
+              </w:rPr>
+              <w:t>3.5</w:t>
+            </w:r>
           </w:p>
         </w:tc>
         <w:tc>
@@ -19601,6 +20700,12 @@
                 <w:rFonts w:cs="Times New Roman"/>
               </w:rPr>
             </w:pPr>
+            <w:r>
+              <w:rPr>
+                <w:rFonts w:cs="Times New Roman"/>
+              </w:rPr>
+              <w:t>En proceso</w:t>
+            </w:r>
           </w:p>
         </w:tc>
       </w:tr>
@@ -19610,16 +20715,22 @@
         </w:trPr>
         <w:tc>
           <w:tcPr>
-            <w:tcW w:w="636" w:type="dxa"/>
-          </w:tcPr>
-          <w:p>
-            <w:pPr>
-              <w:ind w:firstLine="0"/>
-              <w:jc w:val="center"/>
-              <w:rPr>
-                <w:rFonts w:cs="Times New Roman"/>
-              </w:rPr>
-            </w:pPr>
+            <w:tcW w:w="641" w:type="dxa"/>
+          </w:tcPr>
+          <w:p>
+            <w:pPr>
+              <w:ind w:firstLine="0"/>
+              <w:jc w:val="center"/>
+              <w:rPr>
+                <w:rFonts w:cs="Times New Roman"/>
+              </w:rPr>
+            </w:pPr>
+            <w:r>
+              <w:rPr>
+                <w:rFonts w:cs="Times New Roman"/>
+              </w:rPr>
+              <w:t>3.6</w:t>
+            </w:r>
           </w:p>
         </w:tc>
         <w:tc>
@@ -19704,6 +20815,12 @@
                 <w:rFonts w:cs="Times New Roman"/>
               </w:rPr>
             </w:pPr>
+            <w:r>
+              <w:rPr>
+                <w:rFonts w:cs="Times New Roman"/>
+              </w:rPr>
+              <w:t>En proceso</w:t>
+            </w:r>
           </w:p>
         </w:tc>
       </w:tr>
@@ -19713,16 +20830,23 @@
         </w:trPr>
         <w:tc>
           <w:tcPr>
-            <w:tcW w:w="636" w:type="dxa"/>
-          </w:tcPr>
-          <w:p>
-            <w:pPr>
-              <w:ind w:firstLine="0"/>
-              <w:jc w:val="center"/>
-              <w:rPr>
-                <w:rFonts w:cs="Times New Roman"/>
-              </w:rPr>
-            </w:pPr>
+            <w:tcW w:w="641" w:type="dxa"/>
+          </w:tcPr>
+          <w:p>
+            <w:pPr>
+              <w:ind w:firstLine="0"/>
+              <w:jc w:val="center"/>
+              <w:rPr>
+                <w:rFonts w:cs="Times New Roman"/>
+              </w:rPr>
+            </w:pPr>
+            <w:r>
+              <w:rPr>
+                <w:rFonts w:cs="Times New Roman"/>
+              </w:rPr>
+              <w:lastRenderedPageBreak/>
+              <w:t>3.7</w:t>
+            </w:r>
           </w:p>
           <w:p>
             <w:pPr>
@@ -19816,6 +20940,1738 @@
                 <w:rFonts w:cs="Times New Roman"/>
               </w:rPr>
             </w:pPr>
+            <w:r>
+              <w:rPr>
+                <w:rFonts w:cs="Times New Roman"/>
+              </w:rPr>
+              <w:t>En proceso</w:t>
+            </w:r>
+          </w:p>
+        </w:tc>
+      </w:tr>
+      <w:tr>
+        <w:trPr>
+          <w:trHeight w:val="905"/>
+        </w:trPr>
+        <w:tc>
+          <w:tcPr>
+            <w:tcW w:w="641" w:type="dxa"/>
+          </w:tcPr>
+          <w:p>
+            <w:pPr>
+              <w:ind w:firstLine="0"/>
+              <w:jc w:val="center"/>
+              <w:rPr>
+                <w:rFonts w:cs="Times New Roman"/>
+              </w:rPr>
+            </w:pPr>
+            <w:r>
+              <w:rPr>
+                <w:rFonts w:cs="Times New Roman"/>
+              </w:rPr>
+              <w:t>4.1.2</w:t>
+            </w:r>
+          </w:p>
+        </w:tc>
+        <w:tc>
+          <w:tcPr>
+            <w:tcW w:w="1344" w:type="dxa"/>
+          </w:tcPr>
+          <w:p>
+            <w:pPr>
+              <w:ind w:firstLine="0"/>
+              <w:jc w:val="center"/>
+              <w:rPr>
+                <w:rFonts w:cs="Times New Roman"/>
+              </w:rPr>
+            </w:pPr>
+          </w:p>
+        </w:tc>
+        <w:tc>
+          <w:tcPr>
+            <w:tcW w:w="2126" w:type="dxa"/>
+          </w:tcPr>
+          <w:p>
+            <w:pPr>
+              <w:ind w:firstLine="0"/>
+              <w:jc w:val="center"/>
+              <w:rPr>
+                <w:rFonts w:cs="Times New Roman"/>
+              </w:rPr>
+            </w:pPr>
+          </w:p>
+        </w:tc>
+        <w:tc>
+          <w:tcPr>
+            <w:tcW w:w="1701" w:type="dxa"/>
+          </w:tcPr>
+          <w:p>
+            <w:pPr>
+              <w:ind w:firstLine="0"/>
+              <w:jc w:val="center"/>
+              <w:rPr>
+                <w:rFonts w:cs="Times New Roman"/>
+              </w:rPr>
+            </w:pPr>
+          </w:p>
+        </w:tc>
+        <w:tc>
+          <w:tcPr>
+            <w:tcW w:w="1134" w:type="dxa"/>
+          </w:tcPr>
+          <w:p>
+            <w:pPr>
+              <w:ind w:firstLine="0"/>
+              <w:jc w:val="center"/>
+              <w:rPr>
+                <w:rFonts w:cs="Times New Roman"/>
+              </w:rPr>
+            </w:pPr>
+          </w:p>
+        </w:tc>
+        <w:tc>
+          <w:tcPr>
+            <w:tcW w:w="1276" w:type="dxa"/>
+          </w:tcPr>
+          <w:p>
+            <w:pPr>
+              <w:ind w:firstLine="0"/>
+              <w:jc w:val="center"/>
+              <w:rPr>
+                <w:rFonts w:cs="Times New Roman"/>
+              </w:rPr>
+            </w:pPr>
+          </w:p>
+        </w:tc>
+        <w:tc>
+          <w:tcPr>
+            <w:tcW w:w="1177" w:type="dxa"/>
+          </w:tcPr>
+          <w:p>
+            <w:pPr>
+              <w:ind w:firstLine="0"/>
+              <w:jc w:val="center"/>
+              <w:rPr>
+                <w:rFonts w:cs="Times New Roman"/>
+              </w:rPr>
+            </w:pPr>
+            <w:r>
+              <w:rPr>
+                <w:rFonts w:cs="Times New Roman"/>
+              </w:rPr>
+              <w:t>En proceso</w:t>
+            </w:r>
+          </w:p>
+        </w:tc>
+      </w:tr>
+      <w:tr>
+        <w:trPr>
+          <w:trHeight w:val="905"/>
+        </w:trPr>
+        <w:tc>
+          <w:tcPr>
+            <w:tcW w:w="641" w:type="dxa"/>
+          </w:tcPr>
+          <w:p>
+            <w:pPr>
+              <w:ind w:firstLine="0"/>
+              <w:jc w:val="center"/>
+              <w:rPr>
+                <w:rFonts w:cs="Times New Roman"/>
+              </w:rPr>
+            </w:pPr>
+            <w:r>
+              <w:rPr>
+                <w:rFonts w:cs="Times New Roman"/>
+              </w:rPr>
+              <w:t>5.5</w:t>
+            </w:r>
+          </w:p>
+        </w:tc>
+        <w:tc>
+          <w:tcPr>
+            <w:tcW w:w="1344" w:type="dxa"/>
+          </w:tcPr>
+          <w:p>
+            <w:pPr>
+              <w:ind w:firstLine="0"/>
+              <w:jc w:val="center"/>
+              <w:rPr>
+                <w:rFonts w:cs="Times New Roman"/>
+              </w:rPr>
+            </w:pPr>
+          </w:p>
+        </w:tc>
+        <w:tc>
+          <w:tcPr>
+            <w:tcW w:w="2126" w:type="dxa"/>
+          </w:tcPr>
+          <w:p>
+            <w:pPr>
+              <w:ind w:firstLine="0"/>
+              <w:jc w:val="center"/>
+              <w:rPr>
+                <w:rFonts w:cs="Times New Roman"/>
+              </w:rPr>
+            </w:pPr>
+          </w:p>
+        </w:tc>
+        <w:tc>
+          <w:tcPr>
+            <w:tcW w:w="1701" w:type="dxa"/>
+          </w:tcPr>
+          <w:p>
+            <w:pPr>
+              <w:ind w:firstLine="0"/>
+              <w:jc w:val="center"/>
+              <w:rPr>
+                <w:rFonts w:cs="Times New Roman"/>
+              </w:rPr>
+            </w:pPr>
+          </w:p>
+        </w:tc>
+        <w:tc>
+          <w:tcPr>
+            <w:tcW w:w="1134" w:type="dxa"/>
+          </w:tcPr>
+          <w:p>
+            <w:pPr>
+              <w:ind w:firstLine="0"/>
+              <w:jc w:val="center"/>
+              <w:rPr>
+                <w:rFonts w:cs="Times New Roman"/>
+              </w:rPr>
+            </w:pPr>
+          </w:p>
+        </w:tc>
+        <w:tc>
+          <w:tcPr>
+            <w:tcW w:w="1276" w:type="dxa"/>
+          </w:tcPr>
+          <w:p>
+            <w:pPr>
+              <w:ind w:firstLine="0"/>
+              <w:jc w:val="center"/>
+              <w:rPr>
+                <w:rFonts w:cs="Times New Roman"/>
+              </w:rPr>
+            </w:pPr>
+          </w:p>
+        </w:tc>
+        <w:tc>
+          <w:tcPr>
+            <w:tcW w:w="1177" w:type="dxa"/>
+          </w:tcPr>
+          <w:p>
+            <w:pPr>
+              <w:ind w:firstLine="0"/>
+              <w:jc w:val="center"/>
+              <w:rPr>
+                <w:rFonts w:cs="Times New Roman"/>
+              </w:rPr>
+            </w:pPr>
+            <w:r>
+              <w:rPr>
+                <w:rFonts w:cs="Times New Roman"/>
+              </w:rPr>
+              <w:t>En proceso</w:t>
+            </w:r>
+          </w:p>
+        </w:tc>
+      </w:tr>
+      <w:tr>
+        <w:trPr>
+          <w:trHeight w:val="905"/>
+        </w:trPr>
+        <w:tc>
+          <w:tcPr>
+            <w:tcW w:w="641" w:type="dxa"/>
+          </w:tcPr>
+          <w:p>
+            <w:pPr>
+              <w:ind w:firstLine="0"/>
+              <w:jc w:val="center"/>
+              <w:rPr>
+                <w:rFonts w:cs="Times New Roman"/>
+              </w:rPr>
+            </w:pPr>
+            <w:r>
+              <w:rPr>
+                <w:rFonts w:cs="Times New Roman"/>
+              </w:rPr>
+              <w:t>6.2</w:t>
+            </w:r>
+          </w:p>
+        </w:tc>
+        <w:tc>
+          <w:tcPr>
+            <w:tcW w:w="1344" w:type="dxa"/>
+          </w:tcPr>
+          <w:p>
+            <w:pPr>
+              <w:ind w:firstLine="0"/>
+              <w:jc w:val="center"/>
+              <w:rPr>
+                <w:rFonts w:cs="Times New Roman"/>
+              </w:rPr>
+            </w:pPr>
+          </w:p>
+        </w:tc>
+        <w:tc>
+          <w:tcPr>
+            <w:tcW w:w="2126" w:type="dxa"/>
+          </w:tcPr>
+          <w:p>
+            <w:pPr>
+              <w:ind w:firstLine="0"/>
+              <w:jc w:val="center"/>
+              <w:rPr>
+                <w:rFonts w:cs="Times New Roman"/>
+              </w:rPr>
+            </w:pPr>
+          </w:p>
+        </w:tc>
+        <w:tc>
+          <w:tcPr>
+            <w:tcW w:w="1701" w:type="dxa"/>
+          </w:tcPr>
+          <w:p>
+            <w:pPr>
+              <w:ind w:firstLine="0"/>
+              <w:jc w:val="center"/>
+              <w:rPr>
+                <w:rFonts w:cs="Times New Roman"/>
+              </w:rPr>
+            </w:pPr>
+          </w:p>
+        </w:tc>
+        <w:tc>
+          <w:tcPr>
+            <w:tcW w:w="1134" w:type="dxa"/>
+          </w:tcPr>
+          <w:p>
+            <w:pPr>
+              <w:ind w:firstLine="0"/>
+              <w:jc w:val="center"/>
+              <w:rPr>
+                <w:rFonts w:cs="Times New Roman"/>
+              </w:rPr>
+            </w:pPr>
+          </w:p>
+        </w:tc>
+        <w:tc>
+          <w:tcPr>
+            <w:tcW w:w="1276" w:type="dxa"/>
+          </w:tcPr>
+          <w:p>
+            <w:pPr>
+              <w:ind w:firstLine="0"/>
+              <w:jc w:val="center"/>
+              <w:rPr>
+                <w:rFonts w:cs="Times New Roman"/>
+              </w:rPr>
+            </w:pPr>
+          </w:p>
+        </w:tc>
+        <w:tc>
+          <w:tcPr>
+            <w:tcW w:w="1177" w:type="dxa"/>
+          </w:tcPr>
+          <w:p>
+            <w:pPr>
+              <w:ind w:firstLine="0"/>
+              <w:jc w:val="center"/>
+              <w:rPr>
+                <w:rFonts w:cs="Times New Roman"/>
+              </w:rPr>
+            </w:pPr>
+            <w:r>
+              <w:rPr>
+                <w:rFonts w:cs="Times New Roman"/>
+              </w:rPr>
+              <w:t>En proceso</w:t>
+            </w:r>
+          </w:p>
+        </w:tc>
+      </w:tr>
+      <w:tr>
+        <w:trPr>
+          <w:trHeight w:val="905"/>
+        </w:trPr>
+        <w:tc>
+          <w:tcPr>
+            <w:tcW w:w="641" w:type="dxa"/>
+          </w:tcPr>
+          <w:p>
+            <w:pPr>
+              <w:ind w:firstLine="0"/>
+              <w:jc w:val="center"/>
+              <w:rPr>
+                <w:rFonts w:cs="Times New Roman"/>
+              </w:rPr>
+            </w:pPr>
+            <w:r>
+              <w:rPr>
+                <w:rFonts w:cs="Times New Roman"/>
+              </w:rPr>
+              <w:t>6.3</w:t>
+            </w:r>
+          </w:p>
+        </w:tc>
+        <w:tc>
+          <w:tcPr>
+            <w:tcW w:w="1344" w:type="dxa"/>
+          </w:tcPr>
+          <w:p>
+            <w:pPr>
+              <w:ind w:firstLine="0"/>
+              <w:jc w:val="center"/>
+              <w:rPr>
+                <w:rFonts w:cs="Times New Roman"/>
+              </w:rPr>
+            </w:pPr>
+          </w:p>
+        </w:tc>
+        <w:tc>
+          <w:tcPr>
+            <w:tcW w:w="2126" w:type="dxa"/>
+          </w:tcPr>
+          <w:p>
+            <w:pPr>
+              <w:ind w:firstLine="0"/>
+              <w:jc w:val="center"/>
+              <w:rPr>
+                <w:rFonts w:cs="Times New Roman"/>
+              </w:rPr>
+            </w:pPr>
+          </w:p>
+        </w:tc>
+        <w:tc>
+          <w:tcPr>
+            <w:tcW w:w="1701" w:type="dxa"/>
+          </w:tcPr>
+          <w:p>
+            <w:pPr>
+              <w:ind w:firstLine="0"/>
+              <w:jc w:val="center"/>
+              <w:rPr>
+                <w:rFonts w:cs="Times New Roman"/>
+              </w:rPr>
+            </w:pPr>
+          </w:p>
+        </w:tc>
+        <w:tc>
+          <w:tcPr>
+            <w:tcW w:w="1134" w:type="dxa"/>
+          </w:tcPr>
+          <w:p>
+            <w:pPr>
+              <w:ind w:firstLine="0"/>
+              <w:jc w:val="center"/>
+              <w:rPr>
+                <w:rFonts w:cs="Times New Roman"/>
+              </w:rPr>
+            </w:pPr>
+          </w:p>
+        </w:tc>
+        <w:tc>
+          <w:tcPr>
+            <w:tcW w:w="1276" w:type="dxa"/>
+          </w:tcPr>
+          <w:p>
+            <w:pPr>
+              <w:ind w:firstLine="0"/>
+              <w:jc w:val="center"/>
+              <w:rPr>
+                <w:rFonts w:cs="Times New Roman"/>
+              </w:rPr>
+            </w:pPr>
+          </w:p>
+        </w:tc>
+        <w:tc>
+          <w:tcPr>
+            <w:tcW w:w="1177" w:type="dxa"/>
+          </w:tcPr>
+          <w:p>
+            <w:pPr>
+              <w:ind w:firstLine="0"/>
+              <w:jc w:val="center"/>
+              <w:rPr>
+                <w:rFonts w:cs="Times New Roman"/>
+              </w:rPr>
+            </w:pPr>
+            <w:r>
+              <w:rPr>
+                <w:rFonts w:cs="Times New Roman"/>
+              </w:rPr>
+              <w:t>En proceso</w:t>
+            </w:r>
+          </w:p>
+        </w:tc>
+      </w:tr>
+      <w:tr>
+        <w:trPr>
+          <w:trHeight w:val="905"/>
+        </w:trPr>
+        <w:tc>
+          <w:tcPr>
+            <w:tcW w:w="641" w:type="dxa"/>
+          </w:tcPr>
+          <w:p>
+            <w:pPr>
+              <w:ind w:firstLine="0"/>
+              <w:jc w:val="center"/>
+              <w:rPr>
+                <w:rFonts w:cs="Times New Roman"/>
+              </w:rPr>
+            </w:pPr>
+            <w:r>
+              <w:rPr>
+                <w:rFonts w:cs="Times New Roman"/>
+              </w:rPr>
+              <w:t>6.4</w:t>
+            </w:r>
+          </w:p>
+        </w:tc>
+        <w:tc>
+          <w:tcPr>
+            <w:tcW w:w="1344" w:type="dxa"/>
+          </w:tcPr>
+          <w:p>
+            <w:pPr>
+              <w:ind w:firstLine="0"/>
+              <w:jc w:val="center"/>
+              <w:rPr>
+                <w:rFonts w:cs="Times New Roman"/>
+              </w:rPr>
+            </w:pPr>
+          </w:p>
+        </w:tc>
+        <w:tc>
+          <w:tcPr>
+            <w:tcW w:w="2126" w:type="dxa"/>
+          </w:tcPr>
+          <w:p>
+            <w:pPr>
+              <w:ind w:firstLine="0"/>
+              <w:jc w:val="center"/>
+              <w:rPr>
+                <w:rFonts w:cs="Times New Roman"/>
+              </w:rPr>
+            </w:pPr>
+          </w:p>
+        </w:tc>
+        <w:tc>
+          <w:tcPr>
+            <w:tcW w:w="1701" w:type="dxa"/>
+          </w:tcPr>
+          <w:p>
+            <w:pPr>
+              <w:ind w:firstLine="0"/>
+              <w:jc w:val="center"/>
+              <w:rPr>
+                <w:rFonts w:cs="Times New Roman"/>
+              </w:rPr>
+            </w:pPr>
+          </w:p>
+        </w:tc>
+        <w:tc>
+          <w:tcPr>
+            <w:tcW w:w="1134" w:type="dxa"/>
+          </w:tcPr>
+          <w:p>
+            <w:pPr>
+              <w:ind w:firstLine="0"/>
+              <w:jc w:val="center"/>
+              <w:rPr>
+                <w:rFonts w:cs="Times New Roman"/>
+              </w:rPr>
+            </w:pPr>
+          </w:p>
+        </w:tc>
+        <w:tc>
+          <w:tcPr>
+            <w:tcW w:w="1276" w:type="dxa"/>
+          </w:tcPr>
+          <w:p>
+            <w:pPr>
+              <w:ind w:firstLine="0"/>
+              <w:jc w:val="center"/>
+              <w:rPr>
+                <w:rFonts w:cs="Times New Roman"/>
+              </w:rPr>
+            </w:pPr>
+          </w:p>
+        </w:tc>
+        <w:tc>
+          <w:tcPr>
+            <w:tcW w:w="1177" w:type="dxa"/>
+          </w:tcPr>
+          <w:p>
+            <w:pPr>
+              <w:ind w:firstLine="0"/>
+              <w:jc w:val="center"/>
+              <w:rPr>
+                <w:rFonts w:cs="Times New Roman"/>
+              </w:rPr>
+            </w:pPr>
+            <w:r>
+              <w:rPr>
+                <w:rFonts w:cs="Times New Roman"/>
+              </w:rPr>
+              <w:t>En proceso</w:t>
+            </w:r>
+          </w:p>
+        </w:tc>
+      </w:tr>
+      <w:tr>
+        <w:trPr>
+          <w:trHeight w:val="905"/>
+        </w:trPr>
+        <w:tc>
+          <w:tcPr>
+            <w:tcW w:w="641" w:type="dxa"/>
+          </w:tcPr>
+          <w:p>
+            <w:pPr>
+              <w:ind w:firstLine="0"/>
+              <w:jc w:val="center"/>
+              <w:rPr>
+                <w:rFonts w:cs="Times New Roman"/>
+              </w:rPr>
+            </w:pPr>
+            <w:r>
+              <w:rPr>
+                <w:rFonts w:cs="Times New Roman"/>
+              </w:rPr>
+              <w:t>6.6</w:t>
+            </w:r>
+          </w:p>
+        </w:tc>
+        <w:tc>
+          <w:tcPr>
+            <w:tcW w:w="1344" w:type="dxa"/>
+          </w:tcPr>
+          <w:p>
+            <w:pPr>
+              <w:ind w:firstLine="0"/>
+              <w:jc w:val="center"/>
+              <w:rPr>
+                <w:rFonts w:cs="Times New Roman"/>
+              </w:rPr>
+            </w:pPr>
+          </w:p>
+        </w:tc>
+        <w:tc>
+          <w:tcPr>
+            <w:tcW w:w="2126" w:type="dxa"/>
+          </w:tcPr>
+          <w:p>
+            <w:pPr>
+              <w:ind w:firstLine="0"/>
+              <w:jc w:val="center"/>
+              <w:rPr>
+                <w:rFonts w:cs="Times New Roman"/>
+              </w:rPr>
+            </w:pPr>
+          </w:p>
+        </w:tc>
+        <w:tc>
+          <w:tcPr>
+            <w:tcW w:w="1701" w:type="dxa"/>
+          </w:tcPr>
+          <w:p>
+            <w:pPr>
+              <w:ind w:firstLine="0"/>
+              <w:jc w:val="center"/>
+              <w:rPr>
+                <w:rFonts w:cs="Times New Roman"/>
+              </w:rPr>
+            </w:pPr>
+          </w:p>
+        </w:tc>
+        <w:tc>
+          <w:tcPr>
+            <w:tcW w:w="1134" w:type="dxa"/>
+          </w:tcPr>
+          <w:p>
+            <w:pPr>
+              <w:ind w:firstLine="0"/>
+              <w:jc w:val="center"/>
+              <w:rPr>
+                <w:rFonts w:cs="Times New Roman"/>
+              </w:rPr>
+            </w:pPr>
+          </w:p>
+        </w:tc>
+        <w:tc>
+          <w:tcPr>
+            <w:tcW w:w="1276" w:type="dxa"/>
+          </w:tcPr>
+          <w:p>
+            <w:pPr>
+              <w:ind w:firstLine="0"/>
+              <w:jc w:val="center"/>
+              <w:rPr>
+                <w:rFonts w:cs="Times New Roman"/>
+              </w:rPr>
+            </w:pPr>
+          </w:p>
+        </w:tc>
+        <w:tc>
+          <w:tcPr>
+            <w:tcW w:w="1177" w:type="dxa"/>
+          </w:tcPr>
+          <w:p>
+            <w:pPr>
+              <w:ind w:firstLine="0"/>
+              <w:jc w:val="center"/>
+              <w:rPr>
+                <w:rFonts w:cs="Times New Roman"/>
+              </w:rPr>
+            </w:pPr>
+            <w:r>
+              <w:rPr>
+                <w:rFonts w:cs="Times New Roman"/>
+              </w:rPr>
+              <w:t>En proceso</w:t>
+            </w:r>
+          </w:p>
+        </w:tc>
+      </w:tr>
+      <w:tr>
+        <w:trPr>
+          <w:trHeight w:val="905"/>
+        </w:trPr>
+        <w:tc>
+          <w:tcPr>
+            <w:tcW w:w="641" w:type="dxa"/>
+          </w:tcPr>
+          <w:p>
+            <w:pPr>
+              <w:ind w:firstLine="0"/>
+              <w:jc w:val="center"/>
+              <w:rPr>
+                <w:rFonts w:cs="Times New Roman"/>
+              </w:rPr>
+            </w:pPr>
+            <w:r>
+              <w:rPr>
+                <w:rFonts w:cs="Times New Roman"/>
+              </w:rPr>
+              <w:t>1.9</w:t>
+            </w:r>
+          </w:p>
+        </w:tc>
+        <w:tc>
+          <w:tcPr>
+            <w:tcW w:w="1344" w:type="dxa"/>
+          </w:tcPr>
+          <w:p>
+            <w:pPr>
+              <w:ind w:firstLine="0"/>
+              <w:jc w:val="center"/>
+              <w:rPr>
+                <w:rFonts w:cs="Times New Roman"/>
+              </w:rPr>
+            </w:pPr>
+          </w:p>
+        </w:tc>
+        <w:tc>
+          <w:tcPr>
+            <w:tcW w:w="2126" w:type="dxa"/>
+          </w:tcPr>
+          <w:p>
+            <w:pPr>
+              <w:ind w:firstLine="0"/>
+              <w:jc w:val="center"/>
+              <w:rPr>
+                <w:rFonts w:cs="Times New Roman"/>
+              </w:rPr>
+            </w:pPr>
+          </w:p>
+        </w:tc>
+        <w:tc>
+          <w:tcPr>
+            <w:tcW w:w="1701" w:type="dxa"/>
+          </w:tcPr>
+          <w:p>
+            <w:pPr>
+              <w:ind w:firstLine="0"/>
+              <w:jc w:val="center"/>
+              <w:rPr>
+                <w:rFonts w:cs="Times New Roman"/>
+              </w:rPr>
+            </w:pPr>
+          </w:p>
+        </w:tc>
+        <w:tc>
+          <w:tcPr>
+            <w:tcW w:w="1134" w:type="dxa"/>
+          </w:tcPr>
+          <w:p>
+            <w:pPr>
+              <w:ind w:firstLine="0"/>
+              <w:jc w:val="center"/>
+              <w:rPr>
+                <w:rFonts w:cs="Times New Roman"/>
+              </w:rPr>
+            </w:pPr>
+          </w:p>
+        </w:tc>
+        <w:tc>
+          <w:tcPr>
+            <w:tcW w:w="1276" w:type="dxa"/>
+          </w:tcPr>
+          <w:p>
+            <w:pPr>
+              <w:ind w:firstLine="0"/>
+              <w:jc w:val="center"/>
+              <w:rPr>
+                <w:rFonts w:cs="Times New Roman"/>
+              </w:rPr>
+            </w:pPr>
+          </w:p>
+        </w:tc>
+        <w:tc>
+          <w:tcPr>
+            <w:tcW w:w="1177" w:type="dxa"/>
+          </w:tcPr>
+          <w:p>
+            <w:pPr>
+              <w:ind w:firstLine="0"/>
+              <w:jc w:val="center"/>
+              <w:rPr>
+                <w:rFonts w:cs="Times New Roman"/>
+              </w:rPr>
+            </w:pPr>
+            <w:r>
+              <w:rPr>
+                <w:rFonts w:cs="Times New Roman"/>
+              </w:rPr>
+              <w:t>En proceso</w:t>
+            </w:r>
+          </w:p>
+        </w:tc>
+      </w:tr>
+      <w:tr>
+        <w:trPr>
+          <w:trHeight w:val="905"/>
+        </w:trPr>
+        <w:tc>
+          <w:tcPr>
+            <w:tcW w:w="641" w:type="dxa"/>
+          </w:tcPr>
+          <w:p>
+            <w:pPr>
+              <w:ind w:firstLine="0"/>
+              <w:jc w:val="center"/>
+              <w:rPr>
+                <w:rFonts w:cs="Times New Roman"/>
+              </w:rPr>
+            </w:pPr>
+            <w:r>
+              <w:rPr>
+                <w:rFonts w:cs="Times New Roman"/>
+              </w:rPr>
+              <w:t>1.12</w:t>
+            </w:r>
+          </w:p>
+        </w:tc>
+        <w:tc>
+          <w:tcPr>
+            <w:tcW w:w="1344" w:type="dxa"/>
+          </w:tcPr>
+          <w:p>
+            <w:pPr>
+              <w:ind w:firstLine="0"/>
+              <w:jc w:val="center"/>
+              <w:rPr>
+                <w:rFonts w:cs="Times New Roman"/>
+              </w:rPr>
+            </w:pPr>
+          </w:p>
+        </w:tc>
+        <w:tc>
+          <w:tcPr>
+            <w:tcW w:w="2126" w:type="dxa"/>
+          </w:tcPr>
+          <w:p>
+            <w:pPr>
+              <w:ind w:firstLine="0"/>
+              <w:jc w:val="center"/>
+              <w:rPr>
+                <w:rFonts w:cs="Times New Roman"/>
+              </w:rPr>
+            </w:pPr>
+          </w:p>
+        </w:tc>
+        <w:tc>
+          <w:tcPr>
+            <w:tcW w:w="1701" w:type="dxa"/>
+          </w:tcPr>
+          <w:p>
+            <w:pPr>
+              <w:ind w:firstLine="0"/>
+              <w:jc w:val="center"/>
+              <w:rPr>
+                <w:rFonts w:cs="Times New Roman"/>
+              </w:rPr>
+            </w:pPr>
+          </w:p>
+        </w:tc>
+        <w:tc>
+          <w:tcPr>
+            <w:tcW w:w="1134" w:type="dxa"/>
+          </w:tcPr>
+          <w:p>
+            <w:pPr>
+              <w:ind w:firstLine="0"/>
+              <w:jc w:val="center"/>
+              <w:rPr>
+                <w:rFonts w:cs="Times New Roman"/>
+              </w:rPr>
+            </w:pPr>
+          </w:p>
+        </w:tc>
+        <w:tc>
+          <w:tcPr>
+            <w:tcW w:w="1276" w:type="dxa"/>
+          </w:tcPr>
+          <w:p>
+            <w:pPr>
+              <w:ind w:firstLine="0"/>
+              <w:jc w:val="center"/>
+              <w:rPr>
+                <w:rFonts w:cs="Times New Roman"/>
+              </w:rPr>
+            </w:pPr>
+          </w:p>
+        </w:tc>
+        <w:tc>
+          <w:tcPr>
+            <w:tcW w:w="1177" w:type="dxa"/>
+          </w:tcPr>
+          <w:p>
+            <w:pPr>
+              <w:ind w:firstLine="0"/>
+              <w:jc w:val="center"/>
+              <w:rPr>
+                <w:rFonts w:cs="Times New Roman"/>
+              </w:rPr>
+            </w:pPr>
+            <w:r>
+              <w:rPr>
+                <w:rFonts w:cs="Times New Roman"/>
+              </w:rPr>
+              <w:t>En proceso</w:t>
+            </w:r>
+          </w:p>
+        </w:tc>
+      </w:tr>
+      <w:tr>
+        <w:trPr>
+          <w:trHeight w:val="905"/>
+        </w:trPr>
+        <w:tc>
+          <w:tcPr>
+            <w:tcW w:w="641" w:type="dxa"/>
+          </w:tcPr>
+          <w:p>
+            <w:pPr>
+              <w:ind w:firstLine="0"/>
+              <w:jc w:val="center"/>
+              <w:rPr>
+                <w:rFonts w:cs="Times New Roman"/>
+              </w:rPr>
+            </w:pPr>
+            <w:r>
+              <w:rPr>
+                <w:rFonts w:cs="Times New Roman"/>
+              </w:rPr>
+              <w:t>1.15</w:t>
+            </w:r>
+          </w:p>
+        </w:tc>
+        <w:tc>
+          <w:tcPr>
+            <w:tcW w:w="1344" w:type="dxa"/>
+          </w:tcPr>
+          <w:p>
+            <w:pPr>
+              <w:ind w:firstLine="0"/>
+              <w:jc w:val="center"/>
+              <w:rPr>
+                <w:rFonts w:cs="Times New Roman"/>
+              </w:rPr>
+            </w:pPr>
+          </w:p>
+        </w:tc>
+        <w:tc>
+          <w:tcPr>
+            <w:tcW w:w="2126" w:type="dxa"/>
+          </w:tcPr>
+          <w:p>
+            <w:pPr>
+              <w:ind w:firstLine="0"/>
+              <w:jc w:val="center"/>
+              <w:rPr>
+                <w:rFonts w:cs="Times New Roman"/>
+              </w:rPr>
+            </w:pPr>
+          </w:p>
+        </w:tc>
+        <w:tc>
+          <w:tcPr>
+            <w:tcW w:w="1701" w:type="dxa"/>
+          </w:tcPr>
+          <w:p>
+            <w:pPr>
+              <w:ind w:firstLine="0"/>
+              <w:jc w:val="center"/>
+              <w:rPr>
+                <w:rFonts w:cs="Times New Roman"/>
+              </w:rPr>
+            </w:pPr>
+          </w:p>
+        </w:tc>
+        <w:tc>
+          <w:tcPr>
+            <w:tcW w:w="1134" w:type="dxa"/>
+          </w:tcPr>
+          <w:p>
+            <w:pPr>
+              <w:ind w:firstLine="0"/>
+              <w:jc w:val="center"/>
+              <w:rPr>
+                <w:rFonts w:cs="Times New Roman"/>
+              </w:rPr>
+            </w:pPr>
+          </w:p>
+        </w:tc>
+        <w:tc>
+          <w:tcPr>
+            <w:tcW w:w="1276" w:type="dxa"/>
+          </w:tcPr>
+          <w:p>
+            <w:pPr>
+              <w:ind w:firstLine="0"/>
+              <w:jc w:val="center"/>
+              <w:rPr>
+                <w:rFonts w:cs="Times New Roman"/>
+              </w:rPr>
+            </w:pPr>
+          </w:p>
+        </w:tc>
+        <w:tc>
+          <w:tcPr>
+            <w:tcW w:w="1177" w:type="dxa"/>
+          </w:tcPr>
+          <w:p>
+            <w:pPr>
+              <w:ind w:firstLine="0"/>
+              <w:jc w:val="center"/>
+              <w:rPr>
+                <w:rFonts w:cs="Times New Roman"/>
+              </w:rPr>
+            </w:pPr>
+            <w:r>
+              <w:rPr>
+                <w:rFonts w:cs="Times New Roman"/>
+              </w:rPr>
+              <w:t>En proceso</w:t>
+            </w:r>
+          </w:p>
+        </w:tc>
+      </w:tr>
+      <w:tr>
+        <w:trPr>
+          <w:trHeight w:val="905"/>
+        </w:trPr>
+        <w:tc>
+          <w:tcPr>
+            <w:tcW w:w="641" w:type="dxa"/>
+          </w:tcPr>
+          <w:p>
+            <w:pPr>
+              <w:ind w:firstLine="0"/>
+              <w:jc w:val="center"/>
+              <w:rPr>
+                <w:rFonts w:cs="Times New Roman"/>
+              </w:rPr>
+            </w:pPr>
+            <w:r>
+              <w:rPr>
+                <w:rFonts w:cs="Times New Roman"/>
+              </w:rPr>
+              <w:t>1.18</w:t>
+            </w:r>
+          </w:p>
+        </w:tc>
+        <w:tc>
+          <w:tcPr>
+            <w:tcW w:w="1344" w:type="dxa"/>
+          </w:tcPr>
+          <w:p>
+            <w:pPr>
+              <w:ind w:firstLine="0"/>
+              <w:jc w:val="center"/>
+              <w:rPr>
+                <w:rFonts w:cs="Times New Roman"/>
+              </w:rPr>
+            </w:pPr>
+          </w:p>
+        </w:tc>
+        <w:tc>
+          <w:tcPr>
+            <w:tcW w:w="2126" w:type="dxa"/>
+          </w:tcPr>
+          <w:p>
+            <w:pPr>
+              <w:ind w:firstLine="0"/>
+              <w:jc w:val="center"/>
+              <w:rPr>
+                <w:rFonts w:cs="Times New Roman"/>
+              </w:rPr>
+            </w:pPr>
+          </w:p>
+        </w:tc>
+        <w:tc>
+          <w:tcPr>
+            <w:tcW w:w="1701" w:type="dxa"/>
+          </w:tcPr>
+          <w:p>
+            <w:pPr>
+              <w:ind w:firstLine="0"/>
+              <w:jc w:val="center"/>
+              <w:rPr>
+                <w:rFonts w:cs="Times New Roman"/>
+              </w:rPr>
+            </w:pPr>
+          </w:p>
+        </w:tc>
+        <w:tc>
+          <w:tcPr>
+            <w:tcW w:w="1134" w:type="dxa"/>
+          </w:tcPr>
+          <w:p>
+            <w:pPr>
+              <w:ind w:firstLine="0"/>
+              <w:jc w:val="center"/>
+              <w:rPr>
+                <w:rFonts w:cs="Times New Roman"/>
+              </w:rPr>
+            </w:pPr>
+          </w:p>
+        </w:tc>
+        <w:tc>
+          <w:tcPr>
+            <w:tcW w:w="1276" w:type="dxa"/>
+          </w:tcPr>
+          <w:p>
+            <w:pPr>
+              <w:ind w:firstLine="0"/>
+              <w:jc w:val="center"/>
+              <w:rPr>
+                <w:rFonts w:cs="Times New Roman"/>
+              </w:rPr>
+            </w:pPr>
+          </w:p>
+        </w:tc>
+        <w:tc>
+          <w:tcPr>
+            <w:tcW w:w="1177" w:type="dxa"/>
+          </w:tcPr>
+          <w:p>
+            <w:pPr>
+              <w:ind w:firstLine="0"/>
+              <w:jc w:val="center"/>
+              <w:rPr>
+                <w:rFonts w:cs="Times New Roman"/>
+              </w:rPr>
+            </w:pPr>
+            <w:r>
+              <w:rPr>
+                <w:rFonts w:cs="Times New Roman"/>
+              </w:rPr>
+              <w:t>En proceso</w:t>
+            </w:r>
+          </w:p>
+        </w:tc>
+      </w:tr>
+      <w:tr>
+        <w:trPr>
+          <w:trHeight w:val="905"/>
+        </w:trPr>
+        <w:tc>
+          <w:tcPr>
+            <w:tcW w:w="641" w:type="dxa"/>
+          </w:tcPr>
+          <w:p>
+            <w:pPr>
+              <w:ind w:firstLine="0"/>
+              <w:jc w:val="center"/>
+              <w:rPr>
+                <w:rFonts w:cs="Times New Roman"/>
+              </w:rPr>
+            </w:pPr>
+            <w:r>
+              <w:rPr>
+                <w:rFonts w:cs="Times New Roman"/>
+              </w:rPr>
+              <w:t>1.21</w:t>
+            </w:r>
+          </w:p>
+        </w:tc>
+        <w:tc>
+          <w:tcPr>
+            <w:tcW w:w="1344" w:type="dxa"/>
+          </w:tcPr>
+          <w:p>
+            <w:pPr>
+              <w:ind w:firstLine="0"/>
+              <w:jc w:val="center"/>
+              <w:rPr>
+                <w:rFonts w:cs="Times New Roman"/>
+              </w:rPr>
+            </w:pPr>
+          </w:p>
+        </w:tc>
+        <w:tc>
+          <w:tcPr>
+            <w:tcW w:w="2126" w:type="dxa"/>
+          </w:tcPr>
+          <w:p>
+            <w:pPr>
+              <w:ind w:firstLine="0"/>
+              <w:jc w:val="center"/>
+              <w:rPr>
+                <w:rFonts w:cs="Times New Roman"/>
+              </w:rPr>
+            </w:pPr>
+          </w:p>
+        </w:tc>
+        <w:tc>
+          <w:tcPr>
+            <w:tcW w:w="1701" w:type="dxa"/>
+          </w:tcPr>
+          <w:p>
+            <w:pPr>
+              <w:ind w:firstLine="0"/>
+              <w:jc w:val="center"/>
+              <w:rPr>
+                <w:rFonts w:cs="Times New Roman"/>
+              </w:rPr>
+            </w:pPr>
+          </w:p>
+        </w:tc>
+        <w:tc>
+          <w:tcPr>
+            <w:tcW w:w="1134" w:type="dxa"/>
+          </w:tcPr>
+          <w:p>
+            <w:pPr>
+              <w:ind w:firstLine="0"/>
+              <w:jc w:val="center"/>
+              <w:rPr>
+                <w:rFonts w:cs="Times New Roman"/>
+              </w:rPr>
+            </w:pPr>
+          </w:p>
+        </w:tc>
+        <w:tc>
+          <w:tcPr>
+            <w:tcW w:w="1276" w:type="dxa"/>
+          </w:tcPr>
+          <w:p>
+            <w:pPr>
+              <w:ind w:firstLine="0"/>
+              <w:jc w:val="center"/>
+              <w:rPr>
+                <w:rFonts w:cs="Times New Roman"/>
+              </w:rPr>
+            </w:pPr>
+          </w:p>
+        </w:tc>
+        <w:tc>
+          <w:tcPr>
+            <w:tcW w:w="1177" w:type="dxa"/>
+          </w:tcPr>
+          <w:p>
+            <w:pPr>
+              <w:ind w:firstLine="0"/>
+              <w:jc w:val="center"/>
+              <w:rPr>
+                <w:rFonts w:cs="Times New Roman"/>
+              </w:rPr>
+            </w:pPr>
+            <w:r>
+              <w:rPr>
+                <w:rFonts w:cs="Times New Roman"/>
+              </w:rPr>
+              <w:t>En proceso</w:t>
+            </w:r>
+          </w:p>
+        </w:tc>
+      </w:tr>
+      <w:tr>
+        <w:trPr>
+          <w:trHeight w:val="905"/>
+        </w:trPr>
+        <w:tc>
+          <w:tcPr>
+            <w:tcW w:w="641" w:type="dxa"/>
+          </w:tcPr>
+          <w:p>
+            <w:pPr>
+              <w:ind w:firstLine="0"/>
+              <w:jc w:val="center"/>
+              <w:rPr>
+                <w:rFonts w:cs="Times New Roman"/>
+              </w:rPr>
+            </w:pPr>
+            <w:r>
+              <w:rPr>
+                <w:rFonts w:cs="Times New Roman"/>
+              </w:rPr>
+              <w:t>5.2</w:t>
+            </w:r>
+          </w:p>
+        </w:tc>
+        <w:tc>
+          <w:tcPr>
+            <w:tcW w:w="1344" w:type="dxa"/>
+          </w:tcPr>
+          <w:p>
+            <w:pPr>
+              <w:ind w:firstLine="0"/>
+              <w:jc w:val="center"/>
+              <w:rPr>
+                <w:rFonts w:cs="Times New Roman"/>
+              </w:rPr>
+            </w:pPr>
+          </w:p>
+        </w:tc>
+        <w:tc>
+          <w:tcPr>
+            <w:tcW w:w="2126" w:type="dxa"/>
+          </w:tcPr>
+          <w:p>
+            <w:pPr>
+              <w:ind w:firstLine="0"/>
+              <w:jc w:val="center"/>
+              <w:rPr>
+                <w:rFonts w:cs="Times New Roman"/>
+              </w:rPr>
+            </w:pPr>
+          </w:p>
+        </w:tc>
+        <w:tc>
+          <w:tcPr>
+            <w:tcW w:w="1701" w:type="dxa"/>
+          </w:tcPr>
+          <w:p>
+            <w:pPr>
+              <w:ind w:firstLine="0"/>
+              <w:jc w:val="center"/>
+              <w:rPr>
+                <w:rFonts w:cs="Times New Roman"/>
+              </w:rPr>
+            </w:pPr>
+          </w:p>
+        </w:tc>
+        <w:tc>
+          <w:tcPr>
+            <w:tcW w:w="1134" w:type="dxa"/>
+          </w:tcPr>
+          <w:p>
+            <w:pPr>
+              <w:ind w:firstLine="0"/>
+              <w:jc w:val="center"/>
+              <w:rPr>
+                <w:rFonts w:cs="Times New Roman"/>
+              </w:rPr>
+            </w:pPr>
+          </w:p>
+        </w:tc>
+        <w:tc>
+          <w:tcPr>
+            <w:tcW w:w="1276" w:type="dxa"/>
+          </w:tcPr>
+          <w:p>
+            <w:pPr>
+              <w:ind w:firstLine="0"/>
+              <w:jc w:val="center"/>
+              <w:rPr>
+                <w:rFonts w:cs="Times New Roman"/>
+              </w:rPr>
+            </w:pPr>
+          </w:p>
+        </w:tc>
+        <w:tc>
+          <w:tcPr>
+            <w:tcW w:w="1177" w:type="dxa"/>
+          </w:tcPr>
+          <w:p>
+            <w:pPr>
+              <w:ind w:firstLine="0"/>
+              <w:jc w:val="center"/>
+              <w:rPr>
+                <w:rFonts w:cs="Times New Roman"/>
+              </w:rPr>
+            </w:pPr>
+            <w:r>
+              <w:rPr>
+                <w:rFonts w:cs="Times New Roman"/>
+              </w:rPr>
+              <w:t>En proceso</w:t>
+            </w:r>
+          </w:p>
+        </w:tc>
+      </w:tr>
+      <w:tr>
+        <w:trPr>
+          <w:trHeight w:val="905"/>
+        </w:trPr>
+        <w:tc>
+          <w:tcPr>
+            <w:tcW w:w="641" w:type="dxa"/>
+          </w:tcPr>
+          <w:p>
+            <w:pPr>
+              <w:ind w:firstLine="0"/>
+              <w:jc w:val="center"/>
+              <w:rPr>
+                <w:rFonts w:cs="Times New Roman"/>
+              </w:rPr>
+            </w:pPr>
+            <w:r>
+              <w:rPr>
+                <w:rFonts w:cs="Times New Roman"/>
+              </w:rPr>
+              <w:lastRenderedPageBreak/>
+              <w:t>5.3</w:t>
+            </w:r>
+          </w:p>
+        </w:tc>
+        <w:tc>
+          <w:tcPr>
+            <w:tcW w:w="1344" w:type="dxa"/>
+          </w:tcPr>
+          <w:p>
+            <w:pPr>
+              <w:ind w:firstLine="0"/>
+              <w:jc w:val="center"/>
+              <w:rPr>
+                <w:rFonts w:cs="Times New Roman"/>
+              </w:rPr>
+            </w:pPr>
+          </w:p>
+        </w:tc>
+        <w:tc>
+          <w:tcPr>
+            <w:tcW w:w="2126" w:type="dxa"/>
+          </w:tcPr>
+          <w:p>
+            <w:pPr>
+              <w:ind w:firstLine="0"/>
+              <w:jc w:val="center"/>
+              <w:rPr>
+                <w:rFonts w:cs="Times New Roman"/>
+              </w:rPr>
+            </w:pPr>
+          </w:p>
+        </w:tc>
+        <w:tc>
+          <w:tcPr>
+            <w:tcW w:w="1701" w:type="dxa"/>
+          </w:tcPr>
+          <w:p>
+            <w:pPr>
+              <w:ind w:firstLine="0"/>
+              <w:jc w:val="center"/>
+              <w:rPr>
+                <w:rFonts w:cs="Times New Roman"/>
+              </w:rPr>
+            </w:pPr>
+          </w:p>
+        </w:tc>
+        <w:tc>
+          <w:tcPr>
+            <w:tcW w:w="1134" w:type="dxa"/>
+          </w:tcPr>
+          <w:p>
+            <w:pPr>
+              <w:ind w:firstLine="0"/>
+              <w:jc w:val="center"/>
+              <w:rPr>
+                <w:rFonts w:cs="Times New Roman"/>
+              </w:rPr>
+            </w:pPr>
+          </w:p>
+        </w:tc>
+        <w:tc>
+          <w:tcPr>
+            <w:tcW w:w="1276" w:type="dxa"/>
+          </w:tcPr>
+          <w:p>
+            <w:pPr>
+              <w:ind w:firstLine="0"/>
+              <w:jc w:val="center"/>
+              <w:rPr>
+                <w:rFonts w:cs="Times New Roman"/>
+              </w:rPr>
+            </w:pPr>
+          </w:p>
+        </w:tc>
+        <w:tc>
+          <w:tcPr>
+            <w:tcW w:w="1177" w:type="dxa"/>
+          </w:tcPr>
+          <w:p>
+            <w:pPr>
+              <w:ind w:firstLine="0"/>
+              <w:jc w:val="center"/>
+              <w:rPr>
+                <w:rFonts w:cs="Times New Roman"/>
+              </w:rPr>
+            </w:pPr>
+            <w:r>
+              <w:rPr>
+                <w:rFonts w:cs="Times New Roman"/>
+              </w:rPr>
+              <w:t>En proceso</w:t>
+            </w:r>
+          </w:p>
+        </w:tc>
+      </w:tr>
+      <w:tr>
+        <w:trPr>
+          <w:trHeight w:val="905"/>
+        </w:trPr>
+        <w:tc>
+          <w:tcPr>
+            <w:tcW w:w="641" w:type="dxa"/>
+          </w:tcPr>
+          <w:p>
+            <w:pPr>
+              <w:ind w:firstLine="0"/>
+              <w:jc w:val="center"/>
+              <w:rPr>
+                <w:rFonts w:cs="Times New Roman"/>
+              </w:rPr>
+            </w:pPr>
+            <w:r>
+              <w:rPr>
+                <w:rFonts w:cs="Times New Roman"/>
+              </w:rPr>
+              <w:t>5.4</w:t>
+            </w:r>
+          </w:p>
+        </w:tc>
+        <w:tc>
+          <w:tcPr>
+            <w:tcW w:w="1344" w:type="dxa"/>
+          </w:tcPr>
+          <w:p>
+            <w:pPr>
+              <w:ind w:firstLine="0"/>
+              <w:jc w:val="center"/>
+              <w:rPr>
+                <w:rFonts w:cs="Times New Roman"/>
+              </w:rPr>
+            </w:pPr>
+          </w:p>
+        </w:tc>
+        <w:tc>
+          <w:tcPr>
+            <w:tcW w:w="2126" w:type="dxa"/>
+          </w:tcPr>
+          <w:p>
+            <w:pPr>
+              <w:ind w:firstLine="0"/>
+              <w:jc w:val="center"/>
+              <w:rPr>
+                <w:rFonts w:cs="Times New Roman"/>
+              </w:rPr>
+            </w:pPr>
+          </w:p>
+        </w:tc>
+        <w:tc>
+          <w:tcPr>
+            <w:tcW w:w="1701" w:type="dxa"/>
+          </w:tcPr>
+          <w:p>
+            <w:pPr>
+              <w:ind w:firstLine="0"/>
+              <w:jc w:val="center"/>
+              <w:rPr>
+                <w:rFonts w:cs="Times New Roman"/>
+              </w:rPr>
+            </w:pPr>
+          </w:p>
+        </w:tc>
+        <w:tc>
+          <w:tcPr>
+            <w:tcW w:w="1134" w:type="dxa"/>
+          </w:tcPr>
+          <w:p>
+            <w:pPr>
+              <w:ind w:firstLine="0"/>
+              <w:jc w:val="center"/>
+              <w:rPr>
+                <w:rFonts w:cs="Times New Roman"/>
+              </w:rPr>
+            </w:pPr>
+          </w:p>
+        </w:tc>
+        <w:tc>
+          <w:tcPr>
+            <w:tcW w:w="1276" w:type="dxa"/>
+          </w:tcPr>
+          <w:p>
+            <w:pPr>
+              <w:ind w:firstLine="0"/>
+              <w:jc w:val="center"/>
+              <w:rPr>
+                <w:rFonts w:cs="Times New Roman"/>
+              </w:rPr>
+            </w:pPr>
+          </w:p>
+        </w:tc>
+        <w:tc>
+          <w:tcPr>
+            <w:tcW w:w="1177" w:type="dxa"/>
+          </w:tcPr>
+          <w:p>
+            <w:pPr>
+              <w:ind w:firstLine="0"/>
+              <w:jc w:val="center"/>
+              <w:rPr>
+                <w:rFonts w:cs="Times New Roman"/>
+              </w:rPr>
+            </w:pPr>
+            <w:r>
+              <w:rPr>
+                <w:rFonts w:cs="Times New Roman"/>
+              </w:rPr>
+              <w:t>En proceso</w:t>
+            </w:r>
+          </w:p>
+        </w:tc>
+      </w:tr>
+      <w:tr>
+        <w:trPr>
+          <w:trHeight w:val="905"/>
+        </w:trPr>
+        <w:tc>
+          <w:tcPr>
+            <w:tcW w:w="641" w:type="dxa"/>
+          </w:tcPr>
+          <w:p>
+            <w:pPr>
+              <w:ind w:firstLine="0"/>
+              <w:jc w:val="center"/>
+              <w:rPr>
+                <w:rFonts w:cs="Times New Roman"/>
+              </w:rPr>
+            </w:pPr>
+            <w:r>
+              <w:rPr>
+                <w:rFonts w:cs="Times New Roman"/>
+              </w:rPr>
+              <w:t>5.8</w:t>
+            </w:r>
+          </w:p>
+        </w:tc>
+        <w:tc>
+          <w:tcPr>
+            <w:tcW w:w="1344" w:type="dxa"/>
+          </w:tcPr>
+          <w:p>
+            <w:pPr>
+              <w:ind w:firstLine="0"/>
+              <w:jc w:val="center"/>
+              <w:rPr>
+                <w:rFonts w:cs="Times New Roman"/>
+              </w:rPr>
+            </w:pPr>
+          </w:p>
+        </w:tc>
+        <w:tc>
+          <w:tcPr>
+            <w:tcW w:w="2126" w:type="dxa"/>
+          </w:tcPr>
+          <w:p>
+            <w:pPr>
+              <w:ind w:firstLine="0"/>
+              <w:jc w:val="center"/>
+              <w:rPr>
+                <w:rFonts w:cs="Times New Roman"/>
+              </w:rPr>
+            </w:pPr>
+          </w:p>
+        </w:tc>
+        <w:tc>
+          <w:tcPr>
+            <w:tcW w:w="1701" w:type="dxa"/>
+          </w:tcPr>
+          <w:p>
+            <w:pPr>
+              <w:ind w:firstLine="0"/>
+              <w:jc w:val="center"/>
+              <w:rPr>
+                <w:rFonts w:cs="Times New Roman"/>
+              </w:rPr>
+            </w:pPr>
+          </w:p>
+        </w:tc>
+        <w:tc>
+          <w:tcPr>
+            <w:tcW w:w="1134" w:type="dxa"/>
+          </w:tcPr>
+          <w:p>
+            <w:pPr>
+              <w:ind w:firstLine="0"/>
+              <w:jc w:val="center"/>
+              <w:rPr>
+                <w:rFonts w:cs="Times New Roman"/>
+              </w:rPr>
+            </w:pPr>
+          </w:p>
+        </w:tc>
+        <w:tc>
+          <w:tcPr>
+            <w:tcW w:w="1276" w:type="dxa"/>
+          </w:tcPr>
+          <w:p>
+            <w:pPr>
+              <w:ind w:firstLine="0"/>
+              <w:jc w:val="center"/>
+              <w:rPr>
+                <w:rFonts w:cs="Times New Roman"/>
+              </w:rPr>
+            </w:pPr>
+          </w:p>
+        </w:tc>
+        <w:tc>
+          <w:tcPr>
+            <w:tcW w:w="1177" w:type="dxa"/>
+          </w:tcPr>
+          <w:p>
+            <w:pPr>
+              <w:ind w:firstLine="0"/>
+              <w:jc w:val="center"/>
+              <w:rPr>
+                <w:rFonts w:cs="Times New Roman"/>
+              </w:rPr>
+            </w:pPr>
+            <w:r>
+              <w:rPr>
+                <w:rFonts w:cs="Times New Roman"/>
+              </w:rPr>
+              <w:t>En proceso</w:t>
+            </w:r>
           </w:p>
         </w:tc>
       </w:tr>
@@ -30496,18 +33352,18 @@
             <v:path o:extrusionok="f" gradientshapeok="t" o:connecttype="rect"/>
             <o:lock v:ext="edit" aspectratio="t"/>
           </v:shapetype>
-          <v:shape id="_x0000_i1025" type="#_x0000_t75" style="width:76.7pt;height:49.55pt" o:ole="">
+          <v:shape id="_x0000_i1025" type="#_x0000_t75" style="width:76.5pt;height:49.5pt" o:ole="">
             <v:imagedata r:id="rId72" o:title=""/>
           </v:shape>
-          <o:OLEObject Type="Embed" ProgID="Package" ShapeID="_x0000_i1025" DrawAspect="Icon" ObjectID="_1818518013" r:id="rId73"/>
+          <o:OLEObject Type="Embed" ProgID="Package" ShapeID="_x0000_i1025" DrawAspect="Icon" ObjectID="_1819499188" r:id="rId73"/>
         </w:object>
       </w:r>
       <w:r>
         <w:object w:dxaOrig="1530" w:dyaOrig="995" w14:anchorId="7318620E">
-          <v:shape id="_x0000_i1026" type="#_x0000_t75" style="width:76.7pt;height:49.55pt" o:ole="">
+          <v:shape id="_x0000_i1026" type="#_x0000_t75" style="width:76.5pt;height:49.5pt" o:ole="">
             <v:imagedata r:id="rId74" o:title=""/>
           </v:shape>
-          <o:OLEObject Type="Embed" ProgID="Package" ShapeID="_x0000_i1026" DrawAspect="Icon" ObjectID="_1818518014" r:id="rId75"/>
+          <o:OLEObject Type="Embed" ProgID="Package" ShapeID="_x0000_i1026" DrawAspect="Icon" ObjectID="_1819499189" r:id="rId75"/>
         </w:object>
       </w:r>
     </w:p>
@@ -30545,10 +33401,10 @@
     <w:p>
       <w:r>
         <w:object w:dxaOrig="1530" w:dyaOrig="995" w14:anchorId="3BF7DF28">
-          <v:shape id="_x0000_i1027" type="#_x0000_t75" style="width:76.7pt;height:49.55pt" o:ole="">
+          <v:shape id="_x0000_i1027" type="#_x0000_t75" style="width:76.5pt;height:49.5pt" o:ole="">
             <v:imagedata r:id="rId76" o:title=""/>
           </v:shape>
-          <o:OLEObject Type="Embed" ProgID="Package" ShapeID="_x0000_i1027" DrawAspect="Icon" ObjectID="_1818518015" r:id="rId77"/>
+          <o:OLEObject Type="Embed" ProgID="Package" ShapeID="_x0000_i1027" DrawAspect="Icon" ObjectID="_1819499190" r:id="rId77"/>
         </w:object>
       </w:r>
     </w:p>
@@ -30568,10 +33424,10 @@
     <w:p>
       <w:r>
         <w:object w:dxaOrig="1530" w:dyaOrig="995" w14:anchorId="4B2FF5B7">
-          <v:shape id="_x0000_i1028" type="#_x0000_t75" style="width:76.7pt;height:49.55pt" o:ole="">
+          <v:shape id="_x0000_i1028" type="#_x0000_t75" style="width:76.5pt;height:49.5pt" o:ole="">
             <v:imagedata r:id="rId78" o:title=""/>
           </v:shape>
-          <o:OLEObject Type="Embed" ProgID="Package" ShapeID="_x0000_i1028" DrawAspect="Icon" ObjectID="_1818518016" r:id="rId79"/>
+          <o:OLEObject Type="Embed" ProgID="Package" ShapeID="_x0000_i1028" DrawAspect="Icon" ObjectID="_1819499191" r:id="rId79"/>
         </w:object>
       </w:r>
     </w:p>
@@ -38150,6 +41006,7 @@
   <w:style w:type="character" w:default="1" w:styleId="Fuentedeprrafopredeter">
     <w:name w:val="Default Paragraph Font"/>
     <w:uiPriority w:val="1"/>
+    <w:semiHidden/>
     <w:unhideWhenUsed/>
   </w:style>
   <w:style w:type="table" w:default="1" w:styleId="Tablanormal">

--- a/INCREMENTO2/Documentos/Segundo incremento Scrum++.docx
+++ b/INCREMENTO2/Documentos/Segundo incremento Scrum++.docx
@@ -15131,7 +15131,7 @@
               <w:rPr>
                 <w:rFonts w:cs="Times New Roman"/>
               </w:rPr>
-              <w:t>1.1</w:t>
+              <w:t>1.2</w:t>
             </w:r>
           </w:p>
         </w:tc>
@@ -15151,7 +15151,7 @@
               <w:rPr>
                 <w:rFonts w:cs="Times New Roman"/>
               </w:rPr>
-              <w:t>Visualizando los turnos de trabajo asignado por empleado</w:t>
+              <w:t>Asignando turnos de trabajo</w:t>
             </w:r>
           </w:p>
         </w:tc>
@@ -15171,7 +15171,19 @@
               <w:rPr>
                 <w:rFonts w:cs="Times New Roman"/>
               </w:rPr>
-              <w:t>Diseñar, Crear tabla de turno, dentro de ella asignación de turno, importar información y diseño de lista con empleado registrados</w:t>
+              <w:t xml:space="preserve">Como </w:t>
+            </w:r>
+            <w:r>
+              <w:rPr>
+                <w:rFonts w:cs="Times New Roman"/>
+              </w:rPr>
+              <w:t>usuario</w:t>
+            </w:r>
+            <w:r>
+              <w:rPr>
+                <w:rFonts w:cs="Times New Roman"/>
+              </w:rPr>
+              <w:t xml:space="preserve"> necesito poder asignar turnos a los trabajadores para organizar sus horarios de manera eficiente.</w:t>
             </w:r>
           </w:p>
         </w:tc>
@@ -15191,7 +15203,7 @@
               <w:rPr>
                 <w:rFonts w:cs="Times New Roman"/>
               </w:rPr>
-              <w:t>Diseñar, crear tabla de turnos, dentro de ella asignación de turnos, importar información y diseño de lista con empleados registrados</w:t>
+              <w:t>Diseñar y crear tabla de turnos con opción de asignación, importar información y diseñar lista de empleados con sus respectivos turnos.</w:t>
             </w:r>
           </w:p>
         </w:tc>
@@ -15211,7 +15223,7 @@
               <w:rPr>
                 <w:rFonts w:cs="Times New Roman"/>
               </w:rPr>
-              <w:t>Media</w:t>
+              <w:t>Alta</w:t>
             </w:r>
           </w:p>
         </w:tc>
@@ -15251,7 +15263,7 @@
               <w:rPr>
                 <w:rFonts w:cs="Times New Roman"/>
               </w:rPr>
-              <w:t>Finalizado</w:t>
+              <w:t>En proceso</w:t>
             </w:r>
           </w:p>
         </w:tc>
@@ -15276,7 +15288,7 @@
               <w:rPr>
                 <w:rFonts w:cs="Times New Roman"/>
               </w:rPr>
-              <w:t>1.4</w:t>
+              <w:t>1.3.1</w:t>
             </w:r>
           </w:p>
         </w:tc>
@@ -15295,12 +15307,8 @@
             <w:r>
               <w:rPr>
                 <w:rFonts w:cs="Times New Roman"/>
-                <w:color w:val="000000"/>
-                <w:sz w:val="22"/>
-                <w:szCs w:val="22"/>
-                <w:shd w:val="clear" w:color="auto" w:fill="FFFFFF"/>
-              </w:rPr>
-              <w:t>Visualizando los departamentos de la empresa</w:t>
+              </w:rPr>
+              <w:t>Editando la descripción del turno</w:t>
             </w:r>
           </w:p>
         </w:tc>
@@ -15320,13 +15328,19 @@
               <w:rPr>
                 <w:rFonts w:cs="Times New Roman"/>
               </w:rPr>
-              <w:t xml:space="preserve">Como usuario necesito poder. </w:t>
-            </w:r>
-            <w:r>
-              <w:rPr>
-                <w:rFonts w:cs="Times New Roman"/>
-              </w:rPr>
-              <w:t>Visualizar los departamentos de la empresa</w:t>
+              <w:t xml:space="preserve">Como </w:t>
+            </w:r>
+            <w:r>
+              <w:rPr>
+                <w:rFonts w:cs="Times New Roman"/>
+              </w:rPr>
+              <w:t>usuario</w:t>
+            </w:r>
+            <w:r>
+              <w:rPr>
+                <w:rFonts w:cs="Times New Roman"/>
+              </w:rPr>
+              <w:t xml:space="preserve"> necesito poder editar la descripción de un turno para actualizar cambios cuando sea necesario.</w:t>
             </w:r>
           </w:p>
         </w:tc>
@@ -15346,7 +15360,14 @@
               <w:rPr>
                 <w:rFonts w:cs="Times New Roman"/>
               </w:rPr>
-              <w:t>Diseñar y crear departamentos, importar la información y diseño de lista con departamentos</w:t>
+              <w:t xml:space="preserve">Diseñar y crear opción de edición de turnos, importar información existente y actualizar los cambios en la </w:t>
+            </w:r>
+            <w:r>
+              <w:rPr>
+                <w:rFonts w:cs="Times New Roman"/>
+              </w:rPr>
+              <w:lastRenderedPageBreak/>
+              <w:t>descripción del turno.</w:t>
             </w:r>
           </w:p>
         </w:tc>
@@ -15366,7 +15387,8 @@
               <w:rPr>
                 <w:rFonts w:cs="Times New Roman"/>
               </w:rPr>
-              <w:t>Media</w:t>
+              <w:lastRenderedPageBreak/>
+              <w:t>Alta</w:t>
             </w:r>
           </w:p>
         </w:tc>
@@ -15406,7 +15428,7 @@
               <w:rPr>
                 <w:rFonts w:cs="Times New Roman"/>
               </w:rPr>
-              <w:t>Finalizado</w:t>
+              <w:t>En proceso</w:t>
             </w:r>
           </w:p>
         </w:tc>
@@ -15431,8 +15453,7 @@
               <w:rPr>
                 <w:rFonts w:cs="Times New Roman"/>
               </w:rPr>
-              <w:lastRenderedPageBreak/>
-              <w:t>1.7</w:t>
+              <w:t>1.3.2</w:t>
             </w:r>
           </w:p>
         </w:tc>
@@ -15451,12 +15472,8 @@
             <w:r>
               <w:rPr>
                 <w:rFonts w:cs="Times New Roman"/>
-                <w:color w:val="000000"/>
-                <w:sz w:val="22"/>
-                <w:szCs w:val="22"/>
-                <w:shd w:val="clear" w:color="auto" w:fill="FFFFFF"/>
-              </w:rPr>
-              <w:t>Visualizando motivos de permiso</w:t>
+              </w:rPr>
+              <w:t>Cambiando el turno de los trabajadores</w:t>
             </w:r>
           </w:p>
         </w:tc>
@@ -15476,13 +15493,19 @@
               <w:rPr>
                 <w:rFonts w:cs="Times New Roman"/>
               </w:rPr>
-              <w:t xml:space="preserve">Como usuario necesito poder. </w:t>
-            </w:r>
-            <w:r>
-              <w:rPr>
-                <w:rFonts w:cs="Times New Roman"/>
-              </w:rPr>
-              <w:t>Visualizar motivos de permisos</w:t>
+              <w:t xml:space="preserve">Como </w:t>
+            </w:r>
+            <w:r>
+              <w:rPr>
+                <w:rFonts w:cs="Times New Roman"/>
+              </w:rPr>
+              <w:t>usuario</w:t>
+            </w:r>
+            <w:r>
+              <w:rPr>
+                <w:rFonts w:cs="Times New Roman"/>
+              </w:rPr>
+              <w:t xml:space="preserve"> necesito poder cambiar los turnos de los trabajadores para ajustar la planificación.</w:t>
             </w:r>
           </w:p>
         </w:tc>
@@ -15502,7 +15525,7 @@
               <w:rPr>
                 <w:rFonts w:cs="Times New Roman"/>
               </w:rPr>
-              <w:t>Diseñar y crear la vista de permisos, importar información y diseñar una lista con motivos de permisos.</w:t>
+              <w:t>Diseñar y crear vista de cambio de turnos, importar información de trabajadores y diseñar formulario para reasignar turnos.</w:t>
             </w:r>
           </w:p>
         </w:tc>
@@ -15522,7 +15545,7 @@
               <w:rPr>
                 <w:rFonts w:cs="Times New Roman"/>
               </w:rPr>
-              <w:t>Media</w:t>
+              <w:t>Alta</w:t>
             </w:r>
           </w:p>
         </w:tc>
@@ -15542,7 +15565,7 @@
               <w:rPr>
                 <w:rFonts w:cs="Times New Roman"/>
               </w:rPr>
-              <w:t>7</w:t>
+              <w:t>8</w:t>
             </w:r>
           </w:p>
         </w:tc>
@@ -15562,7 +15585,7 @@
               <w:rPr>
                 <w:rFonts w:cs="Times New Roman"/>
               </w:rPr>
-              <w:t>Finalizado</w:t>
+              <w:t>En proceso</w:t>
             </w:r>
           </w:p>
         </w:tc>
@@ -15587,7 +15610,7 @@
               <w:rPr>
                 <w:rFonts w:cs="Times New Roman"/>
               </w:rPr>
-              <w:t>1.10</w:t>
+              <w:t>1.5</w:t>
             </w:r>
           </w:p>
         </w:tc>
@@ -15606,12 +15629,8 @@
             <w:r>
               <w:rPr>
                 <w:rFonts w:cs="Times New Roman"/>
-                <w:color w:val="000000"/>
-                <w:sz w:val="22"/>
-                <w:szCs w:val="22"/>
-                <w:shd w:val="clear" w:color="auto" w:fill="FFFFFF"/>
-              </w:rPr>
-              <w:t>Visualizando los tipos de contrato</w:t>
+              </w:rPr>
+              <w:t>Creando los departamentos de la empresa</w:t>
             </w:r>
           </w:p>
         </w:tc>
@@ -15631,13 +15650,19 @@
               <w:rPr>
                 <w:rFonts w:cs="Times New Roman"/>
               </w:rPr>
-              <w:t xml:space="preserve">Como usuario necesito poder. </w:t>
-            </w:r>
-            <w:r>
-              <w:rPr>
-                <w:rFonts w:cs="Times New Roman"/>
-              </w:rPr>
-              <w:t>Visualizar tipo de contrato</w:t>
+              <w:t xml:space="preserve">Como </w:t>
+            </w:r>
+            <w:r>
+              <w:rPr>
+                <w:rFonts w:cs="Times New Roman"/>
+              </w:rPr>
+              <w:t>usuario</w:t>
+            </w:r>
+            <w:r>
+              <w:rPr>
+                <w:rFonts w:cs="Times New Roman"/>
+              </w:rPr>
+              <w:t xml:space="preserve"> necesito poder crear departamentos para organizar la estructura de la empresa.</w:t>
             </w:r>
           </w:p>
         </w:tc>
@@ -15657,7 +15682,7 @@
               <w:rPr>
                 <w:rFonts w:cs="Times New Roman"/>
               </w:rPr>
-              <w:t>Diseñar y crear vista de sucursales, importar información y diseño de lista de tipo de contrato</w:t>
+              <w:t>Diseñar y crear vista de departamentos, formulario de creación, importar información y diseño de lista con departamentos creados.</w:t>
             </w:r>
           </w:p>
         </w:tc>
@@ -15677,7 +15702,7 @@
               <w:rPr>
                 <w:rFonts w:cs="Times New Roman"/>
               </w:rPr>
-              <w:t>Media</w:t>
+              <w:t>Alta</w:t>
             </w:r>
           </w:p>
         </w:tc>
@@ -15697,7 +15722,7 @@
               <w:rPr>
                 <w:rFonts w:cs="Times New Roman"/>
               </w:rPr>
-              <w:t>9</w:t>
+              <w:t>7</w:t>
             </w:r>
           </w:p>
         </w:tc>
@@ -15717,7 +15742,7 @@
               <w:rPr>
                 <w:rFonts w:cs="Times New Roman"/>
               </w:rPr>
-              <w:t>Finalizado</w:t>
+              <w:t xml:space="preserve">En proceso </w:t>
             </w:r>
           </w:p>
         </w:tc>
@@ -15742,7 +15767,7 @@
               <w:rPr>
                 <w:rFonts w:cs="Times New Roman"/>
               </w:rPr>
-              <w:t>1.13</w:t>
+              <w:t>1.8</w:t>
             </w:r>
           </w:p>
         </w:tc>
@@ -15761,12 +15786,8 @@
             <w:r>
               <w:rPr>
                 <w:rFonts w:cs="Times New Roman"/>
-                <w:color w:val="000000"/>
-                <w:sz w:val="22"/>
-                <w:szCs w:val="22"/>
-                <w:shd w:val="clear" w:color="auto" w:fill="FFFFFF"/>
-              </w:rPr>
-              <w:t>Visualizando los tipos de vacaciones</w:t>
+              </w:rPr>
+              <w:t>Motivo de permiso</w:t>
             </w:r>
           </w:p>
         </w:tc>
@@ -15786,13 +15807,26 @@
               <w:rPr>
                 <w:rFonts w:cs="Times New Roman"/>
               </w:rPr>
-              <w:t xml:space="preserve">Como usuario necesito poder. </w:t>
-            </w:r>
-            <w:r>
-              <w:rPr>
-                <w:rFonts w:cs="Times New Roman"/>
-              </w:rPr>
-              <w:t>Visualizar tipo de vacaciones</w:t>
+              <w:t xml:space="preserve">Como </w:t>
+            </w:r>
+            <w:r>
+              <w:rPr>
+                <w:rFonts w:cs="Times New Roman"/>
+              </w:rPr>
+              <w:t>usuario</w:t>
+            </w:r>
+            <w:r>
+              <w:rPr>
+                <w:rFonts w:cs="Times New Roman"/>
+              </w:rPr>
+              <w:t xml:space="preserve"> necesito poder crear motivos de permisos para registrar adecuadamente las </w:t>
+            </w:r>
+            <w:r>
+              <w:rPr>
+                <w:rFonts w:cs="Times New Roman"/>
+              </w:rPr>
+              <w:lastRenderedPageBreak/>
+              <w:t>solicitudes de los empleados.</w:t>
             </w:r>
           </w:p>
         </w:tc>
@@ -15812,19 +15846,15 @@
               <w:rPr>
                 <w:rFonts w:cs="Times New Roman"/>
               </w:rPr>
-              <w:t>Diseñar y crear vista vacaciones, importar información y diseño de lista</w:t>
-            </w:r>
-            <w:r>
-              <w:rPr>
-                <w:rFonts w:cs="Times New Roman"/>
-              </w:rPr>
-              <w:t xml:space="preserve"> de</w:t>
-            </w:r>
-            <w:r>
-              <w:rPr>
-                <w:rFonts w:cs="Times New Roman"/>
-              </w:rPr>
-              <w:t xml:space="preserve"> vacaciones.</w:t>
+              <w:lastRenderedPageBreak/>
+              <w:t xml:space="preserve">Diseñar y crear vista de motivos de permiso, formulario de creación, </w:t>
+            </w:r>
+            <w:r>
+              <w:rPr>
+                <w:rFonts w:cs="Times New Roman"/>
+              </w:rPr>
+              <w:lastRenderedPageBreak/>
+              <w:t>importar información y diseñar lista de motivos registrados.</w:t>
             </w:r>
           </w:p>
         </w:tc>
@@ -15844,6 +15874,7 @@
               <w:rPr>
                 <w:rFonts w:cs="Times New Roman"/>
               </w:rPr>
+              <w:lastRenderedPageBreak/>
               <w:t>Media</w:t>
             </w:r>
           </w:p>
@@ -15864,7 +15895,7 @@
               <w:rPr>
                 <w:rFonts w:cs="Times New Roman"/>
               </w:rPr>
-              <w:t>7</w:t>
+              <w:t>6</w:t>
             </w:r>
           </w:p>
         </w:tc>
@@ -15884,7 +15915,7 @@
               <w:rPr>
                 <w:rFonts w:cs="Times New Roman"/>
               </w:rPr>
-              <w:t>Finalizado</w:t>
+              <w:t>En proceso</w:t>
             </w:r>
           </w:p>
         </w:tc>
@@ -15909,7 +15940,7 @@
               <w:rPr>
                 <w:rFonts w:cs="Times New Roman"/>
               </w:rPr>
-              <w:t>1.16</w:t>
+              <w:t>1.11</w:t>
             </w:r>
           </w:p>
         </w:tc>
@@ -15928,12 +15959,8 @@
             <w:r>
               <w:rPr>
                 <w:rFonts w:cs="Times New Roman"/>
-                <w:color w:val="000000"/>
-                <w:sz w:val="22"/>
-                <w:szCs w:val="22"/>
-                <w:shd w:val="clear" w:color="auto" w:fill="FFFFFF"/>
-              </w:rPr>
-              <w:t>Visualizando sucursales</w:t>
+              </w:rPr>
+              <w:t>Creando tipo de contratos con su correspondiente descripción</w:t>
             </w:r>
           </w:p>
         </w:tc>
@@ -15953,25 +15980,19 @@
               <w:rPr>
                 <w:rFonts w:cs="Times New Roman"/>
               </w:rPr>
-              <w:t xml:space="preserve">Como usuario necesito poder. </w:t>
-            </w:r>
-            <w:r>
-              <w:rPr>
-                <w:rFonts w:cs="Times New Roman"/>
-              </w:rPr>
-              <w:t>Visualiza</w:t>
-            </w:r>
-            <w:r>
-              <w:rPr>
-                <w:rFonts w:cs="Times New Roman"/>
-              </w:rPr>
-              <w:t>r</w:t>
-            </w:r>
-            <w:r>
-              <w:rPr>
-                <w:rFonts w:cs="Times New Roman"/>
-              </w:rPr>
-              <w:t xml:space="preserve"> sucursales</w:t>
+              <w:t xml:space="preserve">Como </w:t>
+            </w:r>
+            <w:r>
+              <w:rPr>
+                <w:rFonts w:cs="Times New Roman"/>
+              </w:rPr>
+              <w:t>usuario</w:t>
+            </w:r>
+            <w:r>
+              <w:rPr>
+                <w:rFonts w:cs="Times New Roman"/>
+              </w:rPr>
+              <w:t xml:space="preserve"> necesito poder crear tipos de contratos con sus descripciones para formalizar correctamente a los empleados.</w:t>
             </w:r>
           </w:p>
         </w:tc>
@@ -15991,14 +16012,7 @@
               <w:rPr>
                 <w:rFonts w:cs="Times New Roman"/>
               </w:rPr>
-              <w:t xml:space="preserve">Diseñar y crear vistas sucursales, importar información y </w:t>
-            </w:r>
-            <w:r>
-              <w:rPr>
-                <w:rFonts w:cs="Times New Roman"/>
-              </w:rPr>
-              <w:lastRenderedPageBreak/>
-              <w:t>diseño de listas sucursal</w:t>
+              <w:t>Diseñar y crear vista de contratos, formulario de creación, importar información y diseñar lista con tipos de contratos.</w:t>
             </w:r>
           </w:p>
         </w:tc>
@@ -16018,8 +16032,7 @@
               <w:rPr>
                 <w:rFonts w:cs="Times New Roman"/>
               </w:rPr>
-              <w:lastRenderedPageBreak/>
-              <w:t>Media</w:t>
+              <w:t>Alta</w:t>
             </w:r>
           </w:p>
         </w:tc>
@@ -16039,7 +16052,7 @@
               <w:rPr>
                 <w:rFonts w:cs="Times New Roman"/>
               </w:rPr>
-              <w:t>10</w:t>
+              <w:t>7</w:t>
             </w:r>
           </w:p>
         </w:tc>
@@ -16059,7 +16072,7 @@
               <w:rPr>
                 <w:rFonts w:cs="Times New Roman"/>
               </w:rPr>
-              <w:t>Finalizado</w:t>
+              <w:t>En proceso</w:t>
             </w:r>
           </w:p>
         </w:tc>
@@ -16084,7 +16097,7 @@
               <w:rPr>
                 <w:rFonts w:cs="Times New Roman"/>
               </w:rPr>
-              <w:t>1.19</w:t>
+              <w:t>1.14</w:t>
             </w:r>
           </w:p>
         </w:tc>
@@ -16103,12 +16116,8 @@
             <w:r>
               <w:rPr>
                 <w:rFonts w:cs="Times New Roman"/>
-                <w:color w:val="000000"/>
-                <w:sz w:val="22"/>
-                <w:szCs w:val="22"/>
-                <w:shd w:val="clear" w:color="auto" w:fill="FFFFFF"/>
-              </w:rPr>
-              <w:t>Ingresando a la pestaña de centros de costos</w:t>
+              </w:rPr>
+              <w:t>Creando tipo de vacaciones</w:t>
             </w:r>
           </w:p>
         </w:tc>
@@ -16128,13 +16137,19 @@
               <w:rPr>
                 <w:rFonts w:cs="Times New Roman"/>
               </w:rPr>
-              <w:t xml:space="preserve">Como usuario necesito poder. </w:t>
-            </w:r>
-            <w:r>
-              <w:rPr>
-                <w:rFonts w:cs="Times New Roman"/>
-              </w:rPr>
-              <w:t>Visualizar centro de costos</w:t>
+              <w:t xml:space="preserve">Como </w:t>
+            </w:r>
+            <w:r>
+              <w:rPr>
+                <w:rFonts w:cs="Times New Roman"/>
+              </w:rPr>
+              <w:t>usuario</w:t>
+            </w:r>
+            <w:r>
+              <w:rPr>
+                <w:rFonts w:cs="Times New Roman"/>
+              </w:rPr>
+              <w:t xml:space="preserve"> necesito poder crear tipos de vacaciones para gestionar correctamente las licencias de los empleados.</w:t>
             </w:r>
           </w:p>
         </w:tc>
@@ -16154,7 +16169,7 @@
               <w:rPr>
                 <w:rFonts w:cs="Times New Roman"/>
               </w:rPr>
-              <w:t>Diseñar y crear vista centro de costos, importar información y diseño de lista de centro de costos</w:t>
+              <w:t>Diseñar y crear vista de vacaciones, formulario de creación, importar información y diseñar lista con tipos de vacaciones.</w:t>
             </w:r>
           </w:p>
         </w:tc>
@@ -16194,7 +16209,7 @@
               <w:rPr>
                 <w:rFonts w:cs="Times New Roman"/>
               </w:rPr>
-              <w:t>9</w:t>
+              <w:t>7</w:t>
             </w:r>
           </w:p>
         </w:tc>
@@ -16214,7 +16229,7 @@
               <w:rPr>
                 <w:rFonts w:cs="Times New Roman"/>
               </w:rPr>
-              <w:t>Finalizado</w:t>
+              <w:t>En proceso</w:t>
             </w:r>
           </w:p>
         </w:tc>
@@ -16239,7 +16254,7 @@
               <w:rPr>
                 <w:rFonts w:cs="Times New Roman"/>
               </w:rPr>
-              <w:t>2.1</w:t>
+              <w:t>1.17</w:t>
             </w:r>
           </w:p>
         </w:tc>
@@ -16258,12 +16273,8 @@
             <w:r>
               <w:rPr>
                 <w:rFonts w:cs="Times New Roman"/>
-                <w:color w:val="000000"/>
-                <w:sz w:val="22"/>
-                <w:szCs w:val="22"/>
-                <w:shd w:val="clear" w:color="auto" w:fill="FFFFFF"/>
-              </w:rPr>
-              <w:t>Visualizando ficha de empleados</w:t>
+              </w:rPr>
+              <w:t>Creando una sucursal</w:t>
             </w:r>
           </w:p>
         </w:tc>
@@ -16283,13 +16294,26 @@
               <w:rPr>
                 <w:rFonts w:cs="Times New Roman"/>
               </w:rPr>
-              <w:t xml:space="preserve">Como usuario necesito poder. </w:t>
-            </w:r>
-            <w:r>
-              <w:rPr>
-                <w:rFonts w:cs="Times New Roman"/>
-              </w:rPr>
-              <w:t>Visualizar fichas de empleados</w:t>
+              <w:t xml:space="preserve">Como </w:t>
+            </w:r>
+            <w:r>
+              <w:rPr>
+                <w:rFonts w:cs="Times New Roman"/>
+              </w:rPr>
+              <w:t>usuario</w:t>
+            </w:r>
+            <w:r>
+              <w:rPr>
+                <w:rFonts w:cs="Times New Roman"/>
+              </w:rPr>
+              <w:t xml:space="preserve"> necesito poder registrar sucursales de la empresa para </w:t>
+            </w:r>
+            <w:r>
+              <w:rPr>
+                <w:rFonts w:cs="Times New Roman"/>
+              </w:rPr>
+              <w:lastRenderedPageBreak/>
+              <w:t>organizar mejor las ubicaciones.</w:t>
             </w:r>
           </w:p>
         </w:tc>
@@ -16309,7 +16333,15 @@
               <w:rPr>
                 <w:rFonts w:cs="Times New Roman"/>
               </w:rPr>
-              <w:t>Diseñar y crear vista ficha de empleado, importar información y diseñar lista de ficha de empleado</w:t>
+              <w:lastRenderedPageBreak/>
+              <w:t xml:space="preserve">Diseñar y crear vista de sucursales, formulario de creación, </w:t>
+            </w:r>
+            <w:r>
+              <w:rPr>
+                <w:rFonts w:cs="Times New Roman"/>
+              </w:rPr>
+              <w:lastRenderedPageBreak/>
+              <w:t>importar información y diseñar lista con sucursales registradas.</w:t>
             </w:r>
           </w:p>
         </w:tc>
@@ -16329,7 +16361,8 @@
               <w:rPr>
                 <w:rFonts w:cs="Times New Roman"/>
               </w:rPr>
-              <w:t>Media</w:t>
+              <w:lastRenderedPageBreak/>
+              <w:t>Alta</w:t>
             </w:r>
           </w:p>
         </w:tc>
@@ -16349,7 +16382,7 @@
               <w:rPr>
                 <w:rFonts w:cs="Times New Roman"/>
               </w:rPr>
-              <w:t>7</w:t>
+              <w:t>8</w:t>
             </w:r>
           </w:p>
         </w:tc>
@@ -16369,7 +16402,7 @@
               <w:rPr>
                 <w:rFonts w:cs="Times New Roman"/>
               </w:rPr>
-              <w:t>Finalizado</w:t>
+              <w:t>En proceso</w:t>
             </w:r>
           </w:p>
         </w:tc>
@@ -16394,7 +16427,7 @@
               <w:rPr>
                 <w:rFonts w:cs="Times New Roman"/>
               </w:rPr>
-              <w:t>2.2</w:t>
+              <w:t>1.20</w:t>
             </w:r>
           </w:p>
         </w:tc>
@@ -16413,12 +16446,8 @@
             <w:r>
               <w:rPr>
                 <w:rFonts w:cs="Times New Roman"/>
-                <w:color w:val="000000"/>
-                <w:sz w:val="22"/>
-                <w:szCs w:val="22"/>
-                <w:shd w:val="clear" w:color="auto" w:fill="FFFFFF"/>
-              </w:rPr>
-              <w:t>Creando nuevo empleado</w:t>
+              </w:rPr>
+              <w:t>Creando nuevo centro de costo</w:t>
             </w:r>
           </w:p>
         </w:tc>
@@ -16438,13 +16467,19 @@
               <w:rPr>
                 <w:rFonts w:cs="Times New Roman"/>
               </w:rPr>
-              <w:t xml:space="preserve">Como usuario necesito poder. </w:t>
-            </w:r>
-            <w:r>
-              <w:rPr>
-                <w:rFonts w:cs="Times New Roman"/>
-              </w:rPr>
-              <w:t>Crear nuevo empleado</w:t>
+              <w:t xml:space="preserve">Como </w:t>
+            </w:r>
+            <w:r>
+              <w:rPr>
+                <w:rFonts w:cs="Times New Roman"/>
+              </w:rPr>
+              <w:t>usuario</w:t>
+            </w:r>
+            <w:r>
+              <w:rPr>
+                <w:rFonts w:cs="Times New Roman"/>
+              </w:rPr>
+              <w:t xml:space="preserve"> necesito poder crear centros de costos para gestionar los recursos financieros de la empresa.</w:t>
             </w:r>
           </w:p>
         </w:tc>
@@ -16464,14 +16499,7 @@
               <w:rPr>
                 <w:rFonts w:cs="Times New Roman"/>
               </w:rPr>
-              <w:t xml:space="preserve">Diseñar y crear vistas de ingreso empleado, botón de creación de nuevo de empleado, conexión con base de datos y validación de </w:t>
-            </w:r>
-            <w:r>
-              <w:rPr>
-                <w:rFonts w:cs="Times New Roman"/>
-              </w:rPr>
-              <w:lastRenderedPageBreak/>
-              <w:t>campos obligatorios</w:t>
+              <w:t>Diseñar y crear vista de centros de costo, formulario de creación, importar información y diseñar lista de centros registrados.</w:t>
             </w:r>
           </w:p>
         </w:tc>
@@ -16491,7 +16519,6 @@
               <w:rPr>
                 <w:rFonts w:cs="Times New Roman"/>
               </w:rPr>
-              <w:lastRenderedPageBreak/>
               <w:t>Alta</w:t>
             </w:r>
           </w:p>
@@ -16512,7 +16539,7 @@
               <w:rPr>
                 <w:rFonts w:cs="Times New Roman"/>
               </w:rPr>
-              <w:t>9</w:t>
+              <w:t>7</w:t>
             </w:r>
           </w:p>
         </w:tc>
@@ -16532,7 +16559,7 @@
               <w:rPr>
                 <w:rFonts w:cs="Times New Roman"/>
               </w:rPr>
-              <w:t>Finalizado</w:t>
+              <w:t>En proceso</w:t>
             </w:r>
           </w:p>
         </w:tc>
@@ -16557,7 +16584,7 @@
               <w:rPr>
                 <w:rFonts w:cs="Times New Roman"/>
               </w:rPr>
-              <w:t>2.4</w:t>
+              <w:t>2.5</w:t>
             </w:r>
           </w:p>
         </w:tc>
@@ -16576,12 +16603,8 @@
             <w:r>
               <w:rPr>
                 <w:rFonts w:cs="Times New Roman"/>
-                <w:color w:val="000000"/>
-                <w:sz w:val="22"/>
-                <w:szCs w:val="22"/>
-                <w:shd w:val="clear" w:color="auto" w:fill="FFFFFF"/>
-              </w:rPr>
-              <w:t>Mostrando lista de empleados</w:t>
+              </w:rPr>
+              <w:t>Guardando datos de empleado</w:t>
             </w:r>
           </w:p>
         </w:tc>
@@ -16601,25 +16624,19 @@
               <w:rPr>
                 <w:rFonts w:cs="Times New Roman"/>
               </w:rPr>
-              <w:t xml:space="preserve">Como usuario necesito poder. </w:t>
-            </w:r>
-            <w:r>
-              <w:rPr>
-                <w:rFonts w:cs="Times New Roman"/>
-              </w:rPr>
-              <w:t>Most</w:t>
-            </w:r>
-            <w:r>
-              <w:rPr>
-                <w:rFonts w:cs="Times New Roman"/>
-              </w:rPr>
-              <w:t>r</w:t>
-            </w:r>
-            <w:r>
-              <w:rPr>
-                <w:rFonts w:cs="Times New Roman"/>
-              </w:rPr>
-              <w:t>ar lista de empleados</w:t>
+              <w:t xml:space="preserve">Como </w:t>
+            </w:r>
+            <w:r>
+              <w:rPr>
+                <w:rFonts w:cs="Times New Roman"/>
+              </w:rPr>
+              <w:t>usuario</w:t>
+            </w:r>
+            <w:r>
+              <w:rPr>
+                <w:rFonts w:cs="Times New Roman"/>
+              </w:rPr>
+              <w:t xml:space="preserve"> necesito poder guardar datos de los empleados para mantener actualizado el registro del personal.</w:t>
             </w:r>
           </w:p>
         </w:tc>
@@ -16639,7 +16656,7 @@
               <w:rPr>
                 <w:rFonts w:cs="Times New Roman"/>
               </w:rPr>
-              <w:t>Diseñar y crear vista lista de empleado, importar información y diseñar la lista que refleje la información de empleados</w:t>
+              <w:t>Diseñar y crear vista de empleado, formulario de datos, validación de campos, importar información y diseñar lista con empleados actualizados.</w:t>
             </w:r>
           </w:p>
         </w:tc>
@@ -16679,7 +16696,7 @@
               <w:rPr>
                 <w:rFonts w:cs="Times New Roman"/>
               </w:rPr>
-              <w:t>6</w:t>
+              <w:t>8</w:t>
             </w:r>
           </w:p>
         </w:tc>
@@ -16699,7 +16716,7 @@
               <w:rPr>
                 <w:rFonts w:cs="Times New Roman"/>
               </w:rPr>
-              <w:t>Finalizado</w:t>
+              <w:t>En proceso</w:t>
             </w:r>
           </w:p>
         </w:tc>
@@ -16724,7 +16741,8 @@
               <w:rPr>
                 <w:rFonts w:cs="Times New Roman"/>
               </w:rPr>
-              <w:t>4.5</w:t>
+              <w:lastRenderedPageBreak/>
+              <w:t>3.1.1</w:t>
             </w:r>
           </w:p>
         </w:tc>
@@ -16743,12 +16761,8 @@
             <w:r>
               <w:rPr>
                 <w:rFonts w:cs="Times New Roman"/>
-                <w:color w:val="000000"/>
-                <w:sz w:val="22"/>
-                <w:szCs w:val="22"/>
-                <w:shd w:val="clear" w:color="auto" w:fill="FFFFFF"/>
-              </w:rPr>
-              <w:t>Visualizando el listado de turnos creado</w:t>
+              </w:rPr>
+              <w:t>Asignando vacaciones a empleado</w:t>
             </w:r>
           </w:p>
         </w:tc>
@@ -16768,13 +16782,19 @@
               <w:rPr>
                 <w:rFonts w:cs="Times New Roman"/>
               </w:rPr>
-              <w:t xml:space="preserve">Como usuario necesito poder. </w:t>
-            </w:r>
-            <w:r>
-              <w:rPr>
-                <w:rFonts w:cs="Times New Roman"/>
-              </w:rPr>
-              <w:t>Visualizar listado de turnos creado</w:t>
+              <w:t xml:space="preserve">Como </w:t>
+            </w:r>
+            <w:r>
+              <w:rPr>
+                <w:rFonts w:cs="Times New Roman"/>
+              </w:rPr>
+              <w:t>usuario</w:t>
+            </w:r>
+            <w:r>
+              <w:rPr>
+                <w:rFonts w:cs="Times New Roman"/>
+              </w:rPr>
+              <w:t xml:space="preserve"> necesito poder asignar vacaciones a los empleados para organizar sus periodos de descanso.</w:t>
             </w:r>
           </w:p>
         </w:tc>
@@ -16794,7 +16814,7 @@
               <w:rPr>
                 <w:rFonts w:cs="Times New Roman"/>
               </w:rPr>
-              <w:t>Diseñar y crear una vista de listado de turnos, importar información y diseñar lista que refleje los turnos creados</w:t>
+              <w:t>Diseñar y crear vista de asignación de vacaciones, importar información de empleados y diseñar lista con campos de fechas y periodos.</w:t>
             </w:r>
           </w:p>
         </w:tc>
@@ -16814,7 +16834,7 @@
               <w:rPr>
                 <w:rFonts w:cs="Times New Roman"/>
               </w:rPr>
-              <w:t>Media</w:t>
+              <w:t>Alta</w:t>
             </w:r>
           </w:p>
         </w:tc>
@@ -16834,7 +16854,7 @@
               <w:rPr>
                 <w:rFonts w:cs="Times New Roman"/>
               </w:rPr>
-              <w:t>7</w:t>
+              <w:t>8</w:t>
             </w:r>
           </w:p>
         </w:tc>
@@ -16854,7 +16874,7 @@
               <w:rPr>
                 <w:rFonts w:cs="Times New Roman"/>
               </w:rPr>
-              <w:t>Finalizado</w:t>
+              <w:t>En proceso</w:t>
             </w:r>
           </w:p>
         </w:tc>
@@ -16879,7 +16899,7 @@
               <w:rPr>
                 <w:rFonts w:cs="Times New Roman"/>
               </w:rPr>
-              <w:t>6.5</w:t>
+              <w:t>3.1.2</w:t>
             </w:r>
           </w:p>
         </w:tc>
@@ -16898,12 +16918,8 @@
             <w:r>
               <w:rPr>
                 <w:rFonts w:cs="Times New Roman"/>
-                <w:color w:val="000000"/>
-                <w:sz w:val="22"/>
-                <w:szCs w:val="22"/>
-                <w:shd w:val="clear" w:color="auto" w:fill="FFFFFF"/>
-              </w:rPr>
-              <w:t>Visualizando lista con permisos aprobados</w:t>
+              </w:rPr>
+              <w:t>Editando vacaciones de empleados</w:t>
             </w:r>
           </w:p>
         </w:tc>
@@ -16923,13 +16939,19 @@
               <w:rPr>
                 <w:rFonts w:cs="Times New Roman"/>
               </w:rPr>
-              <w:t xml:space="preserve">Como usuario necesito poder. </w:t>
-            </w:r>
-            <w:r>
-              <w:rPr>
-                <w:rFonts w:cs="Times New Roman"/>
-              </w:rPr>
-              <w:t>Visualizar lista con permisos aprobados</w:t>
+              <w:t xml:space="preserve">Como </w:t>
+            </w:r>
+            <w:r>
+              <w:rPr>
+                <w:rFonts w:cs="Times New Roman"/>
+              </w:rPr>
+              <w:t>usuario</w:t>
+            </w:r>
+            <w:r>
+              <w:rPr>
+                <w:rFonts w:cs="Times New Roman"/>
+              </w:rPr>
+              <w:t xml:space="preserve"> necesito poder editar vacaciones ya asignadas a los empleados para realizar correcciones o ajustes.</w:t>
             </w:r>
           </w:p>
         </w:tc>
@@ -16949,14 +16971,7 @@
               <w:rPr>
                 <w:rFonts w:cs="Times New Roman"/>
               </w:rPr>
-              <w:t xml:space="preserve">Diseñar y crear vista permisos aprobados, importar información de base de datos y diseñar lista que refleje la información de </w:t>
-            </w:r>
-            <w:r>
-              <w:rPr>
-                <w:rFonts w:cs="Times New Roman"/>
-              </w:rPr>
-              <w:lastRenderedPageBreak/>
-              <w:t>permisos aprobados</w:t>
+              <w:t>Diseñar y crear vista de edición de vacaciones, importar datos de empleados y permitir actualizar fechas y días.</w:t>
             </w:r>
           </w:p>
         </w:tc>
@@ -16976,7 +16991,6 @@
               <w:rPr>
                 <w:rFonts w:cs="Times New Roman"/>
               </w:rPr>
-              <w:lastRenderedPageBreak/>
               <w:t>Alta</w:t>
             </w:r>
           </w:p>
@@ -17017,7 +17031,7 @@
               <w:rPr>
                 <w:rFonts w:cs="Times New Roman"/>
               </w:rPr>
-              <w:t>Finalizado</w:t>
+              <w:t>En proceso</w:t>
             </w:r>
           </w:p>
         </w:tc>
@@ -17042,7 +17056,7 @@
               <w:rPr>
                 <w:rFonts w:cs="Times New Roman"/>
               </w:rPr>
-              <w:t>7.2</w:t>
+              <w:t>4.1.1</w:t>
             </w:r>
           </w:p>
         </w:tc>
@@ -17061,12 +17075,8 @@
             <w:r>
               <w:rPr>
                 <w:rFonts w:cs="Times New Roman"/>
-                <w:color w:val="000000"/>
-                <w:sz w:val="22"/>
-                <w:szCs w:val="22"/>
-                <w:shd w:val="clear" w:color="auto" w:fill="FFFFFF"/>
-              </w:rPr>
-              <w:t>Accediendo al menú</w:t>
+              </w:rPr>
+              <w:t>Creando turno con campos obligatorios</w:t>
             </w:r>
           </w:p>
         </w:tc>
@@ -17086,13 +17096,19 @@
               <w:rPr>
                 <w:rFonts w:cs="Times New Roman"/>
               </w:rPr>
-              <w:t xml:space="preserve">Como usuario necesito poder. </w:t>
-            </w:r>
-            <w:r>
-              <w:rPr>
-                <w:rFonts w:cs="Times New Roman"/>
-              </w:rPr>
-              <w:t>Acceder al menú (Iniciar sesión)</w:t>
+              <w:t xml:space="preserve">Como </w:t>
+            </w:r>
+            <w:r>
+              <w:rPr>
+                <w:rFonts w:cs="Times New Roman"/>
+              </w:rPr>
+              <w:t>usuario</w:t>
+            </w:r>
+            <w:r>
+              <w:rPr>
+                <w:rFonts w:cs="Times New Roman"/>
+              </w:rPr>
+              <w:t xml:space="preserve"> necesito poder crear turnos con campos obligatorios para garantizar la correcta configuración de horarios.</w:t>
             </w:r>
           </w:p>
         </w:tc>
@@ -17112,7 +17128,7 @@
               <w:rPr>
                 <w:rFonts w:cs="Times New Roman"/>
               </w:rPr>
-              <w:t>Diseñar inicio de sesión y menú principal que validen credenciales y direccione al menú principal</w:t>
+              <w:t>Diseñar y crear formulario de creación de turnos, validación de campos, importar información y diseñar tabla de turnos.</w:t>
             </w:r>
           </w:p>
         </w:tc>
@@ -17152,7 +17168,7 @@
               <w:rPr>
                 <w:rFonts w:cs="Times New Roman"/>
               </w:rPr>
-              <w:t>7</w:t>
+              <w:t>8</w:t>
             </w:r>
           </w:p>
         </w:tc>
@@ -17172,7 +17188,7 @@
               <w:rPr>
                 <w:rFonts w:cs="Times New Roman"/>
               </w:rPr>
-              <w:t>Finalizado</w:t>
+              <w:t>En proceso</w:t>
             </w:r>
           </w:p>
         </w:tc>
@@ -17197,7 +17213,8 @@
               <w:rPr>
                 <w:rFonts w:cs="Times New Roman"/>
               </w:rPr>
-              <w:t>7.4</w:t>
+              <w:lastRenderedPageBreak/>
+              <w:t>4.2</w:t>
             </w:r>
           </w:p>
         </w:tc>
@@ -17216,12 +17233,8 @@
             <w:r>
               <w:rPr>
                 <w:rFonts w:cs="Times New Roman"/>
-                <w:color w:val="000000"/>
-                <w:sz w:val="22"/>
-                <w:szCs w:val="22"/>
-                <w:shd w:val="clear" w:color="auto" w:fill="FFFFFF"/>
-              </w:rPr>
-              <w:t>Cerrando sesión</w:t>
+              </w:rPr>
+              <w:t>Generando un nuevo turno</w:t>
             </w:r>
           </w:p>
         </w:tc>
@@ -17241,13 +17254,19 @@
               <w:rPr>
                 <w:rFonts w:cs="Times New Roman"/>
               </w:rPr>
-              <w:t xml:space="preserve">Como usuario necesito poder. </w:t>
-            </w:r>
-            <w:r>
-              <w:rPr>
-                <w:rFonts w:cs="Times New Roman"/>
-              </w:rPr>
-              <w:t>Cerrar sesión</w:t>
+              <w:t xml:space="preserve">Como </w:t>
+            </w:r>
+            <w:r>
+              <w:rPr>
+                <w:rFonts w:cs="Times New Roman"/>
+              </w:rPr>
+              <w:t>usuario</w:t>
+            </w:r>
+            <w:r>
+              <w:rPr>
+                <w:rFonts w:cs="Times New Roman"/>
+              </w:rPr>
+              <w:t xml:space="preserve"> necesito poder generar nuevos turnos para organizar la planificación laboral.</w:t>
             </w:r>
           </w:p>
         </w:tc>
@@ -17267,7 +17286,7 @@
               <w:rPr>
                 <w:rFonts w:cs="Times New Roman"/>
               </w:rPr>
-              <w:t>Diseñar botón de cerrar sesión, ventana de confirmación y redireccionar al inicio de sesión</w:t>
+              <w:t>Diseñar y crear formulario de nuevo turno, importar información y diseñar lista de turnos generados.</w:t>
             </w:r>
           </w:p>
         </w:tc>
@@ -17307,7 +17326,7 @@
               <w:rPr>
                 <w:rFonts w:cs="Times New Roman"/>
               </w:rPr>
-              <w:t>8</w:t>
+              <w:t>7</w:t>
             </w:r>
           </w:p>
         </w:tc>
@@ -17327,7 +17346,7 @@
               <w:rPr>
                 <w:rFonts w:cs="Times New Roman"/>
               </w:rPr>
-              <w:t>Finalizado</w:t>
+              <w:t>En proceso</w:t>
             </w:r>
           </w:p>
         </w:tc>
@@ -17352,7 +17371,7 @@
               <w:rPr>
                 <w:rFonts w:cs="Times New Roman"/>
               </w:rPr>
-              <w:t>7.5</w:t>
+              <w:t>4.3</w:t>
             </w:r>
           </w:p>
         </w:tc>
@@ -17371,12 +17390,8 @@
             <w:r>
               <w:rPr>
                 <w:rFonts w:cs="Times New Roman"/>
-                <w:color w:val="000000"/>
-                <w:sz w:val="22"/>
-                <w:szCs w:val="22"/>
-                <w:shd w:val="clear" w:color="auto" w:fill="FFFFFF"/>
-              </w:rPr>
-              <w:t>Volviendo al menú principal</w:t>
+              </w:rPr>
+              <w:t>Guardando cambio de turno</w:t>
             </w:r>
           </w:p>
         </w:tc>
@@ -17396,13 +17411,19 @@
               <w:rPr>
                 <w:rFonts w:cs="Times New Roman"/>
               </w:rPr>
-              <w:t xml:space="preserve">Como usuario necesito poder. </w:t>
-            </w:r>
-            <w:r>
-              <w:rPr>
-                <w:rFonts w:cs="Times New Roman"/>
-              </w:rPr>
-              <w:t>Volver al menú principal</w:t>
+              <w:t xml:space="preserve">Como </w:t>
+            </w:r>
+            <w:r>
+              <w:rPr>
+                <w:rFonts w:cs="Times New Roman"/>
+              </w:rPr>
+              <w:t>usuario</w:t>
+            </w:r>
+            <w:r>
+              <w:rPr>
+                <w:rFonts w:cs="Times New Roman"/>
+              </w:rPr>
+              <w:t xml:space="preserve"> necesito poder guardar los cambios realizados en los turnos para mantener actualizada la planificación.</w:t>
             </w:r>
           </w:p>
         </w:tc>
@@ -17422,7 +17443,7 @@
               <w:rPr>
                 <w:rFonts w:cs="Times New Roman"/>
               </w:rPr>
-              <w:t>Diseñar una imagen que se vincule para redireccionar al menú principal</w:t>
+              <w:t>Diseñar y crear opción de guardado, importar información y actualizar lista de turnos modificados.</w:t>
             </w:r>
           </w:p>
         </w:tc>
@@ -17462,7 +17483,7 @@
               <w:rPr>
                 <w:rFonts w:cs="Times New Roman"/>
               </w:rPr>
-              <w:t>8</w:t>
+              <w:t>6</w:t>
             </w:r>
           </w:p>
         </w:tc>
@@ -17482,7 +17503,7 @@
               <w:rPr>
                 <w:rFonts w:cs="Times New Roman"/>
               </w:rPr>
-              <w:t>Finalizado</w:t>
+              <w:t>En proceso</w:t>
             </w:r>
           </w:p>
         </w:tc>
@@ -17507,7 +17528,7 @@
               <w:rPr>
                 <w:rFonts w:cs="Times New Roman"/>
               </w:rPr>
-              <w:t>1.2</w:t>
+              <w:t>4.4</w:t>
             </w:r>
           </w:p>
         </w:tc>
@@ -17523,6 +17544,12 @@
                 <w:rFonts w:cs="Times New Roman"/>
               </w:rPr>
             </w:pPr>
+            <w:r>
+              <w:rPr>
+                <w:rFonts w:cs="Times New Roman"/>
+              </w:rPr>
+              <w:t>Eliminando turno deseado</w:t>
+            </w:r>
           </w:p>
         </w:tc>
         <w:tc>
@@ -17537,6 +17564,24 @@
                 <w:rFonts w:cs="Times New Roman"/>
               </w:rPr>
             </w:pPr>
+            <w:r>
+              <w:rPr>
+                <w:rFonts w:cs="Times New Roman"/>
+              </w:rPr>
+              <w:t xml:space="preserve">Como </w:t>
+            </w:r>
+            <w:r>
+              <w:rPr>
+                <w:rFonts w:cs="Times New Roman"/>
+              </w:rPr>
+              <w:t>usuario</w:t>
+            </w:r>
+            <w:r>
+              <w:rPr>
+                <w:rFonts w:cs="Times New Roman"/>
+              </w:rPr>
+              <w:t xml:space="preserve"> necesito poder eliminar turnos innecesarios o erróneos para mantener actualizado el sistema.</w:t>
+            </w:r>
           </w:p>
         </w:tc>
         <w:tc>
@@ -17551,6 +17596,12 @@
                 <w:rFonts w:cs="Times New Roman"/>
               </w:rPr>
             </w:pPr>
+            <w:r>
+              <w:rPr>
+                <w:rFonts w:cs="Times New Roman"/>
+              </w:rPr>
+              <w:t>Diseñar y crear opción de eliminación, importar información y actualizar lista de turnos.</w:t>
+            </w:r>
           </w:p>
         </w:tc>
         <w:tc>
@@ -17565,6 +17616,12 @@
                 <w:rFonts w:cs="Times New Roman"/>
               </w:rPr>
             </w:pPr>
+            <w:r>
+              <w:rPr>
+                <w:rFonts w:cs="Times New Roman"/>
+              </w:rPr>
+              <w:t>Alta</w:t>
+            </w:r>
           </w:p>
         </w:tc>
         <w:tc>
@@ -17579,6 +17636,12 @@
                 <w:rFonts w:cs="Times New Roman"/>
               </w:rPr>
             </w:pPr>
+            <w:r>
+              <w:rPr>
+                <w:rFonts w:cs="Times New Roman"/>
+              </w:rPr>
+              <w:t>7</w:t>
+            </w:r>
           </w:p>
         </w:tc>
         <w:tc>
@@ -17622,7 +17685,7 @@
               <w:rPr>
                 <w:rFonts w:cs="Times New Roman"/>
               </w:rPr>
-              <w:t>1.3.1</w:t>
+              <w:t>4.6</w:t>
             </w:r>
           </w:p>
         </w:tc>
@@ -17638,6 +17701,12 @@
                 <w:rFonts w:cs="Times New Roman"/>
               </w:rPr>
             </w:pPr>
+            <w:r>
+              <w:rPr>
+                <w:rFonts w:cs="Times New Roman"/>
+              </w:rPr>
+              <w:t>Definiendo horario de trabajo</w:t>
+            </w:r>
           </w:p>
         </w:tc>
         <w:tc>
@@ -17652,6 +17721,31 @@
                 <w:rFonts w:cs="Times New Roman"/>
               </w:rPr>
             </w:pPr>
+            <w:r>
+              <w:rPr>
+                <w:rFonts w:cs="Times New Roman"/>
+              </w:rPr>
+              <w:t xml:space="preserve">Como </w:t>
+            </w:r>
+            <w:r>
+              <w:rPr>
+                <w:rFonts w:cs="Times New Roman"/>
+              </w:rPr>
+              <w:t>usuario</w:t>
+            </w:r>
+            <w:r>
+              <w:rPr>
+                <w:rFonts w:cs="Times New Roman"/>
+              </w:rPr>
+              <w:t xml:space="preserve"> necesito poder definir horarios de trabajo para establecer </w:t>
+            </w:r>
+            <w:r>
+              <w:rPr>
+                <w:rFonts w:cs="Times New Roman"/>
+              </w:rPr>
+              <w:lastRenderedPageBreak/>
+              <w:t>claramente entradas y salidas.</w:t>
+            </w:r>
           </w:p>
         </w:tc>
         <w:tc>
@@ -17666,6 +17760,20 @@
                 <w:rFonts w:cs="Times New Roman"/>
               </w:rPr>
             </w:pPr>
+            <w:r>
+              <w:rPr>
+                <w:rFonts w:cs="Times New Roman"/>
+              </w:rPr>
+              <w:lastRenderedPageBreak/>
+              <w:t xml:space="preserve">Diseñar y crear vista de horarios, formulario de definición, importar </w:t>
+            </w:r>
+            <w:r>
+              <w:rPr>
+                <w:rFonts w:cs="Times New Roman"/>
+              </w:rPr>
+              <w:lastRenderedPageBreak/>
+              <w:t>información y diseñar lista de horarios registrados.</w:t>
+            </w:r>
           </w:p>
         </w:tc>
         <w:tc>
@@ -17680,6 +17788,13 @@
                 <w:rFonts w:cs="Times New Roman"/>
               </w:rPr>
             </w:pPr>
+            <w:r>
+              <w:rPr>
+                <w:rFonts w:cs="Times New Roman"/>
+              </w:rPr>
+              <w:lastRenderedPageBreak/>
+              <w:t>Alta</w:t>
+            </w:r>
           </w:p>
         </w:tc>
         <w:tc>
@@ -17694,6 +17809,12 @@
                 <w:rFonts w:cs="Times New Roman"/>
               </w:rPr>
             </w:pPr>
+            <w:r>
+              <w:rPr>
+                <w:rFonts w:cs="Times New Roman"/>
+              </w:rPr>
+              <w:t>8</w:t>
+            </w:r>
           </w:p>
         </w:tc>
         <w:tc>
@@ -17737,7 +17858,7 @@
               <w:rPr>
                 <w:rFonts w:cs="Times New Roman"/>
               </w:rPr>
-              <w:t>1.3.2</w:t>
+              <w:t>4.7</w:t>
             </w:r>
           </w:p>
         </w:tc>
@@ -17753,6 +17874,12 @@
                 <w:rFonts w:cs="Times New Roman"/>
               </w:rPr>
             </w:pPr>
+            <w:r>
+              <w:rPr>
+                <w:rFonts w:cs="Times New Roman"/>
+              </w:rPr>
+              <w:t>Generando un resumen de registro de horario de jornada</w:t>
+            </w:r>
           </w:p>
         </w:tc>
         <w:tc>
@@ -17767,6 +17894,24 @@
                 <w:rFonts w:cs="Times New Roman"/>
               </w:rPr>
             </w:pPr>
+            <w:r>
+              <w:rPr>
+                <w:rFonts w:cs="Times New Roman"/>
+              </w:rPr>
+              <w:t xml:space="preserve">Como </w:t>
+            </w:r>
+            <w:r>
+              <w:rPr>
+                <w:rFonts w:cs="Times New Roman"/>
+              </w:rPr>
+              <w:t>usuario</w:t>
+            </w:r>
+            <w:r>
+              <w:rPr>
+                <w:rFonts w:cs="Times New Roman"/>
+              </w:rPr>
+              <w:t xml:space="preserve"> necesito poder generar un resumen de horarios para visualizar rápidamente la planificación laboral.</w:t>
+            </w:r>
           </w:p>
         </w:tc>
         <w:tc>
@@ -17781,6 +17926,12 @@
                 <w:rFonts w:cs="Times New Roman"/>
               </w:rPr>
             </w:pPr>
+            <w:r>
+              <w:rPr>
+                <w:rFonts w:cs="Times New Roman"/>
+              </w:rPr>
+              <w:t>Diseñar y crear vista de resumen, importar información y diseñar lista con registros de horarios consolidados.</w:t>
+            </w:r>
           </w:p>
         </w:tc>
         <w:tc>
@@ -17795,6 +17946,12 @@
                 <w:rFonts w:cs="Times New Roman"/>
               </w:rPr>
             </w:pPr>
+            <w:r>
+              <w:rPr>
+                <w:rFonts w:cs="Times New Roman"/>
+              </w:rPr>
+              <w:t>Media</w:t>
+            </w:r>
           </w:p>
         </w:tc>
         <w:tc>
@@ -17809,6 +17966,12 @@
                 <w:rFonts w:cs="Times New Roman"/>
               </w:rPr>
             </w:pPr>
+            <w:r>
+              <w:rPr>
+                <w:rFonts w:cs="Times New Roman"/>
+              </w:rPr>
+              <w:t>7</w:t>
+            </w:r>
           </w:p>
         </w:tc>
         <w:tc>
@@ -17852,8 +18015,7 @@
               <w:rPr>
                 <w:rFonts w:cs="Times New Roman"/>
               </w:rPr>
-              <w:lastRenderedPageBreak/>
-              <w:t>1.5</w:t>
+              <w:t>5.1</w:t>
             </w:r>
           </w:p>
         </w:tc>
@@ -17869,6 +18031,12 @@
                 <w:rFonts w:cs="Times New Roman"/>
               </w:rPr>
             </w:pPr>
+            <w:r>
+              <w:rPr>
+                <w:rFonts w:cs="Times New Roman"/>
+              </w:rPr>
+              <w:t>Revisando informe de asistencia</w:t>
+            </w:r>
           </w:p>
         </w:tc>
         <w:tc>
@@ -17881,8 +18049,27 @@
               <w:jc w:val="center"/>
               <w:rPr>
                 <w:rFonts w:cs="Times New Roman"/>
+                <w:lang w:val="es-419"/>
               </w:rPr>
             </w:pPr>
+            <w:r>
+              <w:rPr>
+                <w:rFonts w:cs="Times New Roman"/>
+              </w:rPr>
+              <w:t xml:space="preserve">Como </w:t>
+            </w:r>
+            <w:r>
+              <w:rPr>
+                <w:rFonts w:cs="Times New Roman"/>
+              </w:rPr>
+              <w:t>usuario</w:t>
+            </w:r>
+            <w:r>
+              <w:rPr>
+                <w:rFonts w:cs="Times New Roman"/>
+              </w:rPr>
+              <w:t xml:space="preserve"> necesito poder revisar los informes de asistencia de los empleados para controlar la asistencia general.</w:t>
+            </w:r>
           </w:p>
         </w:tc>
         <w:tc>
@@ -17895,8 +18082,15 @@
               <w:jc w:val="center"/>
               <w:rPr>
                 <w:rFonts w:cs="Times New Roman"/>
+                <w:lang w:val="es-419"/>
               </w:rPr>
             </w:pPr>
+            <w:r>
+              <w:rPr>
+                <w:rFonts w:cs="Times New Roman"/>
+              </w:rPr>
+              <w:t>Diseñar y crear vista de informes, importar datos de asistencia y diseñar listado de informes generados.</w:t>
+            </w:r>
           </w:p>
         </w:tc>
         <w:tc>
@@ -17911,6 +18105,12 @@
                 <w:rFonts w:cs="Times New Roman"/>
               </w:rPr>
             </w:pPr>
+            <w:r>
+              <w:rPr>
+                <w:rFonts w:cs="Times New Roman"/>
+              </w:rPr>
+              <w:t>Alta</w:t>
+            </w:r>
           </w:p>
         </w:tc>
         <w:tc>
@@ -17925,6 +18125,12 @@
                 <w:rFonts w:cs="Times New Roman"/>
               </w:rPr>
             </w:pPr>
+            <w:r>
+              <w:rPr>
+                <w:rFonts w:cs="Times New Roman"/>
+              </w:rPr>
+              <w:t>8</w:t>
+            </w:r>
           </w:p>
         </w:tc>
         <w:tc>
@@ -17943,7 +18149,7 @@
               <w:rPr>
                 <w:rFonts w:cs="Times New Roman"/>
               </w:rPr>
-              <w:t xml:space="preserve">En proceso </w:t>
+              <w:t>En proceso</w:t>
             </w:r>
           </w:p>
         </w:tc>
@@ -17968,7 +18174,7 @@
               <w:rPr>
                 <w:rFonts w:cs="Times New Roman"/>
               </w:rPr>
-              <w:t>1.8</w:t>
+              <w:t>6.1</w:t>
             </w:r>
           </w:p>
         </w:tc>
@@ -17984,6 +18190,12 @@
                 <w:rFonts w:cs="Times New Roman"/>
               </w:rPr>
             </w:pPr>
+            <w:r>
+              <w:rPr>
+                <w:rFonts w:cs="Times New Roman"/>
+              </w:rPr>
+              <w:t>Ingresando permisos de ausencia</w:t>
+            </w:r>
           </w:p>
         </w:tc>
         <w:tc>
@@ -17998,6 +18210,24 @@
                 <w:rFonts w:cs="Times New Roman"/>
               </w:rPr>
             </w:pPr>
+            <w:r>
+              <w:rPr>
+                <w:rFonts w:cs="Times New Roman"/>
+              </w:rPr>
+              <w:t xml:space="preserve">Como </w:t>
+            </w:r>
+            <w:r>
+              <w:rPr>
+                <w:rFonts w:cs="Times New Roman"/>
+              </w:rPr>
+              <w:t>usuario</w:t>
+            </w:r>
+            <w:r>
+              <w:rPr>
+                <w:rFonts w:cs="Times New Roman"/>
+              </w:rPr>
+              <w:t xml:space="preserve"> necesito poder registrar permisos de ausencia para controlar adecuadamente la disponibilidad de empleados.</w:t>
+            </w:r>
           </w:p>
         </w:tc>
         <w:tc>
@@ -18012,6 +18242,19 @@
                 <w:rFonts w:cs="Times New Roman"/>
               </w:rPr>
             </w:pPr>
+            <w:r>
+              <w:rPr>
+                <w:rFonts w:cs="Times New Roman"/>
+              </w:rPr>
+              <w:t xml:space="preserve">Diseñar y crear vista de permisos de ausencia, formulario de registro, importar información y diseñar lista de </w:t>
+            </w:r>
+            <w:r>
+              <w:rPr>
+                <w:rFonts w:cs="Times New Roman"/>
+              </w:rPr>
+              <w:lastRenderedPageBreak/>
+              <w:t>permisos ingresados.</w:t>
+            </w:r>
           </w:p>
         </w:tc>
         <w:tc>
@@ -18026,6 +18269,13 @@
                 <w:rFonts w:cs="Times New Roman"/>
               </w:rPr>
             </w:pPr>
+            <w:r>
+              <w:rPr>
+                <w:rFonts w:cs="Times New Roman"/>
+              </w:rPr>
+              <w:lastRenderedPageBreak/>
+              <w:t>Alta</w:t>
+            </w:r>
           </w:p>
         </w:tc>
         <w:tc>
@@ -18040,6 +18290,12 @@
                 <w:rFonts w:cs="Times New Roman"/>
               </w:rPr>
             </w:pPr>
+            <w:r>
+              <w:rPr>
+                <w:rFonts w:cs="Times New Roman"/>
+              </w:rPr>
+              <w:t>7</w:t>
+            </w:r>
           </w:p>
         </w:tc>
         <w:tc>
@@ -18083,7 +18339,7 @@
               <w:rPr>
                 <w:rFonts w:cs="Times New Roman"/>
               </w:rPr>
-              <w:t>1.11</w:t>
+              <w:t>1.6</w:t>
             </w:r>
           </w:p>
         </w:tc>
@@ -18099,6 +18355,12 @@
                 <w:rFonts w:cs="Times New Roman"/>
               </w:rPr>
             </w:pPr>
+            <w:r>
+              <w:rPr>
+                <w:rFonts w:cs="Times New Roman"/>
+              </w:rPr>
+              <w:t>Cambio de estado de un departamento</w:t>
+            </w:r>
           </w:p>
         </w:tc>
         <w:tc>
@@ -18113,6 +18375,24 @@
                 <w:rFonts w:cs="Times New Roman"/>
               </w:rPr>
             </w:pPr>
+            <w:r>
+              <w:rPr>
+                <w:rFonts w:cs="Times New Roman"/>
+              </w:rPr>
+              <w:t xml:space="preserve">Como </w:t>
+            </w:r>
+            <w:r>
+              <w:rPr>
+                <w:rFonts w:cs="Times New Roman"/>
+              </w:rPr>
+              <w:t>usuario</w:t>
+            </w:r>
+            <w:r>
+              <w:rPr>
+                <w:rFonts w:cs="Times New Roman"/>
+              </w:rPr>
+              <w:t xml:space="preserve"> necesito poder activar o desactivar departamentos para gestionar correctamente la estructura de la empresa.</w:t>
+            </w:r>
           </w:p>
         </w:tc>
         <w:tc>
@@ -18127,6 +18407,12 @@
                 <w:rFonts w:cs="Times New Roman"/>
               </w:rPr>
             </w:pPr>
+            <w:r>
+              <w:rPr>
+                <w:rFonts w:cs="Times New Roman"/>
+              </w:rPr>
+              <w:t>Diseñar y crear vista de departamentos con opción de activar/desactivar, importar información y actualizar lista de departamentos.</w:t>
+            </w:r>
           </w:p>
         </w:tc>
         <w:tc>
@@ -18141,6 +18427,12 @@
                 <w:rFonts w:cs="Times New Roman"/>
               </w:rPr>
             </w:pPr>
+            <w:r>
+              <w:rPr>
+                <w:rFonts w:cs="Times New Roman"/>
+              </w:rPr>
+              <w:t>Media</w:t>
+            </w:r>
           </w:p>
         </w:tc>
         <w:tc>
@@ -18155,6 +18447,12 @@
                 <w:rFonts w:cs="Times New Roman"/>
               </w:rPr>
             </w:pPr>
+            <w:r>
+              <w:rPr>
+                <w:rFonts w:cs="Times New Roman"/>
+              </w:rPr>
+              <w:t>6</w:t>
+            </w:r>
           </w:p>
         </w:tc>
         <w:tc>
@@ -18198,7 +18496,7 @@
               <w:rPr>
                 <w:rFonts w:cs="Times New Roman"/>
               </w:rPr>
-              <w:t>1.14</w:t>
+              <w:t>2.3</w:t>
             </w:r>
           </w:p>
         </w:tc>
@@ -18214,6 +18512,12 @@
                 <w:rFonts w:cs="Times New Roman"/>
               </w:rPr>
             </w:pPr>
+            <w:r>
+              <w:rPr>
+                <w:rFonts w:cs="Times New Roman"/>
+              </w:rPr>
+              <w:t>Visualizando las fichas que están activas actualmente</w:t>
+            </w:r>
           </w:p>
         </w:tc>
         <w:tc>
@@ -18228,6 +18532,24 @@
                 <w:rFonts w:cs="Times New Roman"/>
               </w:rPr>
             </w:pPr>
+            <w:r>
+              <w:rPr>
+                <w:rFonts w:cs="Times New Roman"/>
+              </w:rPr>
+              <w:t xml:space="preserve">Como </w:t>
+            </w:r>
+            <w:r>
+              <w:rPr>
+                <w:rFonts w:cs="Times New Roman"/>
+              </w:rPr>
+              <w:t>usuario</w:t>
+            </w:r>
+            <w:r>
+              <w:rPr>
+                <w:rFonts w:cs="Times New Roman"/>
+              </w:rPr>
+              <w:t xml:space="preserve"> necesito poder visualizar fichas de empleados activos para gestionar el personal disponible.</w:t>
+            </w:r>
           </w:p>
         </w:tc>
         <w:tc>
@@ -18242,6 +18564,12 @@
                 <w:rFonts w:cs="Times New Roman"/>
               </w:rPr>
             </w:pPr>
+            <w:r>
+              <w:rPr>
+                <w:rFonts w:cs="Times New Roman"/>
+              </w:rPr>
+              <w:t>Diseñar y crear vista de fichas de empleados, importar información y diseñar lista filtrada con fichas activas.</w:t>
+            </w:r>
           </w:p>
         </w:tc>
         <w:tc>
@@ -18256,6 +18584,12 @@
                 <w:rFonts w:cs="Times New Roman"/>
               </w:rPr>
             </w:pPr>
+            <w:r>
+              <w:rPr>
+                <w:rFonts w:cs="Times New Roman"/>
+              </w:rPr>
+              <w:t>Media</w:t>
+            </w:r>
           </w:p>
         </w:tc>
         <w:tc>
@@ -18270,6 +18604,12 @@
                 <w:rFonts w:cs="Times New Roman"/>
               </w:rPr>
             </w:pPr>
+            <w:r>
+              <w:rPr>
+                <w:rFonts w:cs="Times New Roman"/>
+              </w:rPr>
+              <w:t>7</w:t>
+            </w:r>
           </w:p>
         </w:tc>
         <w:tc>
@@ -18313,7 +18653,7 @@
               <w:rPr>
                 <w:rFonts w:cs="Times New Roman"/>
               </w:rPr>
-              <w:t>1.17</w:t>
+              <w:t>2.6.1</w:t>
             </w:r>
           </w:p>
         </w:tc>
@@ -18329,6 +18669,12 @@
                 <w:rFonts w:cs="Times New Roman"/>
               </w:rPr>
             </w:pPr>
+            <w:r>
+              <w:rPr>
+                <w:rFonts w:cs="Times New Roman"/>
+              </w:rPr>
+              <w:t>Imprimiendo solo una ficha de empleado</w:t>
+            </w:r>
           </w:p>
         </w:tc>
         <w:tc>
@@ -18343,6 +18689,24 @@
                 <w:rFonts w:cs="Times New Roman"/>
               </w:rPr>
             </w:pPr>
+            <w:r>
+              <w:rPr>
+                <w:rFonts w:cs="Times New Roman"/>
+              </w:rPr>
+              <w:t xml:space="preserve">Como </w:t>
+            </w:r>
+            <w:r>
+              <w:rPr>
+                <w:rFonts w:cs="Times New Roman"/>
+              </w:rPr>
+              <w:t>usuario</w:t>
+            </w:r>
+            <w:r>
+              <w:rPr>
+                <w:rFonts w:cs="Times New Roman"/>
+              </w:rPr>
+              <w:t xml:space="preserve"> necesito poder imprimir fichas individuales de empleados en formato PDF para documentación oficial</w:t>
+            </w:r>
           </w:p>
         </w:tc>
         <w:tc>
@@ -18357,6 +18721,12 @@
                 <w:rFonts w:cs="Times New Roman"/>
               </w:rPr>
             </w:pPr>
+            <w:r>
+              <w:rPr>
+                <w:rFonts w:cs="Times New Roman"/>
+              </w:rPr>
+              <w:t>Diseñar y crear opción de impresión, importar información de empleados y generar documento en formato PDF.</w:t>
+            </w:r>
           </w:p>
         </w:tc>
         <w:tc>
@@ -18371,6 +18741,12 @@
                 <w:rFonts w:cs="Times New Roman"/>
               </w:rPr>
             </w:pPr>
+            <w:r>
+              <w:rPr>
+                <w:rFonts w:cs="Times New Roman"/>
+              </w:rPr>
+              <w:t>Alta</w:t>
+            </w:r>
           </w:p>
         </w:tc>
         <w:tc>
@@ -18385,6 +18761,12 @@
                 <w:rFonts w:cs="Times New Roman"/>
               </w:rPr>
             </w:pPr>
+            <w:r>
+              <w:rPr>
+                <w:rFonts w:cs="Times New Roman"/>
+              </w:rPr>
+              <w:t>8</w:t>
+            </w:r>
           </w:p>
         </w:tc>
         <w:tc>
@@ -18428,7 +18810,8 @@
               <w:rPr>
                 <w:rFonts w:cs="Times New Roman"/>
               </w:rPr>
-              <w:t>1.20</w:t>
+              <w:lastRenderedPageBreak/>
+              <w:t>2.6.2</w:t>
             </w:r>
           </w:p>
         </w:tc>
@@ -18444,6 +18827,12 @@
                 <w:rFonts w:cs="Times New Roman"/>
               </w:rPr>
             </w:pPr>
+            <w:r>
+              <w:rPr>
+                <w:rFonts w:cs="Times New Roman"/>
+              </w:rPr>
+              <w:t>Imprimiendo múltiples fichas de empelados</w:t>
+            </w:r>
           </w:p>
         </w:tc>
         <w:tc>
@@ -18458,6 +18847,24 @@
                 <w:rFonts w:cs="Times New Roman"/>
               </w:rPr>
             </w:pPr>
+            <w:r>
+              <w:rPr>
+                <w:rFonts w:cs="Times New Roman"/>
+              </w:rPr>
+              <w:t xml:space="preserve">Como </w:t>
+            </w:r>
+            <w:r>
+              <w:rPr>
+                <w:rFonts w:cs="Times New Roman"/>
+              </w:rPr>
+              <w:t>usuario</w:t>
+            </w:r>
+            <w:r>
+              <w:rPr>
+                <w:rFonts w:cs="Times New Roman"/>
+              </w:rPr>
+              <w:t xml:space="preserve"> necesito poder imprimir múltiples fichas de empleados en formato PDF para ahorrar tiempo en reportes.</w:t>
+            </w:r>
           </w:p>
         </w:tc>
         <w:tc>
@@ -18472,6 +18879,12 @@
                 <w:rFonts w:cs="Times New Roman"/>
               </w:rPr>
             </w:pPr>
+            <w:r>
+              <w:rPr>
+                <w:rFonts w:cs="Times New Roman"/>
+              </w:rPr>
+              <w:t>Diseñar y crear opción de impresión múltiple, importar información de empleados y generar PDF con varias fichas.</w:t>
+            </w:r>
           </w:p>
         </w:tc>
         <w:tc>
@@ -18486,6 +18899,12 @@
                 <w:rFonts w:cs="Times New Roman"/>
               </w:rPr>
             </w:pPr>
+            <w:r>
+              <w:rPr>
+                <w:rFonts w:cs="Times New Roman"/>
+              </w:rPr>
+              <w:t>Alta</w:t>
+            </w:r>
           </w:p>
         </w:tc>
         <w:tc>
@@ -18500,6 +18919,12 @@
                 <w:rFonts w:cs="Times New Roman"/>
               </w:rPr>
             </w:pPr>
+            <w:r>
+              <w:rPr>
+                <w:rFonts w:cs="Times New Roman"/>
+              </w:rPr>
+              <w:t>9</w:t>
+            </w:r>
           </w:p>
         </w:tc>
         <w:tc>
@@ -18543,7 +18968,7 @@
               <w:rPr>
                 <w:rFonts w:cs="Times New Roman"/>
               </w:rPr>
-              <w:t>2.5</w:t>
+              <w:t>3.2</w:t>
             </w:r>
           </w:p>
         </w:tc>
@@ -18559,6 +18984,12 @@
                 <w:rFonts w:cs="Times New Roman"/>
               </w:rPr>
             </w:pPr>
+            <w:r>
+              <w:rPr>
+                <w:rFonts w:cs="Times New Roman"/>
+              </w:rPr>
+              <w:t>Visualizando lista de empleados con casilla para asignar vacaciones</w:t>
+            </w:r>
           </w:p>
         </w:tc>
         <w:tc>
@@ -18573,6 +19004,24 @@
                 <w:rFonts w:cs="Times New Roman"/>
               </w:rPr>
             </w:pPr>
+            <w:r>
+              <w:rPr>
+                <w:rFonts w:cs="Times New Roman"/>
+              </w:rPr>
+              <w:t xml:space="preserve">Como </w:t>
+            </w:r>
+            <w:r>
+              <w:rPr>
+                <w:rFonts w:cs="Times New Roman"/>
+              </w:rPr>
+              <w:t>usuario</w:t>
+            </w:r>
+            <w:r>
+              <w:rPr>
+                <w:rFonts w:cs="Times New Roman"/>
+              </w:rPr>
+              <w:t xml:space="preserve"> necesito poder visualizar lista de empleados disponibles para asignar vacaciones de forma eficiente.</w:t>
+            </w:r>
           </w:p>
         </w:tc>
         <w:tc>
@@ -18587,6 +19036,12 @@
                 <w:rFonts w:cs="Times New Roman"/>
               </w:rPr>
             </w:pPr>
+            <w:r>
+              <w:rPr>
+                <w:rFonts w:cs="Times New Roman"/>
+              </w:rPr>
+              <w:t>Diseñar y crear vista de empleados, importar información y diseñar lista con opción de selección para asignar vacaciones.</w:t>
+            </w:r>
           </w:p>
         </w:tc>
         <w:tc>
@@ -18601,6 +19056,12 @@
                 <w:rFonts w:cs="Times New Roman"/>
               </w:rPr>
             </w:pPr>
+            <w:r>
+              <w:rPr>
+                <w:rFonts w:cs="Times New Roman"/>
+              </w:rPr>
+              <w:t>Alta</w:t>
+            </w:r>
           </w:p>
         </w:tc>
         <w:tc>
@@ -18615,6 +19076,12 @@
                 <w:rFonts w:cs="Times New Roman"/>
               </w:rPr>
             </w:pPr>
+            <w:r>
+              <w:rPr>
+                <w:rFonts w:cs="Times New Roman"/>
+              </w:rPr>
+              <w:t>7</w:t>
+            </w:r>
           </w:p>
         </w:tc>
         <w:tc>
@@ -18658,7 +19125,7 @@
               <w:rPr>
                 <w:rFonts w:cs="Times New Roman"/>
               </w:rPr>
-              <w:t>3.1.1</w:t>
+              <w:t>3.3</w:t>
             </w:r>
           </w:p>
         </w:tc>
@@ -18674,6 +19141,12 @@
                 <w:rFonts w:cs="Times New Roman"/>
               </w:rPr>
             </w:pPr>
+            <w:r>
+              <w:rPr>
+                <w:rFonts w:cs="Times New Roman"/>
+              </w:rPr>
+              <w:t>Definiendo días a otorgar para vacaciones</w:t>
+            </w:r>
           </w:p>
         </w:tc>
         <w:tc>
@@ -18688,6 +19161,24 @@
                 <w:rFonts w:cs="Times New Roman"/>
               </w:rPr>
             </w:pPr>
+            <w:r>
+              <w:rPr>
+                <w:rFonts w:cs="Times New Roman"/>
+              </w:rPr>
+              <w:t xml:space="preserve">Como </w:t>
+            </w:r>
+            <w:r>
+              <w:rPr>
+                <w:rFonts w:cs="Times New Roman"/>
+              </w:rPr>
+              <w:t>usuario</w:t>
+            </w:r>
+            <w:r>
+              <w:rPr>
+                <w:rFonts w:cs="Times New Roman"/>
+              </w:rPr>
+              <w:t xml:space="preserve"> necesito poder definir los días de vacaciones de los empleados para un correcto control.</w:t>
+            </w:r>
           </w:p>
         </w:tc>
         <w:tc>
@@ -18702,6 +19193,19 @@
                 <w:rFonts w:cs="Times New Roman"/>
               </w:rPr>
             </w:pPr>
+            <w:r>
+              <w:rPr>
+                <w:rFonts w:cs="Times New Roman"/>
+              </w:rPr>
+              <w:t xml:space="preserve">Diseñar y crear vista de asignación de días, formulario de configuración, importar información y diseñar lista </w:t>
+            </w:r>
+            <w:r>
+              <w:rPr>
+                <w:rFonts w:cs="Times New Roman"/>
+              </w:rPr>
+              <w:lastRenderedPageBreak/>
+              <w:t>con registros de vacaciones.</w:t>
+            </w:r>
           </w:p>
         </w:tc>
         <w:tc>
@@ -18716,6 +19220,13 @@
                 <w:rFonts w:cs="Times New Roman"/>
               </w:rPr>
             </w:pPr>
+            <w:r>
+              <w:rPr>
+                <w:rFonts w:cs="Times New Roman"/>
+              </w:rPr>
+              <w:lastRenderedPageBreak/>
+              <w:t>Alta</w:t>
+            </w:r>
           </w:p>
         </w:tc>
         <w:tc>
@@ -18730,6 +19241,12 @@
                 <w:rFonts w:cs="Times New Roman"/>
               </w:rPr>
             </w:pPr>
+            <w:r>
+              <w:rPr>
+                <w:rFonts w:cs="Times New Roman"/>
+              </w:rPr>
+              <w:t>8</w:t>
+            </w:r>
           </w:p>
         </w:tc>
         <w:tc>
@@ -18773,7 +19290,7 @@
               <w:rPr>
                 <w:rFonts w:cs="Times New Roman"/>
               </w:rPr>
-              <w:t>3.1.2</w:t>
+              <w:t>3.4</w:t>
             </w:r>
           </w:p>
         </w:tc>
@@ -18789,6 +19306,12 @@
                 <w:rFonts w:cs="Times New Roman"/>
               </w:rPr>
             </w:pPr>
+            <w:r>
+              <w:rPr>
+                <w:rFonts w:cs="Times New Roman"/>
+              </w:rPr>
+              <w:t>Visualizando listado de empleados de vacaciones</w:t>
+            </w:r>
           </w:p>
         </w:tc>
         <w:tc>
@@ -18803,6 +19326,24 @@
                 <w:rFonts w:cs="Times New Roman"/>
               </w:rPr>
             </w:pPr>
+            <w:r>
+              <w:rPr>
+                <w:rFonts w:cs="Times New Roman"/>
+              </w:rPr>
+              <w:t xml:space="preserve">Como </w:t>
+            </w:r>
+            <w:r>
+              <w:rPr>
+                <w:rFonts w:cs="Times New Roman"/>
+              </w:rPr>
+              <w:t>usuario</w:t>
+            </w:r>
+            <w:r>
+              <w:rPr>
+                <w:rFonts w:cs="Times New Roman"/>
+              </w:rPr>
+              <w:t xml:space="preserve"> necesito poder visualizar un listado de empleados en vacaciones para llevar control del personal disponible.</w:t>
+            </w:r>
           </w:p>
         </w:tc>
         <w:tc>
@@ -18817,6 +19358,12 @@
                 <w:rFonts w:cs="Times New Roman"/>
               </w:rPr>
             </w:pPr>
+            <w:r>
+              <w:rPr>
+                <w:rFonts w:cs="Times New Roman"/>
+              </w:rPr>
+              <w:t>Diseñar y crear vista de vacaciones, importar información y diseñar lista con empleados en periodo de vacaciones.</w:t>
+            </w:r>
           </w:p>
         </w:tc>
         <w:tc>
@@ -18831,6 +19378,12 @@
                 <w:rFonts w:cs="Times New Roman"/>
               </w:rPr>
             </w:pPr>
+            <w:r>
+              <w:rPr>
+                <w:rFonts w:cs="Times New Roman"/>
+              </w:rPr>
+              <w:t>Media</w:t>
+            </w:r>
           </w:p>
         </w:tc>
         <w:tc>
@@ -18845,6 +19398,12 @@
                 <w:rFonts w:cs="Times New Roman"/>
               </w:rPr>
             </w:pPr>
+            <w:r>
+              <w:rPr>
+                <w:rFonts w:cs="Times New Roman"/>
+              </w:rPr>
+              <w:t>7</w:t>
+            </w:r>
           </w:p>
         </w:tc>
         <w:tc>
@@ -18888,7 +19447,7 @@
               <w:rPr>
                 <w:rFonts w:cs="Times New Roman"/>
               </w:rPr>
-              <w:t>4.1.1</w:t>
+              <w:t>3.5</w:t>
             </w:r>
           </w:p>
         </w:tc>
@@ -18904,6 +19463,12 @@
                 <w:rFonts w:cs="Times New Roman"/>
               </w:rPr>
             </w:pPr>
+            <w:r>
+              <w:rPr>
+                <w:rFonts w:cs="Times New Roman"/>
+              </w:rPr>
+              <w:t>Guardando cambios de vacaciones</w:t>
+            </w:r>
           </w:p>
         </w:tc>
         <w:tc>
@@ -18918,6 +19483,24 @@
                 <w:rFonts w:cs="Times New Roman"/>
               </w:rPr>
             </w:pPr>
+            <w:r>
+              <w:rPr>
+                <w:rFonts w:cs="Times New Roman"/>
+              </w:rPr>
+              <w:t xml:space="preserve">Como </w:t>
+            </w:r>
+            <w:r>
+              <w:rPr>
+                <w:rFonts w:cs="Times New Roman"/>
+              </w:rPr>
+              <w:t>usuario</w:t>
+            </w:r>
+            <w:r>
+              <w:rPr>
+                <w:rFonts w:cs="Times New Roman"/>
+              </w:rPr>
+              <w:t xml:space="preserve"> necesito poder guardar cambios en las vacaciones de los empleados para mantener la información actualizada.</w:t>
+            </w:r>
           </w:p>
         </w:tc>
         <w:tc>
@@ -18932,6 +19515,12 @@
                 <w:rFonts w:cs="Times New Roman"/>
               </w:rPr>
             </w:pPr>
+            <w:r>
+              <w:rPr>
+                <w:rFonts w:cs="Times New Roman"/>
+              </w:rPr>
+              <w:t>Diseñar y crear opción de guardado, importar información y actualizar lista de vacaciones registradas.</w:t>
+            </w:r>
           </w:p>
         </w:tc>
         <w:tc>
@@ -18946,6 +19535,12 @@
                 <w:rFonts w:cs="Times New Roman"/>
               </w:rPr>
             </w:pPr>
+            <w:r>
+              <w:rPr>
+                <w:rFonts w:cs="Times New Roman"/>
+              </w:rPr>
+              <w:t>Alta</w:t>
+            </w:r>
           </w:p>
         </w:tc>
         <w:tc>
@@ -18960,6 +19555,12 @@
                 <w:rFonts w:cs="Times New Roman"/>
               </w:rPr>
             </w:pPr>
+            <w:r>
+              <w:rPr>
+                <w:rFonts w:cs="Times New Roman"/>
+              </w:rPr>
+              <w:t>6</w:t>
+            </w:r>
           </w:p>
         </w:tc>
         <w:tc>
@@ -19003,7 +19604,7 @@
               <w:rPr>
                 <w:rFonts w:cs="Times New Roman"/>
               </w:rPr>
-              <w:t>4.2</w:t>
+              <w:t>3.6</w:t>
             </w:r>
           </w:p>
         </w:tc>
@@ -19019,6 +19620,12 @@
                 <w:rFonts w:cs="Times New Roman"/>
               </w:rPr>
             </w:pPr>
+            <w:r>
+              <w:rPr>
+                <w:rFonts w:cs="Times New Roman"/>
+              </w:rPr>
+              <w:t>Imprimiendo vacaciones de empelado</w:t>
+            </w:r>
           </w:p>
         </w:tc>
         <w:tc>
@@ -19033,6 +19640,12 @@
                 <w:rFonts w:cs="Times New Roman"/>
               </w:rPr>
             </w:pPr>
+            <w:r>
+              <w:rPr>
+                <w:rFonts w:cs="Times New Roman"/>
+              </w:rPr>
+              <w:t>Como administrador necesito poder imprimir reportes de vacaciones de empleados en formato PDF para respaldo oficial.</w:t>
+            </w:r>
           </w:p>
         </w:tc>
         <w:tc>
@@ -19047,6 +19660,12 @@
                 <w:rFonts w:cs="Times New Roman"/>
               </w:rPr>
             </w:pPr>
+            <w:r>
+              <w:rPr>
+                <w:rFonts w:cs="Times New Roman"/>
+              </w:rPr>
+              <w:t>Diseñar y crear opción de impresión, importar información y generar PDF con datos de vacaciones.</w:t>
+            </w:r>
           </w:p>
         </w:tc>
         <w:tc>
@@ -19061,6 +19680,12 @@
                 <w:rFonts w:cs="Times New Roman"/>
               </w:rPr>
             </w:pPr>
+            <w:r>
+              <w:rPr>
+                <w:rFonts w:cs="Times New Roman"/>
+              </w:rPr>
+              <w:t>Alta</w:t>
+            </w:r>
           </w:p>
         </w:tc>
         <w:tc>
@@ -19075,6 +19700,12 @@
                 <w:rFonts w:cs="Times New Roman"/>
               </w:rPr>
             </w:pPr>
+            <w:r>
+              <w:rPr>
+                <w:rFonts w:cs="Times New Roman"/>
+              </w:rPr>
+              <w:t>8</w:t>
+            </w:r>
           </w:p>
         </w:tc>
         <w:tc>
@@ -19118,8 +19749,17 @@
               <w:rPr>
                 <w:rFonts w:cs="Times New Roman"/>
               </w:rPr>
-              <w:t>4.3</w:t>
-            </w:r>
+              <w:t>3.7</w:t>
+            </w:r>
+          </w:p>
+          <w:p>
+            <w:pPr>
+              <w:ind w:firstLine="0"/>
+              <w:jc w:val="center"/>
+              <w:rPr>
+                <w:rFonts w:cs="Times New Roman"/>
+              </w:rPr>
+            </w:pPr>
           </w:p>
         </w:tc>
         <w:tc>
@@ -19134,6 +19774,12 @@
                 <w:rFonts w:cs="Times New Roman"/>
               </w:rPr>
             </w:pPr>
+            <w:r>
+              <w:rPr>
+                <w:rFonts w:cs="Times New Roman"/>
+              </w:rPr>
+              <w:t>Eliminando vacaciones asignadas</w:t>
+            </w:r>
           </w:p>
         </w:tc>
         <w:tc>
@@ -19148,6 +19794,31 @@
                 <w:rFonts w:cs="Times New Roman"/>
               </w:rPr>
             </w:pPr>
+            <w:r>
+              <w:rPr>
+                <w:rFonts w:cs="Times New Roman"/>
+              </w:rPr>
+              <w:t xml:space="preserve">Como </w:t>
+            </w:r>
+            <w:r>
+              <w:rPr>
+                <w:rFonts w:cs="Times New Roman"/>
+              </w:rPr>
+              <w:t>usuario</w:t>
+            </w:r>
+            <w:r>
+              <w:rPr>
+                <w:rFonts w:cs="Times New Roman"/>
+              </w:rPr>
+              <w:t xml:space="preserve"> necesito poder eliminar </w:t>
+            </w:r>
+            <w:r>
+              <w:rPr>
+                <w:rFonts w:cs="Times New Roman"/>
+              </w:rPr>
+              <w:lastRenderedPageBreak/>
+              <w:t>vacaciones asignadas incorrectamente para mantener la información precisa.</w:t>
+            </w:r>
           </w:p>
         </w:tc>
         <w:tc>
@@ -19162,6 +19833,20 @@
                 <w:rFonts w:cs="Times New Roman"/>
               </w:rPr>
             </w:pPr>
+            <w:r>
+              <w:rPr>
+                <w:rFonts w:cs="Times New Roman"/>
+              </w:rPr>
+              <w:lastRenderedPageBreak/>
+              <w:t xml:space="preserve">Diseñar y crear opción de eliminación, </w:t>
+            </w:r>
+            <w:r>
+              <w:rPr>
+                <w:rFonts w:cs="Times New Roman"/>
+              </w:rPr>
+              <w:lastRenderedPageBreak/>
+              <w:t>importar información y actualizar lista de vacaciones.</w:t>
+            </w:r>
           </w:p>
         </w:tc>
         <w:tc>
@@ -19176,6 +19861,13 @@
                 <w:rFonts w:cs="Times New Roman"/>
               </w:rPr>
             </w:pPr>
+            <w:r>
+              <w:rPr>
+                <w:rFonts w:cs="Times New Roman"/>
+              </w:rPr>
+              <w:lastRenderedPageBreak/>
+              <w:t>Alta</w:t>
+            </w:r>
           </w:p>
         </w:tc>
         <w:tc>
@@ -19190,6 +19882,12 @@
                 <w:rFonts w:cs="Times New Roman"/>
               </w:rPr>
             </w:pPr>
+            <w:r>
+              <w:rPr>
+                <w:rFonts w:cs="Times New Roman"/>
+              </w:rPr>
+              <w:t>7</w:t>
+            </w:r>
           </w:p>
         </w:tc>
         <w:tc>
@@ -19233,7 +19931,7 @@
               <w:rPr>
                 <w:rFonts w:cs="Times New Roman"/>
               </w:rPr>
-              <w:t>4.4</w:t>
+              <w:t>4.1.2</w:t>
             </w:r>
           </w:p>
         </w:tc>
@@ -19249,6 +19947,12 @@
                 <w:rFonts w:cs="Times New Roman"/>
               </w:rPr>
             </w:pPr>
+            <w:r>
+              <w:rPr>
+                <w:rFonts w:cs="Times New Roman"/>
+              </w:rPr>
+              <w:t>Editando turnos</w:t>
+            </w:r>
           </w:p>
         </w:tc>
         <w:tc>
@@ -19263,6 +19967,24 @@
                 <w:rFonts w:cs="Times New Roman"/>
               </w:rPr>
             </w:pPr>
+            <w:r>
+              <w:rPr>
+                <w:rFonts w:cs="Times New Roman"/>
+              </w:rPr>
+              <w:t xml:space="preserve">Como </w:t>
+            </w:r>
+            <w:r>
+              <w:rPr>
+                <w:rFonts w:cs="Times New Roman"/>
+              </w:rPr>
+              <w:t>usuario</w:t>
+            </w:r>
+            <w:r>
+              <w:rPr>
+                <w:rFonts w:cs="Times New Roman"/>
+              </w:rPr>
+              <w:t xml:space="preserve"> necesito poder editar turnos asegurando que se validen los campos obligatorios.</w:t>
+            </w:r>
           </w:p>
         </w:tc>
         <w:tc>
@@ -19277,6 +19999,12 @@
                 <w:rFonts w:cs="Times New Roman"/>
               </w:rPr>
             </w:pPr>
+            <w:r>
+              <w:rPr>
+                <w:rFonts w:cs="Times New Roman"/>
+              </w:rPr>
+              <w:t>Diseñar y crear vista de edición de turnos, importar información y actualizar lista de turnos con validación de campos.</w:t>
+            </w:r>
           </w:p>
         </w:tc>
         <w:tc>
@@ -19291,6 +20019,12 @@
                 <w:rFonts w:cs="Times New Roman"/>
               </w:rPr>
             </w:pPr>
+            <w:r>
+              <w:rPr>
+                <w:rFonts w:cs="Times New Roman"/>
+              </w:rPr>
+              <w:t>Alta</w:t>
+            </w:r>
           </w:p>
         </w:tc>
         <w:tc>
@@ -19305,6 +20039,12 @@
                 <w:rFonts w:cs="Times New Roman"/>
               </w:rPr>
             </w:pPr>
+            <w:r>
+              <w:rPr>
+                <w:rFonts w:cs="Times New Roman"/>
+              </w:rPr>
+              <w:t>7</w:t>
+            </w:r>
           </w:p>
         </w:tc>
         <w:tc>
@@ -19348,8 +20088,7 @@
               <w:rPr>
                 <w:rFonts w:cs="Times New Roman"/>
               </w:rPr>
-              <w:lastRenderedPageBreak/>
-              <w:t>4.6</w:t>
+              <w:t>5.5</w:t>
             </w:r>
           </w:p>
         </w:tc>
@@ -19365,6 +20104,12 @@
                 <w:rFonts w:cs="Times New Roman"/>
               </w:rPr>
             </w:pPr>
+            <w:r>
+              <w:rPr>
+                <w:rFonts w:cs="Times New Roman"/>
+              </w:rPr>
+              <w:t>Generando nuevo informe de asistencia</w:t>
+            </w:r>
           </w:p>
         </w:tc>
         <w:tc>
@@ -19379,6 +20124,24 @@
                 <w:rFonts w:cs="Times New Roman"/>
               </w:rPr>
             </w:pPr>
+            <w:r>
+              <w:rPr>
+                <w:rFonts w:cs="Times New Roman"/>
+              </w:rPr>
+              <w:t xml:space="preserve">Como </w:t>
+            </w:r>
+            <w:r>
+              <w:rPr>
+                <w:rFonts w:cs="Times New Roman"/>
+              </w:rPr>
+              <w:t>usuario</w:t>
+            </w:r>
+            <w:r>
+              <w:rPr>
+                <w:rFonts w:cs="Times New Roman"/>
+              </w:rPr>
+              <w:t xml:space="preserve"> necesito poder generar informes de asistencia para controlar los registros de los empleados.</w:t>
+            </w:r>
           </w:p>
         </w:tc>
         <w:tc>
@@ -19393,6 +20156,12 @@
                 <w:rFonts w:cs="Times New Roman"/>
               </w:rPr>
             </w:pPr>
+            <w:r>
+              <w:rPr>
+                <w:rFonts w:cs="Times New Roman"/>
+              </w:rPr>
+              <w:t>Diseñar y crear vista de informes, formulario de creación, importar información y diseñar lista con informes de asistencia.</w:t>
+            </w:r>
           </w:p>
         </w:tc>
         <w:tc>
@@ -19407,6 +20176,12 @@
                 <w:rFonts w:cs="Times New Roman"/>
               </w:rPr>
             </w:pPr>
+            <w:r>
+              <w:rPr>
+                <w:rFonts w:cs="Times New Roman"/>
+              </w:rPr>
+              <w:t>Alta</w:t>
+            </w:r>
           </w:p>
         </w:tc>
         <w:tc>
@@ -19421,6 +20196,12 @@
                 <w:rFonts w:cs="Times New Roman"/>
               </w:rPr>
             </w:pPr>
+            <w:r>
+              <w:rPr>
+                <w:rFonts w:cs="Times New Roman"/>
+              </w:rPr>
+              <w:t>8</w:t>
+            </w:r>
           </w:p>
         </w:tc>
         <w:tc>
@@ -19464,7 +20245,7 @@
               <w:rPr>
                 <w:rFonts w:cs="Times New Roman"/>
               </w:rPr>
-              <w:t>4.7</w:t>
+              <w:t>6.2</w:t>
             </w:r>
           </w:p>
         </w:tc>
@@ -19480,6 +20261,12 @@
                 <w:rFonts w:cs="Times New Roman"/>
               </w:rPr>
             </w:pPr>
+            <w:r>
+              <w:rPr>
+                <w:rFonts w:cs="Times New Roman"/>
+              </w:rPr>
+              <w:t>Filtrando búsqueda de permisos</w:t>
+            </w:r>
           </w:p>
         </w:tc>
         <w:tc>
@@ -19492,8 +20279,34 @@
               <w:jc w:val="center"/>
               <w:rPr>
                 <w:rFonts w:cs="Times New Roman"/>
+                <w:lang w:val="es-419"/>
               </w:rPr>
             </w:pPr>
+            <w:r>
+              <w:rPr>
+                <w:rFonts w:cs="Times New Roman"/>
+              </w:rPr>
+              <w:t xml:space="preserve">Como </w:t>
+            </w:r>
+            <w:r>
+              <w:rPr>
+                <w:rFonts w:cs="Times New Roman"/>
+              </w:rPr>
+              <w:t>usuario</w:t>
+            </w:r>
+            <w:r>
+              <w:rPr>
+                <w:rFonts w:cs="Times New Roman"/>
+              </w:rPr>
+              <w:t xml:space="preserve"> necesito poder filtrar permisos por criterios </w:t>
+            </w:r>
+            <w:r>
+              <w:rPr>
+                <w:rFonts w:cs="Times New Roman"/>
+              </w:rPr>
+              <w:lastRenderedPageBreak/>
+              <w:t>específicos para encontrar información rápidamente.</w:t>
+            </w:r>
           </w:p>
         </w:tc>
         <w:tc>
@@ -19506,8 +20319,23 @@
               <w:jc w:val="center"/>
               <w:rPr>
                 <w:rFonts w:cs="Times New Roman"/>
+                <w:lang w:val="es-419"/>
               </w:rPr>
             </w:pPr>
+            <w:r>
+              <w:rPr>
+                <w:rFonts w:cs="Times New Roman"/>
+              </w:rPr>
+              <w:lastRenderedPageBreak/>
+              <w:t xml:space="preserve">Diseñar y crear vista de permisos, implementar </w:t>
+            </w:r>
+            <w:r>
+              <w:rPr>
+                <w:rFonts w:cs="Times New Roman"/>
+              </w:rPr>
+              <w:lastRenderedPageBreak/>
+              <w:t>filtros de búsqueda, importar información y mostrar lista filtrada.</w:t>
+            </w:r>
           </w:p>
         </w:tc>
         <w:tc>
@@ -19522,6 +20350,13 @@
                 <w:rFonts w:cs="Times New Roman"/>
               </w:rPr>
             </w:pPr>
+            <w:r>
+              <w:rPr>
+                <w:rFonts w:cs="Times New Roman"/>
+              </w:rPr>
+              <w:lastRenderedPageBreak/>
+              <w:t>Media</w:t>
+            </w:r>
           </w:p>
         </w:tc>
         <w:tc>
@@ -19536,6 +20371,12 @@
                 <w:rFonts w:cs="Times New Roman"/>
               </w:rPr>
             </w:pPr>
+            <w:r>
+              <w:rPr>
+                <w:rFonts w:cs="Times New Roman"/>
+              </w:rPr>
+              <w:t>7</w:t>
+            </w:r>
           </w:p>
         </w:tc>
         <w:tc>
@@ -19579,7 +20420,7 @@
               <w:rPr>
                 <w:rFonts w:cs="Times New Roman"/>
               </w:rPr>
-              <w:t>5.1</w:t>
+              <w:t>6.3</w:t>
             </w:r>
           </w:p>
         </w:tc>
@@ -19595,6 +20436,12 @@
                 <w:rFonts w:cs="Times New Roman"/>
               </w:rPr>
             </w:pPr>
+            <w:r>
+              <w:rPr>
+                <w:rFonts w:cs="Times New Roman"/>
+              </w:rPr>
+              <w:t>Visualizando casillas de filtración</w:t>
+            </w:r>
           </w:p>
         </w:tc>
         <w:tc>
@@ -19609,6 +20456,24 @@
                 <w:rFonts w:cs="Times New Roman"/>
               </w:rPr>
             </w:pPr>
+            <w:r>
+              <w:rPr>
+                <w:rFonts w:cs="Times New Roman"/>
+              </w:rPr>
+              <w:t xml:space="preserve">Como </w:t>
+            </w:r>
+            <w:r>
+              <w:rPr>
+                <w:rFonts w:cs="Times New Roman"/>
+              </w:rPr>
+              <w:t>usuario</w:t>
+            </w:r>
+            <w:r>
+              <w:rPr>
+                <w:rFonts w:cs="Times New Roman"/>
+              </w:rPr>
+              <w:t xml:space="preserve"> necesito poder visualizar casillas de selección para filtrar datos de permisos de manera eficiente.</w:t>
+            </w:r>
           </w:p>
         </w:tc>
         <w:tc>
@@ -19623,6 +20488,12 @@
                 <w:rFonts w:cs="Times New Roman"/>
               </w:rPr>
             </w:pPr>
+            <w:r>
+              <w:rPr>
+                <w:rFonts w:cs="Times New Roman"/>
+              </w:rPr>
+              <w:t>Diseñar y crear casillas de selección, importar información y mostrar lista filtrada con los permisos correspondientes.</w:t>
+            </w:r>
           </w:p>
         </w:tc>
         <w:tc>
@@ -19637,6 +20508,12 @@
                 <w:rFonts w:cs="Times New Roman"/>
               </w:rPr>
             </w:pPr>
+            <w:r>
+              <w:rPr>
+                <w:rFonts w:cs="Times New Roman"/>
+              </w:rPr>
+              <w:t>Media</w:t>
+            </w:r>
           </w:p>
         </w:tc>
         <w:tc>
@@ -19651,6 +20528,12 @@
                 <w:rFonts w:cs="Times New Roman"/>
               </w:rPr>
             </w:pPr>
+            <w:r>
+              <w:rPr>
+                <w:rFonts w:cs="Times New Roman"/>
+              </w:rPr>
+              <w:t>6</w:t>
+            </w:r>
           </w:p>
         </w:tc>
         <w:tc>
@@ -19694,7 +20577,7 @@
               <w:rPr>
                 <w:rFonts w:cs="Times New Roman"/>
               </w:rPr>
-              <w:t>6.1</w:t>
+              <w:t>6.4</w:t>
             </w:r>
           </w:p>
         </w:tc>
@@ -19710,6 +20593,12 @@
                 <w:rFonts w:cs="Times New Roman"/>
               </w:rPr>
             </w:pPr>
+            <w:r>
+              <w:rPr>
+                <w:rFonts w:cs="Times New Roman"/>
+              </w:rPr>
+              <w:t>Registrando motivos de permisos</w:t>
+            </w:r>
           </w:p>
         </w:tc>
         <w:tc>
@@ -19724,6 +20613,24 @@
                 <w:rFonts w:cs="Times New Roman"/>
               </w:rPr>
             </w:pPr>
+            <w:r>
+              <w:rPr>
+                <w:rFonts w:cs="Times New Roman"/>
+              </w:rPr>
+              <w:t xml:space="preserve">Como </w:t>
+            </w:r>
+            <w:r>
+              <w:rPr>
+                <w:rFonts w:cs="Times New Roman"/>
+              </w:rPr>
+              <w:t>usuario</w:t>
+            </w:r>
+            <w:r>
+              <w:rPr>
+                <w:rFonts w:cs="Times New Roman"/>
+              </w:rPr>
+              <w:t xml:space="preserve"> necesito poder registrar motivos de permisos para documentar correctamente las solicitudes de empleados.</w:t>
+            </w:r>
           </w:p>
         </w:tc>
         <w:tc>
@@ -19738,6 +20645,12 @@
                 <w:rFonts w:cs="Times New Roman"/>
               </w:rPr>
             </w:pPr>
+            <w:r>
+              <w:rPr>
+                <w:rFonts w:cs="Times New Roman"/>
+              </w:rPr>
+              <w:t>Diseñar y crear formulario de registro, importar información y diseñar lista con motivos de permisos.</w:t>
+            </w:r>
           </w:p>
         </w:tc>
         <w:tc>
@@ -19752,6 +20665,12 @@
                 <w:rFonts w:cs="Times New Roman"/>
               </w:rPr>
             </w:pPr>
+            <w:r>
+              <w:rPr>
+                <w:rFonts w:cs="Times New Roman"/>
+              </w:rPr>
+              <w:t>Alta</w:t>
+            </w:r>
           </w:p>
         </w:tc>
         <w:tc>
@@ -19766,6 +20685,12 @@
                 <w:rFonts w:cs="Times New Roman"/>
               </w:rPr>
             </w:pPr>
+            <w:r>
+              <w:rPr>
+                <w:rFonts w:cs="Times New Roman"/>
+              </w:rPr>
+              <w:t>7</w:t>
+            </w:r>
           </w:p>
         </w:tc>
         <w:tc>
@@ -19809,7 +20734,7 @@
               <w:rPr>
                 <w:rFonts w:cs="Times New Roman"/>
               </w:rPr>
-              <w:t>1.6</w:t>
+              <w:t>6.6</w:t>
             </w:r>
           </w:p>
         </w:tc>
@@ -19825,6 +20750,12 @@
                 <w:rFonts w:cs="Times New Roman"/>
               </w:rPr>
             </w:pPr>
+            <w:r>
+              <w:rPr>
+                <w:rFonts w:cs="Times New Roman"/>
+              </w:rPr>
+              <w:t>Seleccionando permisos aprobados</w:t>
+            </w:r>
           </w:p>
         </w:tc>
         <w:tc>
@@ -19839,6 +20770,31 @@
                 <w:rFonts w:cs="Times New Roman"/>
               </w:rPr>
             </w:pPr>
+            <w:r>
+              <w:rPr>
+                <w:rFonts w:cs="Times New Roman"/>
+              </w:rPr>
+              <w:t xml:space="preserve">Como </w:t>
+            </w:r>
+            <w:r>
+              <w:rPr>
+                <w:rFonts w:cs="Times New Roman"/>
+              </w:rPr>
+              <w:t>usuario</w:t>
+            </w:r>
+            <w:r>
+              <w:rPr>
+                <w:rFonts w:cs="Times New Roman"/>
+              </w:rPr>
+              <w:t xml:space="preserve"> necesito poder seleccionar permisos aprobados para diferenciarlos de </w:t>
+            </w:r>
+            <w:r>
+              <w:rPr>
+                <w:rFonts w:cs="Times New Roman"/>
+              </w:rPr>
+              <w:lastRenderedPageBreak/>
+              <w:t>los pendientes o rechazados.</w:t>
+            </w:r>
           </w:p>
         </w:tc>
         <w:tc>
@@ -19853,6 +20809,20 @@
                 <w:rFonts w:cs="Times New Roman"/>
               </w:rPr>
             </w:pPr>
+            <w:r>
+              <w:rPr>
+                <w:rFonts w:cs="Times New Roman"/>
+              </w:rPr>
+              <w:lastRenderedPageBreak/>
+              <w:t xml:space="preserve">Diseñar y crear vista de permisos, casilla de selección para aprobados, </w:t>
+            </w:r>
+            <w:r>
+              <w:rPr>
+                <w:rFonts w:cs="Times New Roman"/>
+              </w:rPr>
+              <w:lastRenderedPageBreak/>
+              <w:t>importar información y actualizar lista de permisos.</w:t>
+            </w:r>
           </w:p>
         </w:tc>
         <w:tc>
@@ -19867,6 +20837,13 @@
                 <w:rFonts w:cs="Times New Roman"/>
               </w:rPr>
             </w:pPr>
+            <w:r>
+              <w:rPr>
+                <w:rFonts w:cs="Times New Roman"/>
+              </w:rPr>
+              <w:lastRenderedPageBreak/>
+              <w:t>Alta</w:t>
+            </w:r>
           </w:p>
         </w:tc>
         <w:tc>
@@ -19881,6 +20858,12 @@
                 <w:rFonts w:cs="Times New Roman"/>
               </w:rPr>
             </w:pPr>
+            <w:r>
+              <w:rPr>
+                <w:rFonts w:cs="Times New Roman"/>
+              </w:rPr>
+              <w:t>7</w:t>
+            </w:r>
           </w:p>
         </w:tc>
         <w:tc>
@@ -19924,7 +20907,7 @@
               <w:rPr>
                 <w:rFonts w:cs="Times New Roman"/>
               </w:rPr>
-              <w:t>2.3</w:t>
+              <w:t>1.9</w:t>
             </w:r>
           </w:p>
         </w:tc>
@@ -19940,6 +20923,12 @@
                 <w:rFonts w:cs="Times New Roman"/>
               </w:rPr>
             </w:pPr>
+            <w:r>
+              <w:rPr>
+                <w:rFonts w:cs="Times New Roman"/>
+              </w:rPr>
+              <w:t>Activando/Desactivando motivo de permiso</w:t>
+            </w:r>
           </w:p>
         </w:tc>
         <w:tc>
@@ -19954,6 +20943,24 @@
                 <w:rFonts w:cs="Times New Roman"/>
               </w:rPr>
             </w:pPr>
+            <w:r>
+              <w:rPr>
+                <w:rFonts w:cs="Times New Roman"/>
+              </w:rPr>
+              <w:t xml:space="preserve">Como </w:t>
+            </w:r>
+            <w:r>
+              <w:rPr>
+                <w:rFonts w:cs="Times New Roman"/>
+              </w:rPr>
+              <w:t>usuario</w:t>
+            </w:r>
+            <w:r>
+              <w:rPr>
+                <w:rFonts w:cs="Times New Roman"/>
+              </w:rPr>
+              <w:t xml:space="preserve"> necesito poder activar o desactivar motivos de permiso para gestionar correctamente su disponibilidad.</w:t>
+            </w:r>
           </w:p>
         </w:tc>
         <w:tc>
@@ -19968,6 +20975,12 @@
                 <w:rFonts w:cs="Times New Roman"/>
               </w:rPr>
             </w:pPr>
+            <w:r>
+              <w:rPr>
+                <w:rFonts w:cs="Times New Roman"/>
+              </w:rPr>
+              <w:t>Diseñar y crear vista de motivos de permiso con opción de activar/desactivar, importar información y actualizar lista de motivos.</w:t>
+            </w:r>
           </w:p>
         </w:tc>
         <w:tc>
@@ -19982,6 +20995,12 @@
                 <w:rFonts w:cs="Times New Roman"/>
               </w:rPr>
             </w:pPr>
+            <w:r>
+              <w:rPr>
+                <w:rFonts w:cs="Times New Roman"/>
+              </w:rPr>
+              <w:t>Media</w:t>
+            </w:r>
           </w:p>
         </w:tc>
         <w:tc>
@@ -19996,6 +21015,12 @@
                 <w:rFonts w:cs="Times New Roman"/>
               </w:rPr>
             </w:pPr>
+            <w:r>
+              <w:rPr>
+                <w:rFonts w:cs="Times New Roman"/>
+              </w:rPr>
+              <w:t xml:space="preserve">6 </w:t>
+            </w:r>
           </w:p>
         </w:tc>
         <w:tc>
@@ -20039,7 +21064,7 @@
               <w:rPr>
                 <w:rFonts w:cs="Times New Roman"/>
               </w:rPr>
-              <w:t>2.6.1</w:t>
+              <w:t>1.12</w:t>
             </w:r>
           </w:p>
         </w:tc>
@@ -20055,6 +21080,12 @@
                 <w:rFonts w:cs="Times New Roman"/>
               </w:rPr>
             </w:pPr>
+            <w:r>
+              <w:rPr>
+                <w:rFonts w:cs="Times New Roman"/>
+              </w:rPr>
+              <w:t>Cambiando el estado de un tipo de contrato</w:t>
+            </w:r>
           </w:p>
         </w:tc>
         <w:tc>
@@ -20069,6 +21100,24 @@
                 <w:rFonts w:cs="Times New Roman"/>
               </w:rPr>
             </w:pPr>
+            <w:r>
+              <w:rPr>
+                <w:rFonts w:cs="Times New Roman"/>
+              </w:rPr>
+              <w:t xml:space="preserve">Como </w:t>
+            </w:r>
+            <w:r>
+              <w:rPr>
+                <w:rFonts w:cs="Times New Roman"/>
+              </w:rPr>
+              <w:t>usuario</w:t>
+            </w:r>
+            <w:r>
+              <w:rPr>
+                <w:rFonts w:cs="Times New Roman"/>
+              </w:rPr>
+              <w:t xml:space="preserve"> necesito poder activar o desactivar tipos de contrato según su vigencia.</w:t>
+            </w:r>
           </w:p>
         </w:tc>
         <w:tc>
@@ -20083,6 +21132,12 @@
                 <w:rFonts w:cs="Times New Roman"/>
               </w:rPr>
             </w:pPr>
+            <w:r>
+              <w:rPr>
+                <w:rFonts w:cs="Times New Roman"/>
+              </w:rPr>
+              <w:t>Diseñar y crear vista de contratos con opción de activar/desactivar, importar información y actualizar lista de contratos.</w:t>
+            </w:r>
           </w:p>
         </w:tc>
         <w:tc>
@@ -20097,6 +21152,12 @@
                 <w:rFonts w:cs="Times New Roman"/>
               </w:rPr>
             </w:pPr>
+            <w:r>
+              <w:rPr>
+                <w:rFonts w:cs="Times New Roman"/>
+              </w:rPr>
+              <w:t>Alta</w:t>
+            </w:r>
           </w:p>
         </w:tc>
         <w:tc>
@@ -20111,6 +21172,12 @@
                 <w:rFonts w:cs="Times New Roman"/>
               </w:rPr>
             </w:pPr>
+            <w:r>
+              <w:rPr>
+                <w:rFonts w:cs="Times New Roman"/>
+              </w:rPr>
+              <w:t>7</w:t>
+            </w:r>
           </w:p>
         </w:tc>
         <w:tc>
@@ -20154,7 +21221,7 @@
               <w:rPr>
                 <w:rFonts w:cs="Times New Roman"/>
               </w:rPr>
-              <w:t>2.6.2</w:t>
+              <w:t>1.15</w:t>
             </w:r>
           </w:p>
         </w:tc>
@@ -20170,6 +21237,12 @@
                 <w:rFonts w:cs="Times New Roman"/>
               </w:rPr>
             </w:pPr>
+            <w:r>
+              <w:rPr>
+                <w:rFonts w:cs="Times New Roman"/>
+              </w:rPr>
+              <w:t>Cambiando el estado de un tipo de vacaciones</w:t>
+            </w:r>
           </w:p>
         </w:tc>
         <w:tc>
@@ -20184,6 +21257,24 @@
                 <w:rFonts w:cs="Times New Roman"/>
               </w:rPr>
             </w:pPr>
+            <w:r>
+              <w:rPr>
+                <w:rFonts w:cs="Times New Roman"/>
+              </w:rPr>
+              <w:t xml:space="preserve">Como </w:t>
+            </w:r>
+            <w:r>
+              <w:rPr>
+                <w:rFonts w:cs="Times New Roman"/>
+              </w:rPr>
+              <w:t>usuario</w:t>
+            </w:r>
+            <w:r>
+              <w:rPr>
+                <w:rFonts w:cs="Times New Roman"/>
+              </w:rPr>
+              <w:t xml:space="preserve"> necesito poder activar o desactivar tipos de vacaciones según la política de la empresa.</w:t>
+            </w:r>
           </w:p>
         </w:tc>
         <w:tc>
@@ -20198,6 +21289,19 @@
                 <w:rFonts w:cs="Times New Roman"/>
               </w:rPr>
             </w:pPr>
+            <w:r>
+              <w:rPr>
+                <w:rFonts w:cs="Times New Roman"/>
+              </w:rPr>
+              <w:t xml:space="preserve">Diseñar y crear vista de vacaciones con opción de activar/desactivar, importar información y </w:t>
+            </w:r>
+            <w:r>
+              <w:rPr>
+                <w:rFonts w:cs="Times New Roman"/>
+              </w:rPr>
+              <w:lastRenderedPageBreak/>
+              <w:t>actualizar lista de tipos de vacaciones.</w:t>
+            </w:r>
           </w:p>
         </w:tc>
         <w:tc>
@@ -20212,6 +21316,13 @@
                 <w:rFonts w:cs="Times New Roman"/>
               </w:rPr>
             </w:pPr>
+            <w:r>
+              <w:rPr>
+                <w:rFonts w:cs="Times New Roman"/>
+              </w:rPr>
+              <w:lastRenderedPageBreak/>
+              <w:t>Alta</w:t>
+            </w:r>
           </w:p>
         </w:tc>
         <w:tc>
@@ -20226,6 +21337,12 @@
                 <w:rFonts w:cs="Times New Roman"/>
               </w:rPr>
             </w:pPr>
+            <w:r>
+              <w:rPr>
+                <w:rFonts w:cs="Times New Roman"/>
+              </w:rPr>
+              <w:t>7</w:t>
+            </w:r>
           </w:p>
         </w:tc>
         <w:tc>
@@ -20269,7 +21386,7 @@
               <w:rPr>
                 <w:rFonts w:cs="Times New Roman"/>
               </w:rPr>
-              <w:t>3.2</w:t>
+              <w:t>1.18</w:t>
             </w:r>
           </w:p>
         </w:tc>
@@ -20285,6 +21402,12 @@
                 <w:rFonts w:cs="Times New Roman"/>
               </w:rPr>
             </w:pPr>
+            <w:r>
+              <w:rPr>
+                <w:rFonts w:cs="Times New Roman"/>
+              </w:rPr>
+              <w:t>Cambiando el estado de una sucursal</w:t>
+            </w:r>
           </w:p>
         </w:tc>
         <w:tc>
@@ -20299,6 +21422,24 @@
                 <w:rFonts w:cs="Times New Roman"/>
               </w:rPr>
             </w:pPr>
+            <w:r>
+              <w:rPr>
+                <w:rFonts w:cs="Times New Roman"/>
+              </w:rPr>
+              <w:t xml:space="preserve">Como </w:t>
+            </w:r>
+            <w:r>
+              <w:rPr>
+                <w:rFonts w:cs="Times New Roman"/>
+              </w:rPr>
+              <w:t>usuario</w:t>
+            </w:r>
+            <w:r>
+              <w:rPr>
+                <w:rFonts w:cs="Times New Roman"/>
+              </w:rPr>
+              <w:t xml:space="preserve"> necesito poder activar o desactivar sucursales según su funcionamiento.</w:t>
+            </w:r>
           </w:p>
         </w:tc>
         <w:tc>
@@ -20313,6 +21454,12 @@
                 <w:rFonts w:cs="Times New Roman"/>
               </w:rPr>
             </w:pPr>
+            <w:r>
+              <w:rPr>
+                <w:rFonts w:cs="Times New Roman"/>
+              </w:rPr>
+              <w:t>Diseñar y crear vista de sucursales con opción de activar/desactivar, importar información y actualizar lista de sucursales.</w:t>
+            </w:r>
           </w:p>
         </w:tc>
         <w:tc>
@@ -20327,6 +21474,12 @@
                 <w:rFonts w:cs="Times New Roman"/>
               </w:rPr>
             </w:pPr>
+            <w:r>
+              <w:rPr>
+                <w:rFonts w:cs="Times New Roman"/>
+              </w:rPr>
+              <w:t>Alta</w:t>
+            </w:r>
           </w:p>
         </w:tc>
         <w:tc>
@@ -20341,6 +21494,12 @@
                 <w:rFonts w:cs="Times New Roman"/>
               </w:rPr>
             </w:pPr>
+            <w:r>
+              <w:rPr>
+                <w:rFonts w:cs="Times New Roman"/>
+              </w:rPr>
+              <w:t>7</w:t>
+            </w:r>
           </w:p>
         </w:tc>
         <w:tc>
@@ -20384,7 +21543,7 @@
               <w:rPr>
                 <w:rFonts w:cs="Times New Roman"/>
               </w:rPr>
-              <w:t>3.3</w:t>
+              <w:t>1.21</w:t>
             </w:r>
           </w:p>
         </w:tc>
@@ -20400,6 +21559,12 @@
                 <w:rFonts w:cs="Times New Roman"/>
               </w:rPr>
             </w:pPr>
+            <w:r>
+              <w:rPr>
+                <w:rFonts w:cs="Times New Roman"/>
+              </w:rPr>
+              <w:t>Cambiando el estado de un centro de costo</w:t>
+            </w:r>
           </w:p>
         </w:tc>
         <w:tc>
@@ -20414,6 +21579,24 @@
                 <w:rFonts w:cs="Times New Roman"/>
               </w:rPr>
             </w:pPr>
+            <w:r>
+              <w:rPr>
+                <w:rFonts w:cs="Times New Roman"/>
+              </w:rPr>
+              <w:t xml:space="preserve">Como </w:t>
+            </w:r>
+            <w:r>
+              <w:rPr>
+                <w:rFonts w:cs="Times New Roman"/>
+              </w:rPr>
+              <w:t>usuario</w:t>
+            </w:r>
+            <w:r>
+              <w:rPr>
+                <w:rFonts w:cs="Times New Roman"/>
+              </w:rPr>
+              <w:t xml:space="preserve"> necesito poder activar o desactivar centros de costo según su uso contable.</w:t>
+            </w:r>
           </w:p>
         </w:tc>
         <w:tc>
@@ -20428,6 +21611,12 @@
                 <w:rFonts w:cs="Times New Roman"/>
               </w:rPr>
             </w:pPr>
+            <w:r>
+              <w:rPr>
+                <w:rFonts w:cs="Times New Roman"/>
+              </w:rPr>
+              <w:t>Diseñar y crear vista de centros de costo con opción de activar/desactivar, importar información y actualizar lista de centros de costo.</w:t>
+            </w:r>
           </w:p>
         </w:tc>
         <w:tc>
@@ -20442,6 +21631,12 @@
                 <w:rFonts w:cs="Times New Roman"/>
               </w:rPr>
             </w:pPr>
+            <w:r>
+              <w:rPr>
+                <w:rFonts w:cs="Times New Roman"/>
+              </w:rPr>
+              <w:t>Alta</w:t>
+            </w:r>
           </w:p>
         </w:tc>
         <w:tc>
@@ -20456,6 +21651,12 @@
                 <w:rFonts w:cs="Times New Roman"/>
               </w:rPr>
             </w:pPr>
+            <w:r>
+              <w:rPr>
+                <w:rFonts w:cs="Times New Roman"/>
+              </w:rPr>
+              <w:t>7</w:t>
+            </w:r>
           </w:p>
         </w:tc>
         <w:tc>
@@ -20499,7 +21700,7 @@
               <w:rPr>
                 <w:rFonts w:cs="Times New Roman"/>
               </w:rPr>
-              <w:t>3.4</w:t>
+              <w:t>5.2</w:t>
             </w:r>
           </w:p>
         </w:tc>
@@ -20515,6 +21716,12 @@
                 <w:rFonts w:cs="Times New Roman"/>
               </w:rPr>
             </w:pPr>
+            <w:r>
+              <w:rPr>
+                <w:rFonts w:cs="Times New Roman"/>
+              </w:rPr>
+              <w:t>Filtrando informes de asistencia por fecha</w:t>
+            </w:r>
           </w:p>
         </w:tc>
         <w:tc>
@@ -20529,6 +21736,24 @@
                 <w:rFonts w:cs="Times New Roman"/>
               </w:rPr>
             </w:pPr>
+            <w:r>
+              <w:rPr>
+                <w:rFonts w:cs="Times New Roman"/>
+              </w:rPr>
+              <w:t xml:space="preserve">Como </w:t>
+            </w:r>
+            <w:r>
+              <w:rPr>
+                <w:rFonts w:cs="Times New Roman"/>
+              </w:rPr>
+              <w:t>usuario</w:t>
+            </w:r>
+            <w:r>
+              <w:rPr>
+                <w:rFonts w:cs="Times New Roman"/>
+              </w:rPr>
+              <w:t xml:space="preserve"> necesito poder filtrar informes de asistencia por fechas para obtener reportes más detallados.</w:t>
+            </w:r>
           </w:p>
         </w:tc>
         <w:tc>
@@ -20543,6 +21768,19 @@
                 <w:rFonts w:cs="Times New Roman"/>
               </w:rPr>
             </w:pPr>
+            <w:r>
+              <w:rPr>
+                <w:rFonts w:cs="Times New Roman"/>
+              </w:rPr>
+              <w:t xml:space="preserve">Diseñar y crear vista de informes con filtros de fechas, importar información y </w:t>
+            </w:r>
+            <w:r>
+              <w:rPr>
+                <w:rFonts w:cs="Times New Roman"/>
+              </w:rPr>
+              <w:lastRenderedPageBreak/>
+              <w:t>mostrar lista filtrada de registros de asistencia.</w:t>
+            </w:r>
           </w:p>
         </w:tc>
         <w:tc>
@@ -20557,6 +21795,13 @@
                 <w:rFonts w:cs="Times New Roman"/>
               </w:rPr>
             </w:pPr>
+            <w:r>
+              <w:rPr>
+                <w:rFonts w:cs="Times New Roman"/>
+              </w:rPr>
+              <w:lastRenderedPageBreak/>
+              <w:t>Media</w:t>
+            </w:r>
           </w:p>
         </w:tc>
         <w:tc>
@@ -20571,6 +21816,12 @@
                 <w:rFonts w:cs="Times New Roman"/>
               </w:rPr>
             </w:pPr>
+            <w:r>
+              <w:rPr>
+                <w:rFonts w:cs="Times New Roman"/>
+              </w:rPr>
+              <w:t>7</w:t>
+            </w:r>
           </w:p>
         </w:tc>
         <w:tc>
@@ -20614,7 +21865,7 @@
               <w:rPr>
                 <w:rFonts w:cs="Times New Roman"/>
               </w:rPr>
-              <w:t>3.5</w:t>
+              <w:t>5.3</w:t>
             </w:r>
           </w:p>
         </w:tc>
@@ -20630,6 +21881,12 @@
                 <w:rFonts w:cs="Times New Roman"/>
               </w:rPr>
             </w:pPr>
+            <w:r>
+              <w:rPr>
+                <w:rFonts w:cs="Times New Roman"/>
+              </w:rPr>
+              <w:t>Creando casilla para filtro de búsqueda</w:t>
+            </w:r>
           </w:p>
         </w:tc>
         <w:tc>
@@ -20644,6 +21901,24 @@
                 <w:rFonts w:cs="Times New Roman"/>
               </w:rPr>
             </w:pPr>
+            <w:r>
+              <w:rPr>
+                <w:rFonts w:cs="Times New Roman"/>
+              </w:rPr>
+              <w:t xml:space="preserve">Como </w:t>
+            </w:r>
+            <w:r>
+              <w:rPr>
+                <w:rFonts w:cs="Times New Roman"/>
+              </w:rPr>
+              <w:t>usuario</w:t>
+            </w:r>
+            <w:r>
+              <w:rPr>
+                <w:rFonts w:cs="Times New Roman"/>
+              </w:rPr>
+              <w:t xml:space="preserve"> necesito poder contar con casillas de filtro para agilizar la búsqueda de informes de asistencia.</w:t>
+            </w:r>
           </w:p>
         </w:tc>
         <w:tc>
@@ -20658,6 +21933,12 @@
                 <w:rFonts w:cs="Times New Roman"/>
               </w:rPr>
             </w:pPr>
+            <w:r>
+              <w:rPr>
+                <w:rFonts w:cs="Times New Roman"/>
+              </w:rPr>
+              <w:t>Diseñar y crear casillas de filtrado, importar información y mostrar lista filtrada de informes de asistencia.</w:t>
+            </w:r>
           </w:p>
         </w:tc>
         <w:tc>
@@ -20672,6 +21953,12 @@
                 <w:rFonts w:cs="Times New Roman"/>
               </w:rPr>
             </w:pPr>
+            <w:r>
+              <w:rPr>
+                <w:rFonts w:cs="Times New Roman"/>
+              </w:rPr>
+              <w:t>Media</w:t>
+            </w:r>
           </w:p>
         </w:tc>
         <w:tc>
@@ -20686,6 +21973,12 @@
                 <w:rFonts w:cs="Times New Roman"/>
               </w:rPr>
             </w:pPr>
+            <w:r>
+              <w:rPr>
+                <w:rFonts w:cs="Times New Roman"/>
+              </w:rPr>
+              <w:t>6</w:t>
+            </w:r>
           </w:p>
         </w:tc>
         <w:tc>
@@ -20729,7 +22022,7 @@
               <w:rPr>
                 <w:rFonts w:cs="Times New Roman"/>
               </w:rPr>
-              <w:t>3.6</w:t>
+              <w:t>5.4</w:t>
             </w:r>
           </w:p>
         </w:tc>
@@ -20745,6 +22038,12 @@
                 <w:rFonts w:cs="Times New Roman"/>
               </w:rPr>
             </w:pPr>
+            <w:r>
+              <w:rPr>
+                <w:rFonts w:cs="Times New Roman"/>
+              </w:rPr>
+              <w:t>Filtrando información de asistencia</w:t>
+            </w:r>
           </w:p>
         </w:tc>
         <w:tc>
@@ -20759,6 +22058,24 @@
                 <w:rFonts w:cs="Times New Roman"/>
               </w:rPr>
             </w:pPr>
+            <w:r>
+              <w:rPr>
+                <w:rFonts w:cs="Times New Roman"/>
+              </w:rPr>
+              <w:t xml:space="preserve">Como </w:t>
+            </w:r>
+            <w:r>
+              <w:rPr>
+                <w:rFonts w:cs="Times New Roman"/>
+              </w:rPr>
+              <w:t>usuario</w:t>
+            </w:r>
+            <w:r>
+              <w:rPr>
+                <w:rFonts w:cs="Times New Roman"/>
+              </w:rPr>
+              <w:t xml:space="preserve"> necesito poder filtrar los informes de asistencia para encontrar información específica de manera rápida</w:t>
+            </w:r>
           </w:p>
         </w:tc>
         <w:tc>
@@ -20773,6 +22090,12 @@
                 <w:rFonts w:cs="Times New Roman"/>
               </w:rPr>
             </w:pPr>
+            <w:r>
+              <w:rPr>
+                <w:rFonts w:cs="Times New Roman"/>
+              </w:rPr>
+              <w:t>Diseñar y crear barra de búsqueda, importar información y mostrar lista de informes de asistencia filtrados.</w:t>
+            </w:r>
           </w:p>
         </w:tc>
         <w:tc>
@@ -20787,6 +22110,12 @@
                 <w:rFonts w:cs="Times New Roman"/>
               </w:rPr>
             </w:pPr>
+            <w:r>
+              <w:rPr>
+                <w:rFonts w:cs="Times New Roman"/>
+              </w:rPr>
+              <w:t>Alta</w:t>
+            </w:r>
           </w:p>
         </w:tc>
         <w:tc>
@@ -20801,6 +22130,12 @@
                 <w:rFonts w:cs="Times New Roman"/>
               </w:rPr>
             </w:pPr>
+            <w:r>
+              <w:rPr>
+                <w:rFonts w:cs="Times New Roman"/>
+              </w:rPr>
+              <w:t>7</w:t>
+            </w:r>
           </w:p>
         </w:tc>
         <w:tc>
@@ -20844,18 +22179,8 @@
               <w:rPr>
                 <w:rFonts w:cs="Times New Roman"/>
               </w:rPr>
-              <w:lastRenderedPageBreak/>
-              <w:t>3.7</w:t>
-            </w:r>
-          </w:p>
-          <w:p>
-            <w:pPr>
-              <w:ind w:firstLine="0"/>
-              <w:jc w:val="center"/>
-              <w:rPr>
-                <w:rFonts w:cs="Times New Roman"/>
-              </w:rPr>
-            </w:pPr>
+              <w:t>5.8</w:t>
+            </w:r>
           </w:p>
         </w:tc>
         <w:tc>
@@ -20870,6 +22195,12 @@
                 <w:rFonts w:cs="Times New Roman"/>
               </w:rPr>
             </w:pPr>
+            <w:r>
+              <w:rPr>
+                <w:rFonts w:cs="Times New Roman"/>
+              </w:rPr>
+              <w:t>Exportando informe de asistencia</w:t>
+            </w:r>
           </w:p>
         </w:tc>
         <w:tc>
@@ -20884,6 +22215,24 @@
                 <w:rFonts w:cs="Times New Roman"/>
               </w:rPr>
             </w:pPr>
+            <w:r>
+              <w:rPr>
+                <w:rFonts w:cs="Times New Roman"/>
+              </w:rPr>
+              <w:t xml:space="preserve">Como </w:t>
+            </w:r>
+            <w:r>
+              <w:rPr>
+                <w:rFonts w:cs="Times New Roman"/>
+              </w:rPr>
+              <w:t>usuario</w:t>
+            </w:r>
+            <w:r>
+              <w:rPr>
+                <w:rFonts w:cs="Times New Roman"/>
+              </w:rPr>
+              <w:t xml:space="preserve"> necesito poder exportar los informes de asistencia para utilizarlos en reportes externos o respaldos.</w:t>
+            </w:r>
           </w:p>
         </w:tc>
         <w:tc>
@@ -20898,6 +22247,19 @@
                 <w:rFonts w:cs="Times New Roman"/>
               </w:rPr>
             </w:pPr>
+            <w:r>
+              <w:rPr>
+                <w:rFonts w:cs="Times New Roman"/>
+              </w:rPr>
+              <w:t xml:space="preserve">Diseñar y crear opción de exportación, importar información y generar archivo </w:t>
+            </w:r>
+            <w:r>
+              <w:rPr>
+                <w:rFonts w:cs="Times New Roman"/>
+              </w:rPr>
+              <w:lastRenderedPageBreak/>
+              <w:t>descargable de informes.</w:t>
+            </w:r>
           </w:p>
         </w:tc>
         <w:tc>
@@ -20912,6 +22274,13 @@
                 <w:rFonts w:cs="Times New Roman"/>
               </w:rPr>
             </w:pPr>
+            <w:r>
+              <w:rPr>
+                <w:rFonts w:cs="Times New Roman"/>
+              </w:rPr>
+              <w:lastRenderedPageBreak/>
+              <w:t>Alta</w:t>
+            </w:r>
           </w:p>
         </w:tc>
         <w:tc>
@@ -20926,1732 +22295,12 @@
                 <w:rFonts w:cs="Times New Roman"/>
               </w:rPr>
             </w:pPr>
-          </w:p>
-        </w:tc>
-        <w:tc>
-          <w:tcPr>
-            <w:tcW w:w="1177" w:type="dxa"/>
-          </w:tcPr>
-          <w:p>
-            <w:pPr>
-              <w:ind w:firstLine="0"/>
-              <w:jc w:val="center"/>
-              <w:rPr>
-                <w:rFonts w:cs="Times New Roman"/>
-              </w:rPr>
-            </w:pPr>
-            <w:r>
-              <w:rPr>
-                <w:rFonts w:cs="Times New Roman"/>
-              </w:rPr>
-              <w:t>En proceso</w:t>
-            </w:r>
-          </w:p>
-        </w:tc>
-      </w:tr>
-      <w:tr>
-        <w:trPr>
-          <w:trHeight w:val="905"/>
-        </w:trPr>
-        <w:tc>
-          <w:tcPr>
-            <w:tcW w:w="641" w:type="dxa"/>
-          </w:tcPr>
-          <w:p>
-            <w:pPr>
-              <w:ind w:firstLine="0"/>
-              <w:jc w:val="center"/>
-              <w:rPr>
-                <w:rFonts w:cs="Times New Roman"/>
-              </w:rPr>
-            </w:pPr>
-            <w:r>
-              <w:rPr>
-                <w:rFonts w:cs="Times New Roman"/>
-              </w:rPr>
-              <w:t>4.1.2</w:t>
-            </w:r>
-          </w:p>
-        </w:tc>
-        <w:tc>
-          <w:tcPr>
-            <w:tcW w:w="1344" w:type="dxa"/>
-          </w:tcPr>
-          <w:p>
-            <w:pPr>
-              <w:ind w:firstLine="0"/>
-              <w:jc w:val="center"/>
-              <w:rPr>
-                <w:rFonts w:cs="Times New Roman"/>
-              </w:rPr>
-            </w:pPr>
-          </w:p>
-        </w:tc>
-        <w:tc>
-          <w:tcPr>
-            <w:tcW w:w="2126" w:type="dxa"/>
-          </w:tcPr>
-          <w:p>
-            <w:pPr>
-              <w:ind w:firstLine="0"/>
-              <w:jc w:val="center"/>
-              <w:rPr>
-                <w:rFonts w:cs="Times New Roman"/>
-              </w:rPr>
-            </w:pPr>
-          </w:p>
-        </w:tc>
-        <w:tc>
-          <w:tcPr>
-            <w:tcW w:w="1701" w:type="dxa"/>
-          </w:tcPr>
-          <w:p>
-            <w:pPr>
-              <w:ind w:firstLine="0"/>
-              <w:jc w:val="center"/>
-              <w:rPr>
-                <w:rFonts w:cs="Times New Roman"/>
-              </w:rPr>
-            </w:pPr>
-          </w:p>
-        </w:tc>
-        <w:tc>
-          <w:tcPr>
-            <w:tcW w:w="1134" w:type="dxa"/>
-          </w:tcPr>
-          <w:p>
-            <w:pPr>
-              <w:ind w:firstLine="0"/>
-              <w:jc w:val="center"/>
-              <w:rPr>
-                <w:rFonts w:cs="Times New Roman"/>
-              </w:rPr>
-            </w:pPr>
-          </w:p>
-        </w:tc>
-        <w:tc>
-          <w:tcPr>
-            <w:tcW w:w="1276" w:type="dxa"/>
-          </w:tcPr>
-          <w:p>
-            <w:pPr>
-              <w:ind w:firstLine="0"/>
-              <w:jc w:val="center"/>
-              <w:rPr>
-                <w:rFonts w:cs="Times New Roman"/>
-              </w:rPr>
-            </w:pPr>
-          </w:p>
-        </w:tc>
-        <w:tc>
-          <w:tcPr>
-            <w:tcW w:w="1177" w:type="dxa"/>
-          </w:tcPr>
-          <w:p>
-            <w:pPr>
-              <w:ind w:firstLine="0"/>
-              <w:jc w:val="center"/>
-              <w:rPr>
-                <w:rFonts w:cs="Times New Roman"/>
-              </w:rPr>
-            </w:pPr>
-            <w:r>
-              <w:rPr>
-                <w:rFonts w:cs="Times New Roman"/>
-              </w:rPr>
-              <w:t>En proceso</w:t>
-            </w:r>
-          </w:p>
-        </w:tc>
-      </w:tr>
-      <w:tr>
-        <w:trPr>
-          <w:trHeight w:val="905"/>
-        </w:trPr>
-        <w:tc>
-          <w:tcPr>
-            <w:tcW w:w="641" w:type="dxa"/>
-          </w:tcPr>
-          <w:p>
-            <w:pPr>
-              <w:ind w:firstLine="0"/>
-              <w:jc w:val="center"/>
-              <w:rPr>
-                <w:rFonts w:cs="Times New Roman"/>
-              </w:rPr>
-            </w:pPr>
-            <w:r>
-              <w:rPr>
-                <w:rFonts w:cs="Times New Roman"/>
-              </w:rPr>
-              <w:t>5.5</w:t>
-            </w:r>
-          </w:p>
-        </w:tc>
-        <w:tc>
-          <w:tcPr>
-            <w:tcW w:w="1344" w:type="dxa"/>
-          </w:tcPr>
-          <w:p>
-            <w:pPr>
-              <w:ind w:firstLine="0"/>
-              <w:jc w:val="center"/>
-              <w:rPr>
-                <w:rFonts w:cs="Times New Roman"/>
-              </w:rPr>
-            </w:pPr>
-          </w:p>
-        </w:tc>
-        <w:tc>
-          <w:tcPr>
-            <w:tcW w:w="2126" w:type="dxa"/>
-          </w:tcPr>
-          <w:p>
-            <w:pPr>
-              <w:ind w:firstLine="0"/>
-              <w:jc w:val="center"/>
-              <w:rPr>
-                <w:rFonts w:cs="Times New Roman"/>
-              </w:rPr>
-            </w:pPr>
-          </w:p>
-        </w:tc>
-        <w:tc>
-          <w:tcPr>
-            <w:tcW w:w="1701" w:type="dxa"/>
-          </w:tcPr>
-          <w:p>
-            <w:pPr>
-              <w:ind w:firstLine="0"/>
-              <w:jc w:val="center"/>
-              <w:rPr>
-                <w:rFonts w:cs="Times New Roman"/>
-              </w:rPr>
-            </w:pPr>
-          </w:p>
-        </w:tc>
-        <w:tc>
-          <w:tcPr>
-            <w:tcW w:w="1134" w:type="dxa"/>
-          </w:tcPr>
-          <w:p>
-            <w:pPr>
-              <w:ind w:firstLine="0"/>
-              <w:jc w:val="center"/>
-              <w:rPr>
-                <w:rFonts w:cs="Times New Roman"/>
-              </w:rPr>
-            </w:pPr>
-          </w:p>
-        </w:tc>
-        <w:tc>
-          <w:tcPr>
-            <w:tcW w:w="1276" w:type="dxa"/>
-          </w:tcPr>
-          <w:p>
-            <w:pPr>
-              <w:ind w:firstLine="0"/>
-              <w:jc w:val="center"/>
-              <w:rPr>
-                <w:rFonts w:cs="Times New Roman"/>
-              </w:rPr>
-            </w:pPr>
-          </w:p>
-        </w:tc>
-        <w:tc>
-          <w:tcPr>
-            <w:tcW w:w="1177" w:type="dxa"/>
-          </w:tcPr>
-          <w:p>
-            <w:pPr>
-              <w:ind w:firstLine="0"/>
-              <w:jc w:val="center"/>
-              <w:rPr>
-                <w:rFonts w:cs="Times New Roman"/>
-              </w:rPr>
-            </w:pPr>
-            <w:r>
-              <w:rPr>
-                <w:rFonts w:cs="Times New Roman"/>
-              </w:rPr>
-              <w:t>En proceso</w:t>
-            </w:r>
-          </w:p>
-        </w:tc>
-      </w:tr>
-      <w:tr>
-        <w:trPr>
-          <w:trHeight w:val="905"/>
-        </w:trPr>
-        <w:tc>
-          <w:tcPr>
-            <w:tcW w:w="641" w:type="dxa"/>
-          </w:tcPr>
-          <w:p>
-            <w:pPr>
-              <w:ind w:firstLine="0"/>
-              <w:jc w:val="center"/>
-              <w:rPr>
-                <w:rFonts w:cs="Times New Roman"/>
-              </w:rPr>
-            </w:pPr>
-            <w:r>
-              <w:rPr>
-                <w:rFonts w:cs="Times New Roman"/>
-              </w:rPr>
-              <w:t>6.2</w:t>
-            </w:r>
-          </w:p>
-        </w:tc>
-        <w:tc>
-          <w:tcPr>
-            <w:tcW w:w="1344" w:type="dxa"/>
-          </w:tcPr>
-          <w:p>
-            <w:pPr>
-              <w:ind w:firstLine="0"/>
-              <w:jc w:val="center"/>
-              <w:rPr>
-                <w:rFonts w:cs="Times New Roman"/>
-              </w:rPr>
-            </w:pPr>
-          </w:p>
-        </w:tc>
-        <w:tc>
-          <w:tcPr>
-            <w:tcW w:w="2126" w:type="dxa"/>
-          </w:tcPr>
-          <w:p>
-            <w:pPr>
-              <w:ind w:firstLine="0"/>
-              <w:jc w:val="center"/>
-              <w:rPr>
-                <w:rFonts w:cs="Times New Roman"/>
-              </w:rPr>
-            </w:pPr>
-          </w:p>
-        </w:tc>
-        <w:tc>
-          <w:tcPr>
-            <w:tcW w:w="1701" w:type="dxa"/>
-          </w:tcPr>
-          <w:p>
-            <w:pPr>
-              <w:ind w:firstLine="0"/>
-              <w:jc w:val="center"/>
-              <w:rPr>
-                <w:rFonts w:cs="Times New Roman"/>
-              </w:rPr>
-            </w:pPr>
-          </w:p>
-        </w:tc>
-        <w:tc>
-          <w:tcPr>
-            <w:tcW w:w="1134" w:type="dxa"/>
-          </w:tcPr>
-          <w:p>
-            <w:pPr>
-              <w:ind w:firstLine="0"/>
-              <w:jc w:val="center"/>
-              <w:rPr>
-                <w:rFonts w:cs="Times New Roman"/>
-              </w:rPr>
-            </w:pPr>
-          </w:p>
-        </w:tc>
-        <w:tc>
-          <w:tcPr>
-            <w:tcW w:w="1276" w:type="dxa"/>
-          </w:tcPr>
-          <w:p>
-            <w:pPr>
-              <w:ind w:firstLine="0"/>
-              <w:jc w:val="center"/>
-              <w:rPr>
-                <w:rFonts w:cs="Times New Roman"/>
-              </w:rPr>
-            </w:pPr>
-          </w:p>
-        </w:tc>
-        <w:tc>
-          <w:tcPr>
-            <w:tcW w:w="1177" w:type="dxa"/>
-          </w:tcPr>
-          <w:p>
-            <w:pPr>
-              <w:ind w:firstLine="0"/>
-              <w:jc w:val="center"/>
-              <w:rPr>
-                <w:rFonts w:cs="Times New Roman"/>
-              </w:rPr>
-            </w:pPr>
-            <w:r>
-              <w:rPr>
-                <w:rFonts w:cs="Times New Roman"/>
-              </w:rPr>
-              <w:t>En proceso</w:t>
-            </w:r>
-          </w:p>
-        </w:tc>
-      </w:tr>
-      <w:tr>
-        <w:trPr>
-          <w:trHeight w:val="905"/>
-        </w:trPr>
-        <w:tc>
-          <w:tcPr>
-            <w:tcW w:w="641" w:type="dxa"/>
-          </w:tcPr>
-          <w:p>
-            <w:pPr>
-              <w:ind w:firstLine="0"/>
-              <w:jc w:val="center"/>
-              <w:rPr>
-                <w:rFonts w:cs="Times New Roman"/>
-              </w:rPr>
-            </w:pPr>
-            <w:r>
-              <w:rPr>
-                <w:rFonts w:cs="Times New Roman"/>
-              </w:rPr>
-              <w:t>6.3</w:t>
-            </w:r>
-          </w:p>
-        </w:tc>
-        <w:tc>
-          <w:tcPr>
-            <w:tcW w:w="1344" w:type="dxa"/>
-          </w:tcPr>
-          <w:p>
-            <w:pPr>
-              <w:ind w:firstLine="0"/>
-              <w:jc w:val="center"/>
-              <w:rPr>
-                <w:rFonts w:cs="Times New Roman"/>
-              </w:rPr>
-            </w:pPr>
-          </w:p>
-        </w:tc>
-        <w:tc>
-          <w:tcPr>
-            <w:tcW w:w="2126" w:type="dxa"/>
-          </w:tcPr>
-          <w:p>
-            <w:pPr>
-              <w:ind w:firstLine="0"/>
-              <w:jc w:val="center"/>
-              <w:rPr>
-                <w:rFonts w:cs="Times New Roman"/>
-              </w:rPr>
-            </w:pPr>
-          </w:p>
-        </w:tc>
-        <w:tc>
-          <w:tcPr>
-            <w:tcW w:w="1701" w:type="dxa"/>
-          </w:tcPr>
-          <w:p>
-            <w:pPr>
-              <w:ind w:firstLine="0"/>
-              <w:jc w:val="center"/>
-              <w:rPr>
-                <w:rFonts w:cs="Times New Roman"/>
-              </w:rPr>
-            </w:pPr>
-          </w:p>
-        </w:tc>
-        <w:tc>
-          <w:tcPr>
-            <w:tcW w:w="1134" w:type="dxa"/>
-          </w:tcPr>
-          <w:p>
-            <w:pPr>
-              <w:ind w:firstLine="0"/>
-              <w:jc w:val="center"/>
-              <w:rPr>
-                <w:rFonts w:cs="Times New Roman"/>
-              </w:rPr>
-            </w:pPr>
-          </w:p>
-        </w:tc>
-        <w:tc>
-          <w:tcPr>
-            <w:tcW w:w="1276" w:type="dxa"/>
-          </w:tcPr>
-          <w:p>
-            <w:pPr>
-              <w:ind w:firstLine="0"/>
-              <w:jc w:val="center"/>
-              <w:rPr>
-                <w:rFonts w:cs="Times New Roman"/>
-              </w:rPr>
-            </w:pPr>
-          </w:p>
-        </w:tc>
-        <w:tc>
-          <w:tcPr>
-            <w:tcW w:w="1177" w:type="dxa"/>
-          </w:tcPr>
-          <w:p>
-            <w:pPr>
-              <w:ind w:firstLine="0"/>
-              <w:jc w:val="center"/>
-              <w:rPr>
-                <w:rFonts w:cs="Times New Roman"/>
-              </w:rPr>
-            </w:pPr>
-            <w:r>
-              <w:rPr>
-                <w:rFonts w:cs="Times New Roman"/>
-              </w:rPr>
-              <w:t>En proceso</w:t>
-            </w:r>
-          </w:p>
-        </w:tc>
-      </w:tr>
-      <w:tr>
-        <w:trPr>
-          <w:trHeight w:val="905"/>
-        </w:trPr>
-        <w:tc>
-          <w:tcPr>
-            <w:tcW w:w="641" w:type="dxa"/>
-          </w:tcPr>
-          <w:p>
-            <w:pPr>
-              <w:ind w:firstLine="0"/>
-              <w:jc w:val="center"/>
-              <w:rPr>
-                <w:rFonts w:cs="Times New Roman"/>
-              </w:rPr>
-            </w:pPr>
-            <w:r>
-              <w:rPr>
-                <w:rFonts w:cs="Times New Roman"/>
-              </w:rPr>
-              <w:t>6.4</w:t>
-            </w:r>
-          </w:p>
-        </w:tc>
-        <w:tc>
-          <w:tcPr>
-            <w:tcW w:w="1344" w:type="dxa"/>
-          </w:tcPr>
-          <w:p>
-            <w:pPr>
-              <w:ind w:firstLine="0"/>
-              <w:jc w:val="center"/>
-              <w:rPr>
-                <w:rFonts w:cs="Times New Roman"/>
-              </w:rPr>
-            </w:pPr>
-          </w:p>
-        </w:tc>
-        <w:tc>
-          <w:tcPr>
-            <w:tcW w:w="2126" w:type="dxa"/>
-          </w:tcPr>
-          <w:p>
-            <w:pPr>
-              <w:ind w:firstLine="0"/>
-              <w:jc w:val="center"/>
-              <w:rPr>
-                <w:rFonts w:cs="Times New Roman"/>
-              </w:rPr>
-            </w:pPr>
-          </w:p>
-        </w:tc>
-        <w:tc>
-          <w:tcPr>
-            <w:tcW w:w="1701" w:type="dxa"/>
-          </w:tcPr>
-          <w:p>
-            <w:pPr>
-              <w:ind w:firstLine="0"/>
-              <w:jc w:val="center"/>
-              <w:rPr>
-                <w:rFonts w:cs="Times New Roman"/>
-              </w:rPr>
-            </w:pPr>
-          </w:p>
-        </w:tc>
-        <w:tc>
-          <w:tcPr>
-            <w:tcW w:w="1134" w:type="dxa"/>
-          </w:tcPr>
-          <w:p>
-            <w:pPr>
-              <w:ind w:firstLine="0"/>
-              <w:jc w:val="center"/>
-              <w:rPr>
-                <w:rFonts w:cs="Times New Roman"/>
-              </w:rPr>
-            </w:pPr>
-          </w:p>
-        </w:tc>
-        <w:tc>
-          <w:tcPr>
-            <w:tcW w:w="1276" w:type="dxa"/>
-          </w:tcPr>
-          <w:p>
-            <w:pPr>
-              <w:ind w:firstLine="0"/>
-              <w:jc w:val="center"/>
-              <w:rPr>
-                <w:rFonts w:cs="Times New Roman"/>
-              </w:rPr>
-            </w:pPr>
-          </w:p>
-        </w:tc>
-        <w:tc>
-          <w:tcPr>
-            <w:tcW w:w="1177" w:type="dxa"/>
-          </w:tcPr>
-          <w:p>
-            <w:pPr>
-              <w:ind w:firstLine="0"/>
-              <w:jc w:val="center"/>
-              <w:rPr>
-                <w:rFonts w:cs="Times New Roman"/>
-              </w:rPr>
-            </w:pPr>
-            <w:r>
-              <w:rPr>
-                <w:rFonts w:cs="Times New Roman"/>
-              </w:rPr>
-              <w:t>En proceso</w:t>
-            </w:r>
-          </w:p>
-        </w:tc>
-      </w:tr>
-      <w:tr>
-        <w:trPr>
-          <w:trHeight w:val="905"/>
-        </w:trPr>
-        <w:tc>
-          <w:tcPr>
-            <w:tcW w:w="641" w:type="dxa"/>
-          </w:tcPr>
-          <w:p>
-            <w:pPr>
-              <w:ind w:firstLine="0"/>
-              <w:jc w:val="center"/>
-              <w:rPr>
-                <w:rFonts w:cs="Times New Roman"/>
-              </w:rPr>
-            </w:pPr>
-            <w:r>
-              <w:rPr>
-                <w:rFonts w:cs="Times New Roman"/>
-              </w:rPr>
-              <w:t>6.6</w:t>
-            </w:r>
-          </w:p>
-        </w:tc>
-        <w:tc>
-          <w:tcPr>
-            <w:tcW w:w="1344" w:type="dxa"/>
-          </w:tcPr>
-          <w:p>
-            <w:pPr>
-              <w:ind w:firstLine="0"/>
-              <w:jc w:val="center"/>
-              <w:rPr>
-                <w:rFonts w:cs="Times New Roman"/>
-              </w:rPr>
-            </w:pPr>
-          </w:p>
-        </w:tc>
-        <w:tc>
-          <w:tcPr>
-            <w:tcW w:w="2126" w:type="dxa"/>
-          </w:tcPr>
-          <w:p>
-            <w:pPr>
-              <w:ind w:firstLine="0"/>
-              <w:jc w:val="center"/>
-              <w:rPr>
-                <w:rFonts w:cs="Times New Roman"/>
-              </w:rPr>
-            </w:pPr>
-          </w:p>
-        </w:tc>
-        <w:tc>
-          <w:tcPr>
-            <w:tcW w:w="1701" w:type="dxa"/>
-          </w:tcPr>
-          <w:p>
-            <w:pPr>
-              <w:ind w:firstLine="0"/>
-              <w:jc w:val="center"/>
-              <w:rPr>
-                <w:rFonts w:cs="Times New Roman"/>
-              </w:rPr>
-            </w:pPr>
-          </w:p>
-        </w:tc>
-        <w:tc>
-          <w:tcPr>
-            <w:tcW w:w="1134" w:type="dxa"/>
-          </w:tcPr>
-          <w:p>
-            <w:pPr>
-              <w:ind w:firstLine="0"/>
-              <w:jc w:val="center"/>
-              <w:rPr>
-                <w:rFonts w:cs="Times New Roman"/>
-              </w:rPr>
-            </w:pPr>
-          </w:p>
-        </w:tc>
-        <w:tc>
-          <w:tcPr>
-            <w:tcW w:w="1276" w:type="dxa"/>
-          </w:tcPr>
-          <w:p>
-            <w:pPr>
-              <w:ind w:firstLine="0"/>
-              <w:jc w:val="center"/>
-              <w:rPr>
-                <w:rFonts w:cs="Times New Roman"/>
-              </w:rPr>
-            </w:pPr>
-          </w:p>
-        </w:tc>
-        <w:tc>
-          <w:tcPr>
-            <w:tcW w:w="1177" w:type="dxa"/>
-          </w:tcPr>
-          <w:p>
-            <w:pPr>
-              <w:ind w:firstLine="0"/>
-              <w:jc w:val="center"/>
-              <w:rPr>
-                <w:rFonts w:cs="Times New Roman"/>
-              </w:rPr>
-            </w:pPr>
-            <w:r>
-              <w:rPr>
-                <w:rFonts w:cs="Times New Roman"/>
-              </w:rPr>
-              <w:t>En proceso</w:t>
-            </w:r>
-          </w:p>
-        </w:tc>
-      </w:tr>
-      <w:tr>
-        <w:trPr>
-          <w:trHeight w:val="905"/>
-        </w:trPr>
-        <w:tc>
-          <w:tcPr>
-            <w:tcW w:w="641" w:type="dxa"/>
-          </w:tcPr>
-          <w:p>
-            <w:pPr>
-              <w:ind w:firstLine="0"/>
-              <w:jc w:val="center"/>
-              <w:rPr>
-                <w:rFonts w:cs="Times New Roman"/>
-              </w:rPr>
-            </w:pPr>
-            <w:r>
-              <w:rPr>
-                <w:rFonts w:cs="Times New Roman"/>
-              </w:rPr>
-              <w:t>1.9</w:t>
-            </w:r>
-          </w:p>
-        </w:tc>
-        <w:tc>
-          <w:tcPr>
-            <w:tcW w:w="1344" w:type="dxa"/>
-          </w:tcPr>
-          <w:p>
-            <w:pPr>
-              <w:ind w:firstLine="0"/>
-              <w:jc w:val="center"/>
-              <w:rPr>
-                <w:rFonts w:cs="Times New Roman"/>
-              </w:rPr>
-            </w:pPr>
-          </w:p>
-        </w:tc>
-        <w:tc>
-          <w:tcPr>
-            <w:tcW w:w="2126" w:type="dxa"/>
-          </w:tcPr>
-          <w:p>
-            <w:pPr>
-              <w:ind w:firstLine="0"/>
-              <w:jc w:val="center"/>
-              <w:rPr>
-                <w:rFonts w:cs="Times New Roman"/>
-              </w:rPr>
-            </w:pPr>
-          </w:p>
-        </w:tc>
-        <w:tc>
-          <w:tcPr>
-            <w:tcW w:w="1701" w:type="dxa"/>
-          </w:tcPr>
-          <w:p>
-            <w:pPr>
-              <w:ind w:firstLine="0"/>
-              <w:jc w:val="center"/>
-              <w:rPr>
-                <w:rFonts w:cs="Times New Roman"/>
-              </w:rPr>
-            </w:pPr>
-          </w:p>
-        </w:tc>
-        <w:tc>
-          <w:tcPr>
-            <w:tcW w:w="1134" w:type="dxa"/>
-          </w:tcPr>
-          <w:p>
-            <w:pPr>
-              <w:ind w:firstLine="0"/>
-              <w:jc w:val="center"/>
-              <w:rPr>
-                <w:rFonts w:cs="Times New Roman"/>
-              </w:rPr>
-            </w:pPr>
-          </w:p>
-        </w:tc>
-        <w:tc>
-          <w:tcPr>
-            <w:tcW w:w="1276" w:type="dxa"/>
-          </w:tcPr>
-          <w:p>
-            <w:pPr>
-              <w:ind w:firstLine="0"/>
-              <w:jc w:val="center"/>
-              <w:rPr>
-                <w:rFonts w:cs="Times New Roman"/>
-              </w:rPr>
-            </w:pPr>
-          </w:p>
-        </w:tc>
-        <w:tc>
-          <w:tcPr>
-            <w:tcW w:w="1177" w:type="dxa"/>
-          </w:tcPr>
-          <w:p>
-            <w:pPr>
-              <w:ind w:firstLine="0"/>
-              <w:jc w:val="center"/>
-              <w:rPr>
-                <w:rFonts w:cs="Times New Roman"/>
-              </w:rPr>
-            </w:pPr>
-            <w:r>
-              <w:rPr>
-                <w:rFonts w:cs="Times New Roman"/>
-              </w:rPr>
-              <w:t>En proceso</w:t>
-            </w:r>
-          </w:p>
-        </w:tc>
-      </w:tr>
-      <w:tr>
-        <w:trPr>
-          <w:trHeight w:val="905"/>
-        </w:trPr>
-        <w:tc>
-          <w:tcPr>
-            <w:tcW w:w="641" w:type="dxa"/>
-          </w:tcPr>
-          <w:p>
-            <w:pPr>
-              <w:ind w:firstLine="0"/>
-              <w:jc w:val="center"/>
-              <w:rPr>
-                <w:rFonts w:cs="Times New Roman"/>
-              </w:rPr>
-            </w:pPr>
-            <w:r>
-              <w:rPr>
-                <w:rFonts w:cs="Times New Roman"/>
-              </w:rPr>
-              <w:t>1.12</w:t>
-            </w:r>
-          </w:p>
-        </w:tc>
-        <w:tc>
-          <w:tcPr>
-            <w:tcW w:w="1344" w:type="dxa"/>
-          </w:tcPr>
-          <w:p>
-            <w:pPr>
-              <w:ind w:firstLine="0"/>
-              <w:jc w:val="center"/>
-              <w:rPr>
-                <w:rFonts w:cs="Times New Roman"/>
-              </w:rPr>
-            </w:pPr>
-          </w:p>
-        </w:tc>
-        <w:tc>
-          <w:tcPr>
-            <w:tcW w:w="2126" w:type="dxa"/>
-          </w:tcPr>
-          <w:p>
-            <w:pPr>
-              <w:ind w:firstLine="0"/>
-              <w:jc w:val="center"/>
-              <w:rPr>
-                <w:rFonts w:cs="Times New Roman"/>
-              </w:rPr>
-            </w:pPr>
-          </w:p>
-        </w:tc>
-        <w:tc>
-          <w:tcPr>
-            <w:tcW w:w="1701" w:type="dxa"/>
-          </w:tcPr>
-          <w:p>
-            <w:pPr>
-              <w:ind w:firstLine="0"/>
-              <w:jc w:val="center"/>
-              <w:rPr>
-                <w:rFonts w:cs="Times New Roman"/>
-              </w:rPr>
-            </w:pPr>
-          </w:p>
-        </w:tc>
-        <w:tc>
-          <w:tcPr>
-            <w:tcW w:w="1134" w:type="dxa"/>
-          </w:tcPr>
-          <w:p>
-            <w:pPr>
-              <w:ind w:firstLine="0"/>
-              <w:jc w:val="center"/>
-              <w:rPr>
-                <w:rFonts w:cs="Times New Roman"/>
-              </w:rPr>
-            </w:pPr>
-          </w:p>
-        </w:tc>
-        <w:tc>
-          <w:tcPr>
-            <w:tcW w:w="1276" w:type="dxa"/>
-          </w:tcPr>
-          <w:p>
-            <w:pPr>
-              <w:ind w:firstLine="0"/>
-              <w:jc w:val="center"/>
-              <w:rPr>
-                <w:rFonts w:cs="Times New Roman"/>
-              </w:rPr>
-            </w:pPr>
-          </w:p>
-        </w:tc>
-        <w:tc>
-          <w:tcPr>
-            <w:tcW w:w="1177" w:type="dxa"/>
-          </w:tcPr>
-          <w:p>
-            <w:pPr>
-              <w:ind w:firstLine="0"/>
-              <w:jc w:val="center"/>
-              <w:rPr>
-                <w:rFonts w:cs="Times New Roman"/>
-              </w:rPr>
-            </w:pPr>
-            <w:r>
-              <w:rPr>
-                <w:rFonts w:cs="Times New Roman"/>
-              </w:rPr>
-              <w:t>En proceso</w:t>
-            </w:r>
-          </w:p>
-        </w:tc>
-      </w:tr>
-      <w:tr>
-        <w:trPr>
-          <w:trHeight w:val="905"/>
-        </w:trPr>
-        <w:tc>
-          <w:tcPr>
-            <w:tcW w:w="641" w:type="dxa"/>
-          </w:tcPr>
-          <w:p>
-            <w:pPr>
-              <w:ind w:firstLine="0"/>
-              <w:jc w:val="center"/>
-              <w:rPr>
-                <w:rFonts w:cs="Times New Roman"/>
-              </w:rPr>
-            </w:pPr>
-            <w:r>
-              <w:rPr>
-                <w:rFonts w:cs="Times New Roman"/>
-              </w:rPr>
-              <w:t>1.15</w:t>
-            </w:r>
-          </w:p>
-        </w:tc>
-        <w:tc>
-          <w:tcPr>
-            <w:tcW w:w="1344" w:type="dxa"/>
-          </w:tcPr>
-          <w:p>
-            <w:pPr>
-              <w:ind w:firstLine="0"/>
-              <w:jc w:val="center"/>
-              <w:rPr>
-                <w:rFonts w:cs="Times New Roman"/>
-              </w:rPr>
-            </w:pPr>
-          </w:p>
-        </w:tc>
-        <w:tc>
-          <w:tcPr>
-            <w:tcW w:w="2126" w:type="dxa"/>
-          </w:tcPr>
-          <w:p>
-            <w:pPr>
-              <w:ind w:firstLine="0"/>
-              <w:jc w:val="center"/>
-              <w:rPr>
-                <w:rFonts w:cs="Times New Roman"/>
-              </w:rPr>
-            </w:pPr>
-          </w:p>
-        </w:tc>
-        <w:tc>
-          <w:tcPr>
-            <w:tcW w:w="1701" w:type="dxa"/>
-          </w:tcPr>
-          <w:p>
-            <w:pPr>
-              <w:ind w:firstLine="0"/>
-              <w:jc w:val="center"/>
-              <w:rPr>
-                <w:rFonts w:cs="Times New Roman"/>
-              </w:rPr>
-            </w:pPr>
-          </w:p>
-        </w:tc>
-        <w:tc>
-          <w:tcPr>
-            <w:tcW w:w="1134" w:type="dxa"/>
-          </w:tcPr>
-          <w:p>
-            <w:pPr>
-              <w:ind w:firstLine="0"/>
-              <w:jc w:val="center"/>
-              <w:rPr>
-                <w:rFonts w:cs="Times New Roman"/>
-              </w:rPr>
-            </w:pPr>
-          </w:p>
-        </w:tc>
-        <w:tc>
-          <w:tcPr>
-            <w:tcW w:w="1276" w:type="dxa"/>
-          </w:tcPr>
-          <w:p>
-            <w:pPr>
-              <w:ind w:firstLine="0"/>
-              <w:jc w:val="center"/>
-              <w:rPr>
-                <w:rFonts w:cs="Times New Roman"/>
-              </w:rPr>
-            </w:pPr>
-          </w:p>
-        </w:tc>
-        <w:tc>
-          <w:tcPr>
-            <w:tcW w:w="1177" w:type="dxa"/>
-          </w:tcPr>
-          <w:p>
-            <w:pPr>
-              <w:ind w:firstLine="0"/>
-              <w:jc w:val="center"/>
-              <w:rPr>
-                <w:rFonts w:cs="Times New Roman"/>
-              </w:rPr>
-            </w:pPr>
-            <w:r>
-              <w:rPr>
-                <w:rFonts w:cs="Times New Roman"/>
-              </w:rPr>
-              <w:t>En proceso</w:t>
-            </w:r>
-          </w:p>
-        </w:tc>
-      </w:tr>
-      <w:tr>
-        <w:trPr>
-          <w:trHeight w:val="905"/>
-        </w:trPr>
-        <w:tc>
-          <w:tcPr>
-            <w:tcW w:w="641" w:type="dxa"/>
-          </w:tcPr>
-          <w:p>
-            <w:pPr>
-              <w:ind w:firstLine="0"/>
-              <w:jc w:val="center"/>
-              <w:rPr>
-                <w:rFonts w:cs="Times New Roman"/>
-              </w:rPr>
-            </w:pPr>
-            <w:r>
-              <w:rPr>
-                <w:rFonts w:cs="Times New Roman"/>
-              </w:rPr>
-              <w:t>1.18</w:t>
-            </w:r>
-          </w:p>
-        </w:tc>
-        <w:tc>
-          <w:tcPr>
-            <w:tcW w:w="1344" w:type="dxa"/>
-          </w:tcPr>
-          <w:p>
-            <w:pPr>
-              <w:ind w:firstLine="0"/>
-              <w:jc w:val="center"/>
-              <w:rPr>
-                <w:rFonts w:cs="Times New Roman"/>
-              </w:rPr>
-            </w:pPr>
-          </w:p>
-        </w:tc>
-        <w:tc>
-          <w:tcPr>
-            <w:tcW w:w="2126" w:type="dxa"/>
-          </w:tcPr>
-          <w:p>
-            <w:pPr>
-              <w:ind w:firstLine="0"/>
-              <w:jc w:val="center"/>
-              <w:rPr>
-                <w:rFonts w:cs="Times New Roman"/>
-              </w:rPr>
-            </w:pPr>
-          </w:p>
-        </w:tc>
-        <w:tc>
-          <w:tcPr>
-            <w:tcW w:w="1701" w:type="dxa"/>
-          </w:tcPr>
-          <w:p>
-            <w:pPr>
-              <w:ind w:firstLine="0"/>
-              <w:jc w:val="center"/>
-              <w:rPr>
-                <w:rFonts w:cs="Times New Roman"/>
-              </w:rPr>
-            </w:pPr>
-          </w:p>
-        </w:tc>
-        <w:tc>
-          <w:tcPr>
-            <w:tcW w:w="1134" w:type="dxa"/>
-          </w:tcPr>
-          <w:p>
-            <w:pPr>
-              <w:ind w:firstLine="0"/>
-              <w:jc w:val="center"/>
-              <w:rPr>
-                <w:rFonts w:cs="Times New Roman"/>
-              </w:rPr>
-            </w:pPr>
-          </w:p>
-        </w:tc>
-        <w:tc>
-          <w:tcPr>
-            <w:tcW w:w="1276" w:type="dxa"/>
-          </w:tcPr>
-          <w:p>
-            <w:pPr>
-              <w:ind w:firstLine="0"/>
-              <w:jc w:val="center"/>
-              <w:rPr>
-                <w:rFonts w:cs="Times New Roman"/>
-              </w:rPr>
-            </w:pPr>
-          </w:p>
-        </w:tc>
-        <w:tc>
-          <w:tcPr>
-            <w:tcW w:w="1177" w:type="dxa"/>
-          </w:tcPr>
-          <w:p>
-            <w:pPr>
-              <w:ind w:firstLine="0"/>
-              <w:jc w:val="center"/>
-              <w:rPr>
-                <w:rFonts w:cs="Times New Roman"/>
-              </w:rPr>
-            </w:pPr>
-            <w:r>
-              <w:rPr>
-                <w:rFonts w:cs="Times New Roman"/>
-              </w:rPr>
-              <w:t>En proceso</w:t>
-            </w:r>
-          </w:p>
-        </w:tc>
-      </w:tr>
-      <w:tr>
-        <w:trPr>
-          <w:trHeight w:val="905"/>
-        </w:trPr>
-        <w:tc>
-          <w:tcPr>
-            <w:tcW w:w="641" w:type="dxa"/>
-          </w:tcPr>
-          <w:p>
-            <w:pPr>
-              <w:ind w:firstLine="0"/>
-              <w:jc w:val="center"/>
-              <w:rPr>
-                <w:rFonts w:cs="Times New Roman"/>
-              </w:rPr>
-            </w:pPr>
-            <w:r>
-              <w:rPr>
-                <w:rFonts w:cs="Times New Roman"/>
-              </w:rPr>
-              <w:t>1.21</w:t>
-            </w:r>
-          </w:p>
-        </w:tc>
-        <w:tc>
-          <w:tcPr>
-            <w:tcW w:w="1344" w:type="dxa"/>
-          </w:tcPr>
-          <w:p>
-            <w:pPr>
-              <w:ind w:firstLine="0"/>
-              <w:jc w:val="center"/>
-              <w:rPr>
-                <w:rFonts w:cs="Times New Roman"/>
-              </w:rPr>
-            </w:pPr>
-          </w:p>
-        </w:tc>
-        <w:tc>
-          <w:tcPr>
-            <w:tcW w:w="2126" w:type="dxa"/>
-          </w:tcPr>
-          <w:p>
-            <w:pPr>
-              <w:ind w:firstLine="0"/>
-              <w:jc w:val="center"/>
-              <w:rPr>
-                <w:rFonts w:cs="Times New Roman"/>
-              </w:rPr>
-            </w:pPr>
-          </w:p>
-        </w:tc>
-        <w:tc>
-          <w:tcPr>
-            <w:tcW w:w="1701" w:type="dxa"/>
-          </w:tcPr>
-          <w:p>
-            <w:pPr>
-              <w:ind w:firstLine="0"/>
-              <w:jc w:val="center"/>
-              <w:rPr>
-                <w:rFonts w:cs="Times New Roman"/>
-              </w:rPr>
-            </w:pPr>
-          </w:p>
-        </w:tc>
-        <w:tc>
-          <w:tcPr>
-            <w:tcW w:w="1134" w:type="dxa"/>
-          </w:tcPr>
-          <w:p>
-            <w:pPr>
-              <w:ind w:firstLine="0"/>
-              <w:jc w:val="center"/>
-              <w:rPr>
-                <w:rFonts w:cs="Times New Roman"/>
-              </w:rPr>
-            </w:pPr>
-          </w:p>
-        </w:tc>
-        <w:tc>
-          <w:tcPr>
-            <w:tcW w:w="1276" w:type="dxa"/>
-          </w:tcPr>
-          <w:p>
-            <w:pPr>
-              <w:ind w:firstLine="0"/>
-              <w:jc w:val="center"/>
-              <w:rPr>
-                <w:rFonts w:cs="Times New Roman"/>
-              </w:rPr>
-            </w:pPr>
-          </w:p>
-        </w:tc>
-        <w:tc>
-          <w:tcPr>
-            <w:tcW w:w="1177" w:type="dxa"/>
-          </w:tcPr>
-          <w:p>
-            <w:pPr>
-              <w:ind w:firstLine="0"/>
-              <w:jc w:val="center"/>
-              <w:rPr>
-                <w:rFonts w:cs="Times New Roman"/>
-              </w:rPr>
-            </w:pPr>
-            <w:r>
-              <w:rPr>
-                <w:rFonts w:cs="Times New Roman"/>
-              </w:rPr>
-              <w:t>En proceso</w:t>
-            </w:r>
-          </w:p>
-        </w:tc>
-      </w:tr>
-      <w:tr>
-        <w:trPr>
-          <w:trHeight w:val="905"/>
-        </w:trPr>
-        <w:tc>
-          <w:tcPr>
-            <w:tcW w:w="641" w:type="dxa"/>
-          </w:tcPr>
-          <w:p>
-            <w:pPr>
-              <w:ind w:firstLine="0"/>
-              <w:jc w:val="center"/>
-              <w:rPr>
-                <w:rFonts w:cs="Times New Roman"/>
-              </w:rPr>
-            </w:pPr>
-            <w:r>
-              <w:rPr>
-                <w:rFonts w:cs="Times New Roman"/>
-              </w:rPr>
-              <w:t>5.2</w:t>
-            </w:r>
-          </w:p>
-        </w:tc>
-        <w:tc>
-          <w:tcPr>
-            <w:tcW w:w="1344" w:type="dxa"/>
-          </w:tcPr>
-          <w:p>
-            <w:pPr>
-              <w:ind w:firstLine="0"/>
-              <w:jc w:val="center"/>
-              <w:rPr>
-                <w:rFonts w:cs="Times New Roman"/>
-              </w:rPr>
-            </w:pPr>
-          </w:p>
-        </w:tc>
-        <w:tc>
-          <w:tcPr>
-            <w:tcW w:w="2126" w:type="dxa"/>
-          </w:tcPr>
-          <w:p>
-            <w:pPr>
-              <w:ind w:firstLine="0"/>
-              <w:jc w:val="center"/>
-              <w:rPr>
-                <w:rFonts w:cs="Times New Roman"/>
-              </w:rPr>
-            </w:pPr>
-          </w:p>
-        </w:tc>
-        <w:tc>
-          <w:tcPr>
-            <w:tcW w:w="1701" w:type="dxa"/>
-          </w:tcPr>
-          <w:p>
-            <w:pPr>
-              <w:ind w:firstLine="0"/>
-              <w:jc w:val="center"/>
-              <w:rPr>
-                <w:rFonts w:cs="Times New Roman"/>
-              </w:rPr>
-            </w:pPr>
-          </w:p>
-        </w:tc>
-        <w:tc>
-          <w:tcPr>
-            <w:tcW w:w="1134" w:type="dxa"/>
-          </w:tcPr>
-          <w:p>
-            <w:pPr>
-              <w:ind w:firstLine="0"/>
-              <w:jc w:val="center"/>
-              <w:rPr>
-                <w:rFonts w:cs="Times New Roman"/>
-              </w:rPr>
-            </w:pPr>
-          </w:p>
-        </w:tc>
-        <w:tc>
-          <w:tcPr>
-            <w:tcW w:w="1276" w:type="dxa"/>
-          </w:tcPr>
-          <w:p>
-            <w:pPr>
-              <w:ind w:firstLine="0"/>
-              <w:jc w:val="center"/>
-              <w:rPr>
-                <w:rFonts w:cs="Times New Roman"/>
-              </w:rPr>
-            </w:pPr>
-          </w:p>
-        </w:tc>
-        <w:tc>
-          <w:tcPr>
-            <w:tcW w:w="1177" w:type="dxa"/>
-          </w:tcPr>
-          <w:p>
-            <w:pPr>
-              <w:ind w:firstLine="0"/>
-              <w:jc w:val="center"/>
-              <w:rPr>
-                <w:rFonts w:cs="Times New Roman"/>
-              </w:rPr>
-            </w:pPr>
-            <w:r>
-              <w:rPr>
-                <w:rFonts w:cs="Times New Roman"/>
-              </w:rPr>
-              <w:t>En proceso</w:t>
-            </w:r>
-          </w:p>
-        </w:tc>
-      </w:tr>
-      <w:tr>
-        <w:trPr>
-          <w:trHeight w:val="905"/>
-        </w:trPr>
-        <w:tc>
-          <w:tcPr>
-            <w:tcW w:w="641" w:type="dxa"/>
-          </w:tcPr>
-          <w:p>
-            <w:pPr>
-              <w:ind w:firstLine="0"/>
-              <w:jc w:val="center"/>
-              <w:rPr>
-                <w:rFonts w:cs="Times New Roman"/>
-              </w:rPr>
-            </w:pPr>
-            <w:r>
-              <w:rPr>
-                <w:rFonts w:cs="Times New Roman"/>
-              </w:rPr>
-              <w:lastRenderedPageBreak/>
-              <w:t>5.3</w:t>
-            </w:r>
-          </w:p>
-        </w:tc>
-        <w:tc>
-          <w:tcPr>
-            <w:tcW w:w="1344" w:type="dxa"/>
-          </w:tcPr>
-          <w:p>
-            <w:pPr>
-              <w:ind w:firstLine="0"/>
-              <w:jc w:val="center"/>
-              <w:rPr>
-                <w:rFonts w:cs="Times New Roman"/>
-              </w:rPr>
-            </w:pPr>
-          </w:p>
-        </w:tc>
-        <w:tc>
-          <w:tcPr>
-            <w:tcW w:w="2126" w:type="dxa"/>
-          </w:tcPr>
-          <w:p>
-            <w:pPr>
-              <w:ind w:firstLine="0"/>
-              <w:jc w:val="center"/>
-              <w:rPr>
-                <w:rFonts w:cs="Times New Roman"/>
-              </w:rPr>
-            </w:pPr>
-          </w:p>
-        </w:tc>
-        <w:tc>
-          <w:tcPr>
-            <w:tcW w:w="1701" w:type="dxa"/>
-          </w:tcPr>
-          <w:p>
-            <w:pPr>
-              <w:ind w:firstLine="0"/>
-              <w:jc w:val="center"/>
-              <w:rPr>
-                <w:rFonts w:cs="Times New Roman"/>
-              </w:rPr>
-            </w:pPr>
-          </w:p>
-        </w:tc>
-        <w:tc>
-          <w:tcPr>
-            <w:tcW w:w="1134" w:type="dxa"/>
-          </w:tcPr>
-          <w:p>
-            <w:pPr>
-              <w:ind w:firstLine="0"/>
-              <w:jc w:val="center"/>
-              <w:rPr>
-                <w:rFonts w:cs="Times New Roman"/>
-              </w:rPr>
-            </w:pPr>
-          </w:p>
-        </w:tc>
-        <w:tc>
-          <w:tcPr>
-            <w:tcW w:w="1276" w:type="dxa"/>
-          </w:tcPr>
-          <w:p>
-            <w:pPr>
-              <w:ind w:firstLine="0"/>
-              <w:jc w:val="center"/>
-              <w:rPr>
-                <w:rFonts w:cs="Times New Roman"/>
-              </w:rPr>
-            </w:pPr>
-          </w:p>
-        </w:tc>
-        <w:tc>
-          <w:tcPr>
-            <w:tcW w:w="1177" w:type="dxa"/>
-          </w:tcPr>
-          <w:p>
-            <w:pPr>
-              <w:ind w:firstLine="0"/>
-              <w:jc w:val="center"/>
-              <w:rPr>
-                <w:rFonts w:cs="Times New Roman"/>
-              </w:rPr>
-            </w:pPr>
-            <w:r>
-              <w:rPr>
-                <w:rFonts w:cs="Times New Roman"/>
-              </w:rPr>
-              <w:t>En proceso</w:t>
-            </w:r>
-          </w:p>
-        </w:tc>
-      </w:tr>
-      <w:tr>
-        <w:trPr>
-          <w:trHeight w:val="905"/>
-        </w:trPr>
-        <w:tc>
-          <w:tcPr>
-            <w:tcW w:w="641" w:type="dxa"/>
-          </w:tcPr>
-          <w:p>
-            <w:pPr>
-              <w:ind w:firstLine="0"/>
-              <w:jc w:val="center"/>
-              <w:rPr>
-                <w:rFonts w:cs="Times New Roman"/>
-              </w:rPr>
-            </w:pPr>
-            <w:r>
-              <w:rPr>
-                <w:rFonts w:cs="Times New Roman"/>
-              </w:rPr>
-              <w:t>5.4</w:t>
-            </w:r>
-          </w:p>
-        </w:tc>
-        <w:tc>
-          <w:tcPr>
-            <w:tcW w:w="1344" w:type="dxa"/>
-          </w:tcPr>
-          <w:p>
-            <w:pPr>
-              <w:ind w:firstLine="0"/>
-              <w:jc w:val="center"/>
-              <w:rPr>
-                <w:rFonts w:cs="Times New Roman"/>
-              </w:rPr>
-            </w:pPr>
-          </w:p>
-        </w:tc>
-        <w:tc>
-          <w:tcPr>
-            <w:tcW w:w="2126" w:type="dxa"/>
-          </w:tcPr>
-          <w:p>
-            <w:pPr>
-              <w:ind w:firstLine="0"/>
-              <w:jc w:val="center"/>
-              <w:rPr>
-                <w:rFonts w:cs="Times New Roman"/>
-              </w:rPr>
-            </w:pPr>
-          </w:p>
-        </w:tc>
-        <w:tc>
-          <w:tcPr>
-            <w:tcW w:w="1701" w:type="dxa"/>
-          </w:tcPr>
-          <w:p>
-            <w:pPr>
-              <w:ind w:firstLine="0"/>
-              <w:jc w:val="center"/>
-              <w:rPr>
-                <w:rFonts w:cs="Times New Roman"/>
-              </w:rPr>
-            </w:pPr>
-          </w:p>
-        </w:tc>
-        <w:tc>
-          <w:tcPr>
-            <w:tcW w:w="1134" w:type="dxa"/>
-          </w:tcPr>
-          <w:p>
-            <w:pPr>
-              <w:ind w:firstLine="0"/>
-              <w:jc w:val="center"/>
-              <w:rPr>
-                <w:rFonts w:cs="Times New Roman"/>
-              </w:rPr>
-            </w:pPr>
-          </w:p>
-        </w:tc>
-        <w:tc>
-          <w:tcPr>
-            <w:tcW w:w="1276" w:type="dxa"/>
-          </w:tcPr>
-          <w:p>
-            <w:pPr>
-              <w:ind w:firstLine="0"/>
-              <w:jc w:val="center"/>
-              <w:rPr>
-                <w:rFonts w:cs="Times New Roman"/>
-              </w:rPr>
-            </w:pPr>
-          </w:p>
-        </w:tc>
-        <w:tc>
-          <w:tcPr>
-            <w:tcW w:w="1177" w:type="dxa"/>
-          </w:tcPr>
-          <w:p>
-            <w:pPr>
-              <w:ind w:firstLine="0"/>
-              <w:jc w:val="center"/>
-              <w:rPr>
-                <w:rFonts w:cs="Times New Roman"/>
-              </w:rPr>
-            </w:pPr>
-            <w:r>
-              <w:rPr>
-                <w:rFonts w:cs="Times New Roman"/>
-              </w:rPr>
-              <w:t>En proceso</w:t>
-            </w:r>
-          </w:p>
-        </w:tc>
-      </w:tr>
-      <w:tr>
-        <w:trPr>
-          <w:trHeight w:val="905"/>
-        </w:trPr>
-        <w:tc>
-          <w:tcPr>
-            <w:tcW w:w="641" w:type="dxa"/>
-          </w:tcPr>
-          <w:p>
-            <w:pPr>
-              <w:ind w:firstLine="0"/>
-              <w:jc w:val="center"/>
-              <w:rPr>
-                <w:rFonts w:cs="Times New Roman"/>
-              </w:rPr>
-            </w:pPr>
-            <w:r>
-              <w:rPr>
-                <w:rFonts w:cs="Times New Roman"/>
-              </w:rPr>
-              <w:t>5.8</w:t>
-            </w:r>
-          </w:p>
-        </w:tc>
-        <w:tc>
-          <w:tcPr>
-            <w:tcW w:w="1344" w:type="dxa"/>
-          </w:tcPr>
-          <w:p>
-            <w:pPr>
-              <w:ind w:firstLine="0"/>
-              <w:jc w:val="center"/>
-              <w:rPr>
-                <w:rFonts w:cs="Times New Roman"/>
-              </w:rPr>
-            </w:pPr>
-          </w:p>
-        </w:tc>
-        <w:tc>
-          <w:tcPr>
-            <w:tcW w:w="2126" w:type="dxa"/>
-          </w:tcPr>
-          <w:p>
-            <w:pPr>
-              <w:ind w:firstLine="0"/>
-              <w:jc w:val="center"/>
-              <w:rPr>
-                <w:rFonts w:cs="Times New Roman"/>
-              </w:rPr>
-            </w:pPr>
-          </w:p>
-        </w:tc>
-        <w:tc>
-          <w:tcPr>
-            <w:tcW w:w="1701" w:type="dxa"/>
-          </w:tcPr>
-          <w:p>
-            <w:pPr>
-              <w:ind w:firstLine="0"/>
-              <w:jc w:val="center"/>
-              <w:rPr>
-                <w:rFonts w:cs="Times New Roman"/>
-              </w:rPr>
-            </w:pPr>
-          </w:p>
-        </w:tc>
-        <w:tc>
-          <w:tcPr>
-            <w:tcW w:w="1134" w:type="dxa"/>
-          </w:tcPr>
-          <w:p>
-            <w:pPr>
-              <w:ind w:firstLine="0"/>
-              <w:jc w:val="center"/>
-              <w:rPr>
-                <w:rFonts w:cs="Times New Roman"/>
-              </w:rPr>
-            </w:pPr>
-          </w:p>
-        </w:tc>
-        <w:tc>
-          <w:tcPr>
-            <w:tcW w:w="1276" w:type="dxa"/>
-          </w:tcPr>
-          <w:p>
-            <w:pPr>
-              <w:ind w:firstLine="0"/>
-              <w:jc w:val="center"/>
-              <w:rPr>
-                <w:rFonts w:cs="Times New Roman"/>
-              </w:rPr>
-            </w:pPr>
+            <w:r>
+              <w:rPr>
+                <w:rFonts w:cs="Times New Roman"/>
+              </w:rPr>
+              <w:t>8</w:t>
+            </w:r>
           </w:p>
         </w:tc>
         <w:tc>
@@ -33352,18 +33001,18 @@
             <v:path o:extrusionok="f" gradientshapeok="t" o:connecttype="rect"/>
             <o:lock v:ext="edit" aspectratio="t"/>
           </v:shapetype>
-          <v:shape id="_x0000_i1025" type="#_x0000_t75" style="width:76.5pt;height:49.5pt" o:ole="">
+          <v:shape id="_x0000_i1025" type="#_x0000_t75" style="width:76.2pt;height:49.4pt" o:ole="">
             <v:imagedata r:id="rId72" o:title=""/>
           </v:shape>
-          <o:OLEObject Type="Embed" ProgID="Package" ShapeID="_x0000_i1025" DrawAspect="Icon" ObjectID="_1819499188" r:id="rId73"/>
+          <o:OLEObject Type="Embed" ProgID="Package" ShapeID="_x0000_i1025" DrawAspect="Icon" ObjectID="_1819533768" r:id="rId73"/>
         </w:object>
       </w:r>
       <w:r>
         <w:object w:dxaOrig="1530" w:dyaOrig="995" w14:anchorId="7318620E">
-          <v:shape id="_x0000_i1026" type="#_x0000_t75" style="width:76.5pt;height:49.5pt" o:ole="">
+          <v:shape id="_x0000_i1026" type="#_x0000_t75" style="width:76.2pt;height:49.4pt" o:ole="">
             <v:imagedata r:id="rId74" o:title=""/>
           </v:shape>
-          <o:OLEObject Type="Embed" ProgID="Package" ShapeID="_x0000_i1026" DrawAspect="Icon" ObjectID="_1819499189" r:id="rId75"/>
+          <o:OLEObject Type="Embed" ProgID="Package" ShapeID="_x0000_i1026" DrawAspect="Icon" ObjectID="_1819533769" r:id="rId75"/>
         </w:object>
       </w:r>
     </w:p>
@@ -33401,10 +33050,10 @@
     <w:p>
       <w:r>
         <w:object w:dxaOrig="1530" w:dyaOrig="995" w14:anchorId="3BF7DF28">
-          <v:shape id="_x0000_i1027" type="#_x0000_t75" style="width:76.5pt;height:49.5pt" o:ole="">
+          <v:shape id="_x0000_i1027" type="#_x0000_t75" style="width:76.2pt;height:49.4pt" o:ole="">
             <v:imagedata r:id="rId76" o:title=""/>
           </v:shape>
-          <o:OLEObject Type="Embed" ProgID="Package" ShapeID="_x0000_i1027" DrawAspect="Icon" ObjectID="_1819499190" r:id="rId77"/>
+          <o:OLEObject Type="Embed" ProgID="Package" ShapeID="_x0000_i1027" DrawAspect="Icon" ObjectID="_1819533770" r:id="rId77"/>
         </w:object>
       </w:r>
     </w:p>
@@ -33424,10 +33073,10 @@
     <w:p>
       <w:r>
         <w:object w:dxaOrig="1530" w:dyaOrig="995" w14:anchorId="4B2FF5B7">
-          <v:shape id="_x0000_i1028" type="#_x0000_t75" style="width:76.5pt;height:49.5pt" o:ole="">
+          <v:shape id="_x0000_i1028" type="#_x0000_t75" style="width:76.2pt;height:49.4pt" o:ole="">
             <v:imagedata r:id="rId78" o:title=""/>
           </v:shape>
-          <o:OLEObject Type="Embed" ProgID="Package" ShapeID="_x0000_i1028" DrawAspect="Icon" ObjectID="_1819499191" r:id="rId79"/>
+          <o:OLEObject Type="Embed" ProgID="Package" ShapeID="_x0000_i1028" DrawAspect="Icon" ObjectID="_1819533771" r:id="rId79"/>
         </w:object>
       </w:r>
     </w:p>
@@ -41006,7 +40655,6 @@
   <w:style w:type="character" w:default="1" w:styleId="Fuentedeprrafopredeter">
     <w:name w:val="Default Paragraph Font"/>
     <w:uiPriority w:val="1"/>
-    <w:semiHidden/>
     <w:unhideWhenUsed/>
   </w:style>
   <w:style w:type="table" w:default="1" w:styleId="Tablanormal">
